--- a/06-转换电路/03-电平转换/逻辑电平匹配电路/逻辑电平匹配电路.docx
+++ b/06-转换电路/03-电平转换/逻辑电平匹配电路/逻辑电平匹配电路.docx
@@ -2140,6 +2140,20 @@
     </w:p>
     <w:bookmarkEnd w:id="26"/>
     <w:bookmarkEnd w:id="27"/>
+    <w:p>
+      <w:pPr>
+        <w:spacing w:before="360"/>
+        <w:jc w:val="center"/>
+      </w:pPr>
+      <w:r>
+        <w:rPr>
+          <w:rFonts w:ascii="Times New Roman" w:hAnsi="Times New Roman"/>
+          <w:color w:val="555555"/>
+          <w:sz w:val="21"/>
+        </w:rPr>
+        <w:t>材料收集者：杜文杰</w:t>
+      </w:r>
+    </w:p>
     <w:sectPr>
       <w:headerReference r:id="rId9" w:type="default"/>
       <w:footerReference r:id="rId10" w:type="default"/>

--- a/06-转换电路/03-电平转换/逻辑电平匹配电路/逻辑电平匹配电路.docx
+++ b/06-转换电路/03-电平转换/逻辑电平匹配电路/逻辑电平匹配电路.docx
@@ -1,6 +1,6 @@
 
 <file path=word/document.xml><?xml version="1.0" encoding="utf-8"?>
-<w:document xmlns:w="http://schemas.openxmlformats.org/wordprocessingml/2006/main" xmlns:m="http://schemas.openxmlformats.org/officeDocument/2006/math" xmlns:r="http://schemas.openxmlformats.org/officeDocument/2006/relationships" xmlns:o="urn:schemas-microsoft-com:office:office" xmlns:v="urn:schemas-microsoft-com:vml" xmlns:w10="urn:schemas-microsoft-com:office:word" xmlns:a="http://schemas.openxmlformats.org/drawingml/2006/main" xmlns:pic="http://schemas.openxmlformats.org/drawingml/2006/picture" xmlns:wp="http://schemas.openxmlformats.org/drawingml/2006/wordprocessingDrawing">
+<w:document xmlns:m="http://schemas.openxmlformats.org/officeDocument/2006/math" xmlns:r="http://schemas.openxmlformats.org/officeDocument/2006/relationships" xmlns:w="http://schemas.openxmlformats.org/wordprocessingml/2006/main" xmlns:o="urn:schemas-microsoft-com:office:office" xmlns:v="urn:schemas-microsoft-com:vml" xmlns:w10="urn:schemas-microsoft-com:office:word" xmlns:a="http://schemas.openxmlformats.org/drawingml/2006/main" xmlns:pic="http://schemas.openxmlformats.org/drawingml/2006/picture" xmlns:wp="http://schemas.openxmlformats.org/drawingml/2006/wordprocessingDrawing">
   <w:body>
     <w:bookmarkStart w:id="27" w:name="逻辑电平匹配电路"/>
     <w:p>
@@ -9,7 +9,7 @@
       </w:pPr>
       <w:r>
         <w:rPr>
-          <w:rFonts w:hint="eastAsia"/>
+          <w:rFonts w:hint="eastAsia" w:eastAsia="黑体"/>
         </w:rPr>
         <w:t xml:space="preserve">逻辑电平匹配电路</w:t>
       </w:r>
@@ -21,7 +21,7 @@
       </w:pPr>
       <w:r>
         <w:rPr>
-          <w:rFonts w:hint="eastAsia"/>
+          <w:rFonts w:hint="eastAsia" w:eastAsia="黑体"/>
         </w:rPr>
         <w:t xml:space="preserve">拓扑描述</w:t>
       </w:r>
@@ -32,16 +32,19 @@
       </w:pPr>
       <w:r>
         <w:rPr>
-          <w:rFonts w:hint="eastAsia"/>
+          <w:rFonts w:hint="eastAsia" w:eastAsia="黑体"/>
         </w:rPr>
         <w:t xml:space="preserve">由</w:t>
       </w:r>
       <w:r>
+        <w:rPr>
+          <w:rFonts w:eastAsia="黑体"/>
+        </w:rPr>
         <w:t xml:space="preserve"> </w:t>
       </w:r>
       <w:r>
         <w:rPr>
-          <w:rFonts w:hint="eastAsia"/>
+          <w:rFonts w:hint="eastAsia" w:eastAsia="黑体"/>
           <w:b/>
           <w:bCs/>
         </w:rPr>
@@ -49,6 +52,7 @@
       </w:r>
       <w:r>
         <w:rPr>
+          <w:rFonts w:eastAsia="黑体"/>
           <w:b/>
           <w:bCs/>
         </w:rPr>
@@ -70,6 +74,7 @@
       </m:oMath>
       <w:r>
         <w:rPr>
+          <w:rFonts w:eastAsia="黑体"/>
           <w:b/>
           <w:bCs/>
         </w:rPr>
@@ -91,42 +96,51 @@
       </m:oMath>
       <w:r>
         <w:rPr>
-          <w:rFonts w:hint="eastAsia"/>
+          <w:rFonts w:hint="eastAsia" w:eastAsia="黑体"/>
         </w:rPr>
         <w:t xml:space="preserve">（或随电路形态不同用二极管、缓冲器、上拉电阻）与</w:t>
       </w:r>
       <w:r>
+        <w:rPr>
+          <w:rFonts w:eastAsia="黑体"/>
+        </w:rPr>
         <w:t xml:space="preserve"> </w:t>
       </w:r>
       <w:r>
         <w:rPr>
-          <w:rFonts w:hint="eastAsia"/>
+          <w:rFonts w:hint="eastAsia" w:eastAsia="黑体"/>
           <w:b/>
           <w:bCs/>
         </w:rPr>
         <w:t xml:space="preserve">两侧逻辑器件（驱动端、接收端）</w:t>
       </w:r>
       <w:r>
+        <w:rPr>
+          <w:rFonts w:eastAsia="黑体"/>
+        </w:rPr>
         <w:t xml:space="preserve"> </w:t>
       </w:r>
       <w:r>
         <w:rPr>
-          <w:rFonts w:hint="eastAsia"/>
+          <w:rFonts w:hint="eastAsia" w:eastAsia="黑体"/>
         </w:rPr>
         <w:t xml:space="preserve">组成。电路共有</w:t>
       </w:r>
       <w:r>
+        <w:rPr>
+          <w:rFonts w:eastAsia="黑体"/>
+        </w:rPr>
         <w:t xml:space="preserve"> 4 </w:t>
       </w:r>
       <w:r>
         <w:rPr>
-          <w:rFonts w:hint="eastAsia"/>
+          <w:rFonts w:hint="eastAsia" w:eastAsia="黑体"/>
         </w:rPr>
         <w:t xml:space="preserve">个关键节点：</w:t>
       </w:r>
       <w:r>
         <w:rPr>
-          <w:rFonts w:hint="eastAsia"/>
+          <w:rFonts w:hint="eastAsia" w:eastAsia="黑体"/>
           <w:b/>
           <w:bCs/>
         </w:rPr>
@@ -134,6 +148,7 @@
       </w:r>
       <w:r>
         <w:rPr>
+          <w:rFonts w:eastAsia="黑体"/>
           <w:b/>
           <w:bCs/>
         </w:rPr>
@@ -141,7 +156,7 @@
       </w:r>
       <w:r>
         <w:rPr>
-          <w:rFonts w:hint="eastAsia"/>
+          <w:rFonts w:hint="eastAsia" w:eastAsia="黑体"/>
           <w:b/>
           <w:bCs/>
         </w:rPr>
@@ -149,11 +164,14 @@
       </w:r>
       <w:r>
         <w:rPr>
-          <w:rFonts w:hint="eastAsia"/>
+          <w:rFonts w:hint="eastAsia" w:eastAsia="黑体"/>
         </w:rPr>
         <w:t xml:space="preserve">（一侧逻辑输出</w:t>
       </w:r>
       <w:r>
+        <w:rPr>
+          <w:rFonts w:eastAsia="黑体"/>
+        </w:rPr>
         <w:t xml:space="preserve"> </w:t>
       </w:r>
       <m:oMath>
@@ -175,22 +193,25 @@
       </m:oMath>
       <w:r>
         <w:rPr>
-          <w:rFonts w:hint="eastAsia"/>
+          <w:rFonts w:hint="eastAsia" w:eastAsia="黑体"/>
         </w:rPr>
         <w:t xml:space="preserve">，如</w:t>
       </w:r>
       <w:r>
+        <w:rPr>
+          <w:rFonts w:eastAsia="黑体"/>
+        </w:rPr>
         <w:t xml:space="preserve"> 5 V </w:t>
       </w:r>
       <w:r>
         <w:rPr>
-          <w:rFonts w:hint="eastAsia"/>
+          <w:rFonts w:hint="eastAsia" w:eastAsia="黑体"/>
         </w:rPr>
         <w:t xml:space="preserve">逻辑）；</w:t>
       </w:r>
       <w:r>
         <w:rPr>
-          <w:rFonts w:hint="eastAsia"/>
+          <w:rFonts w:hint="eastAsia" w:eastAsia="黑体"/>
           <w:b/>
           <w:bCs/>
         </w:rPr>
@@ -198,6 +219,7 @@
       </w:r>
       <w:r>
         <w:rPr>
+          <w:rFonts w:eastAsia="黑体"/>
           <w:b/>
           <w:bCs/>
         </w:rPr>
@@ -205,7 +227,7 @@
       </w:r>
       <w:r>
         <w:rPr>
-          <w:rFonts w:hint="eastAsia"/>
+          <w:rFonts w:hint="eastAsia" w:eastAsia="黑体"/>
           <w:b/>
           <w:bCs/>
         </w:rPr>
@@ -213,7 +235,7 @@
       </w:r>
       <w:r>
         <w:rPr>
-          <w:rFonts w:hint="eastAsia"/>
+          <w:rFonts w:hint="eastAsia" w:eastAsia="黑体"/>
         </w:rPr>
         <w:t xml:space="preserve">（</w:t>
       </w:r>
@@ -232,11 +254,14 @@
         </m:sSub>
       </m:oMath>
       <w:r>
+        <w:rPr>
+          <w:rFonts w:eastAsia="黑体"/>
+        </w:rPr>
         <w:t xml:space="preserve"> </w:t>
       </w:r>
       <w:r>
         <w:rPr>
-          <w:rFonts w:hint="eastAsia"/>
+          <w:rFonts w:hint="eastAsia" w:eastAsia="黑体"/>
         </w:rPr>
         <w:t xml:space="preserve">下端、</w:t>
       </w:r>
@@ -255,15 +280,21 @@
         </m:sSub>
       </m:oMath>
       <w:r>
+        <w:rPr>
+          <w:rFonts w:eastAsia="黑体"/>
+        </w:rPr>
         <w:t xml:space="preserve"> </w:t>
       </w:r>
       <w:r>
         <w:rPr>
-          <w:rFonts w:hint="eastAsia"/>
+          <w:rFonts w:hint="eastAsia" w:eastAsia="黑体"/>
         </w:rPr>
         <w:t xml:space="preserve">上端与接收端逻辑输入相连，即匹配后的</w:t>
       </w:r>
       <w:r>
+        <w:rPr>
+          <w:rFonts w:eastAsia="黑体"/>
+        </w:rPr>
         <w:t xml:space="preserve"> </w:t>
       </w:r>
       <m:oMath>
@@ -288,13 +319,13 @@
       </m:oMath>
       <w:r>
         <w:rPr>
-          <w:rFonts w:hint="eastAsia"/>
+          <w:rFonts w:hint="eastAsia" w:eastAsia="黑体"/>
         </w:rPr>
         <w:t xml:space="preserve">）；</w:t>
       </w:r>
       <w:r>
         <w:rPr>
-          <w:rFonts w:hint="eastAsia"/>
+          <w:rFonts w:hint="eastAsia" w:eastAsia="黑体"/>
           <w:b/>
           <w:bCs/>
         </w:rPr>
@@ -302,6 +333,7 @@
       </w:r>
       <w:r>
         <w:rPr>
+          <w:rFonts w:eastAsia="黑体"/>
           <w:b/>
           <w:bCs/>
         </w:rPr>
@@ -309,7 +341,7 @@
       </w:r>
       <w:r>
         <w:rPr>
-          <w:rFonts w:hint="eastAsia"/>
+          <w:rFonts w:hint="eastAsia" w:eastAsia="黑体"/>
           <w:b/>
           <w:bCs/>
         </w:rPr>
@@ -317,11 +349,14 @@
       </w:r>
       <w:r>
         <w:rPr>
-          <w:rFonts w:hint="eastAsia"/>
+          <w:rFonts w:hint="eastAsia" w:eastAsia="黑体"/>
         </w:rPr>
         <w:t xml:space="preserve">（GND，接</w:t>
       </w:r>
       <w:r>
+        <w:rPr>
+          <w:rFonts w:eastAsia="黑体"/>
+        </w:rPr>
         <w:t xml:space="preserve"> </w:t>
       </w:r>
       <m:oMath>
@@ -339,17 +374,20 @@
         </m:sSub>
       </m:oMath>
       <w:r>
+        <w:rPr>
+          <w:rFonts w:eastAsia="黑体"/>
+        </w:rPr>
         <w:t xml:space="preserve"> </w:t>
       </w:r>
       <w:r>
         <w:rPr>
-          <w:rFonts w:hint="eastAsia"/>
+          <w:rFonts w:hint="eastAsia" w:eastAsia="黑体"/>
         </w:rPr>
         <w:t xml:space="preserve">下端）；</w:t>
       </w:r>
       <w:r>
         <w:rPr>
-          <w:rFonts w:hint="eastAsia"/>
+          <w:rFonts w:hint="eastAsia" w:eastAsia="黑体"/>
           <w:b/>
           <w:bCs/>
         </w:rPr>
@@ -357,6 +395,7 @@
       </w:r>
       <w:r>
         <w:rPr>
+          <w:rFonts w:eastAsia="黑体"/>
           <w:b/>
           <w:bCs/>
         </w:rPr>
@@ -364,7 +403,7 @@
       </w:r>
       <w:r>
         <w:rPr>
-          <w:rFonts w:hint="eastAsia"/>
+          <w:rFonts w:hint="eastAsia" w:eastAsia="黑体"/>
           <w:b/>
           <w:bCs/>
         </w:rPr>
@@ -372,7 +411,7 @@
       </w:r>
       <w:r>
         <w:rPr>
-          <w:rFonts w:hint="eastAsia"/>
+          <w:rFonts w:hint="eastAsia" w:eastAsia="黑体"/>
         </w:rPr>
         <w:t xml:space="preserve">（</w:t>
       </w:r>
@@ -395,7 +434,7 @@
       </m:oMath>
       <w:r>
         <w:rPr>
-          <w:rFonts w:hint="eastAsia"/>
+          <w:rFonts w:hint="eastAsia" w:eastAsia="黑体"/>
         </w:rPr>
         <w:t xml:space="preserve">，上拉/缓冲抬升时接上拉电阻上端）。</w:t>
       </w:r>
@@ -404,7 +443,7 @@
       <w:pPr/>
       <w:r>
         <w:rPr>
-          <w:rFonts w:hint="eastAsia"/>
+          <w:rFonts w:hint="eastAsia" w:eastAsia="黑体"/>
         </w:rPr>
         <w:t xml:space="preserve">各管脚连接：</w:t>
       </w:r>
@@ -423,11 +462,14 @@
         </m:sSub>
       </m:oMath>
       <w:r>
+        <w:rPr>
+          <w:rFonts w:eastAsia="黑体"/>
+        </w:rPr>
         <w:t xml:space="preserve"> </w:t>
       </w:r>
       <w:r>
         <w:rPr>
-          <w:rFonts w:hint="eastAsia"/>
+          <w:rFonts w:hint="eastAsia" w:eastAsia="黑体"/>
         </w:rPr>
         <w:t xml:space="preserve">一端接节点①（</w:t>
       </w:r>
@@ -450,7 +492,7 @@
       </m:oMath>
       <w:r>
         <w:rPr>
-          <w:rFonts w:hint="eastAsia"/>
+          <w:rFonts w:hint="eastAsia" w:eastAsia="黑体"/>
         </w:rPr>
         <w:t xml:space="preserve">）、另一端接节点②；</w:t>
       </w:r>
@@ -469,15 +511,21 @@
         </m:sSub>
       </m:oMath>
       <w:r>
+        <w:rPr>
+          <w:rFonts w:eastAsia="黑体"/>
+        </w:rPr>
         <w:t xml:space="preserve"> </w:t>
       </w:r>
       <w:r>
         <w:rPr>
-          <w:rFonts w:hint="eastAsia"/>
+          <w:rFonts w:hint="eastAsia" w:eastAsia="黑体"/>
         </w:rPr>
         <w:t xml:space="preserve">一端接节点②、另一端接节点③（GND）；接收端逻辑器件的输入接节点②。若为开路漏极上拉升压，则上拉电阻</w:t>
       </w:r>
       <w:r>
+        <w:rPr>
+          <w:rFonts w:eastAsia="黑体"/>
+        </w:rPr>
         <w:t xml:space="preserve"> </w:t>
       </w:r>
       <m:oMath>
@@ -498,11 +546,14 @@
         </m:sSub>
       </m:oMath>
       <w:r>
+        <w:rPr>
+          <w:rFonts w:eastAsia="黑体"/>
+        </w:rPr>
         <w:t xml:space="preserve"> </w:t>
       </w:r>
       <w:r>
         <w:rPr>
-          <w:rFonts w:hint="eastAsia"/>
+          <w:rFonts w:hint="eastAsia" w:eastAsia="黑体"/>
         </w:rPr>
         <w:t xml:space="preserve">一端接节点④（</w:t>
       </w:r>
@@ -525,16 +576,19 @@
       </m:oMath>
       <w:r>
         <w:rPr>
-          <w:rFonts w:hint="eastAsia"/>
+          <w:rFonts w:hint="eastAsia" w:eastAsia="黑体"/>
         </w:rPr>
         <w:t xml:space="preserve">）、另一端接节点②；若用缓冲器，则其输入接节点①、输出接节点②、电源与地分别接对应逻辑电源和</w:t>
       </w:r>
       <w:r>
+        <w:rPr>
+          <w:rFonts w:eastAsia="黑体"/>
+        </w:rPr>
         <w:t xml:space="preserve"> </w:t>
       </w:r>
       <w:r>
         <w:rPr>
-          <w:rFonts w:hint="eastAsia"/>
+          <w:rFonts w:hint="eastAsia" w:eastAsia="黑体"/>
         </w:rPr>
         <w:t xml:space="preserve">GND；若用二极管钳位，则阳极接节点①、阴极接节点②。</w:t>
       </w:r>
@@ -543,7 +597,7 @@
       <w:pPr/>
       <w:r>
         <w:rPr>
-          <w:rFonts w:hint="eastAsia"/>
+          <w:rFonts w:hint="eastAsia" w:eastAsia="黑体"/>
         </w:rPr>
         <w:t xml:space="preserve">由此构成”用电阻分压将高侧电压降低、或用上拉/缓冲将低侧电压抬升，使跨电压域逻辑电平相互匹配”的逻辑电平匹配组态，以最简单方式保证不同供电电压器件的逻辑阈值兼容。</w:t>
       </w:r>
@@ -556,7 +610,7 @@
       </w:pPr>
       <w:r>
         <w:rPr>
-          <w:rFonts w:hint="eastAsia"/>
+          <w:rFonts w:hint="eastAsia" w:eastAsia="黑体"/>
         </w:rPr>
         <w:t xml:space="preserve">工作原理</w:t>
       </w:r>
@@ -567,7 +621,7 @@
       </w:pPr>
       <w:r>
         <w:rPr>
-          <w:rFonts w:hint="eastAsia"/>
+          <w:rFonts w:hint="eastAsia" w:eastAsia="黑体"/>
         </w:rPr>
         <w:t xml:space="preserve">通过电阻分压（降压）或开路漏极配合上拉（升压），把一侧信号的逻辑高低电平移到另一侧器件可正确识别的范围内，保证跨电压域器件间逻辑电平兼容与可靠通信。</w:t>
       </w:r>
@@ -580,7 +634,7 @@
       </w:pPr>
       <w:r>
         <w:rPr>
-          <w:rFonts w:hint="eastAsia"/>
+          <w:rFonts w:hint="eastAsia" w:eastAsia="黑体"/>
         </w:rPr>
         <w:t xml:space="preserve">关键计算公式</w:t>
       </w:r>
@@ -594,7 +648,7 @@
       </w:pPr>
       <w:r>
         <w:rPr>
-          <w:rFonts w:hint="eastAsia"/>
+          <w:rFonts w:hint="eastAsia" w:eastAsia="黑体"/>
         </w:rPr>
         <w:t xml:space="preserve">电阻分压（降压）：</w:t>
       </w:r>
@@ -717,7 +771,7 @@
       </w:pPr>
       <w:r>
         <w:rPr>
-          <w:rFonts w:hint="eastAsia"/>
+          <w:rFonts w:hint="eastAsia" w:eastAsia="黑体"/>
         </w:rPr>
         <w:t xml:space="preserve">分压比选取：</w:t>
       </w:r>
@@ -858,7 +912,7 @@
       </w:pPr>
       <w:r>
         <w:rPr>
-          <w:rFonts w:hint="eastAsia"/>
+          <w:rFonts w:hint="eastAsia" w:eastAsia="黑体"/>
         </w:rPr>
         <w:t xml:space="preserve">分压网络等效输出阻抗：</w:t>
       </w:r>
@@ -1008,7 +1062,7 @@
       </w:pPr>
       <w:r>
         <w:rPr>
-          <w:rFonts w:hint="eastAsia"/>
+          <w:rFonts w:hint="eastAsia" w:eastAsia="黑体"/>
         </w:rPr>
         <w:t xml:space="preserve">上拉电阻（开路漏极升压）：</w:t>
       </w:r>
@@ -1126,7 +1180,7 @@
             </w:pPr>
             <w:r>
               <w:rPr>
-                <w:rFonts w:hint="eastAsia"/>
+                <w:rFonts w:hint="eastAsia" w:eastAsia="黑体"/>
               </w:rPr>
               <w:t xml:space="preserve">符号</w:t>
             </w:r>
@@ -1140,7 +1194,7 @@
             </w:pPr>
             <w:r>
               <w:rPr>
-                <w:rFonts w:hint="eastAsia"/>
+                <w:rFonts w:hint="eastAsia" w:eastAsia="黑体"/>
               </w:rPr>
               <w:t xml:space="preserve">含义</w:t>
             </w:r>
@@ -1154,7 +1208,7 @@
             </w:pPr>
             <w:r>
               <w:rPr>
-                <w:rFonts w:hint="eastAsia"/>
+                <w:rFonts w:hint="eastAsia" w:eastAsia="黑体"/>
               </w:rPr>
               <w:t xml:space="preserve">单位</w:t>
             </w:r>
@@ -1189,6 +1243,9 @@
               </m:sSub>
             </m:oMath>
             <w:r>
+              <w:rPr>
+                <w:rFonts w:eastAsia="黑体"/>
+              </w:rPr>
               <w:t xml:space="preserve">​</w:t>
             </w:r>
           </w:p>
@@ -1201,7 +1258,7 @@
             </w:pPr>
             <w:r>
               <w:rPr>
-                <w:rFonts w:hint="eastAsia"/>
+                <w:rFonts w:hint="eastAsia" w:eastAsia="黑体"/>
               </w:rPr>
               <w:t xml:space="preserve">输出电平</w:t>
             </w:r>
@@ -1214,6 +1271,9 @@
               <w:pStyle w:val="Compact"/>
             </w:pPr>
             <w:r>
+              <w:rPr>
+                <w:rFonts w:eastAsia="黑体"/>
+              </w:rPr>
               <w:t xml:space="preserve">V</w:t>
             </w:r>
           </w:p>
@@ -1244,6 +1304,9 @@
               </m:sSub>
             </m:oMath>
             <w:r>
+              <w:rPr>
+                <w:rFonts w:eastAsia="黑体"/>
+              </w:rPr>
               <w:t xml:space="preserve">​</w:t>
             </w:r>
           </w:p>
@@ -1256,7 +1319,7 @@
             </w:pPr>
             <w:r>
               <w:rPr>
-                <w:rFonts w:hint="eastAsia"/>
+                <w:rFonts w:hint="eastAsia" w:eastAsia="黑体"/>
               </w:rPr>
               <w:t xml:space="preserve">输入电平</w:t>
             </w:r>
@@ -1269,6 +1332,9 @@
               <w:pStyle w:val="Compact"/>
             </w:pPr>
             <w:r>
+              <w:rPr>
+                <w:rFonts w:eastAsia="黑体"/>
+              </w:rPr>
               <w:t xml:space="preserve">V</w:t>
             </w:r>
           </w:p>
@@ -1320,6 +1386,9 @@
               </m:sSub>
             </m:oMath>
             <w:r>
+              <w:rPr>
+                <w:rFonts w:eastAsia="黑体"/>
+              </w:rPr>
               <w:t xml:space="preserve">​</w:t>
             </w:r>
           </w:p>
@@ -1332,7 +1401,7 @@
             </w:pPr>
             <w:r>
               <w:rPr>
-                <w:rFonts w:hint="eastAsia"/>
+                <w:rFonts w:hint="eastAsia" w:eastAsia="黑体"/>
               </w:rPr>
               <w:t xml:space="preserve">高电平输入阈值</w:t>
             </w:r>
@@ -1345,6 +1414,9 @@
               <w:pStyle w:val="Compact"/>
             </w:pPr>
             <w:r>
+              <w:rPr>
+                <w:rFonts w:eastAsia="黑体"/>
+              </w:rPr>
               <w:t xml:space="preserve">V</w:t>
             </w:r>
           </w:p>
@@ -1390,6 +1462,9 @@
               </m:sSub>
             </m:oMath>
             <w:r>
+              <w:rPr>
+                <w:rFonts w:eastAsia="黑体"/>
+              </w:rPr>
               <w:t xml:space="preserve">​</w:t>
             </w:r>
           </w:p>
@@ -1402,7 +1477,7 @@
             </w:pPr>
             <w:r>
               <w:rPr>
-                <w:rFonts w:hint="eastAsia"/>
+                <w:rFonts w:hint="eastAsia" w:eastAsia="黑体"/>
               </w:rPr>
               <w:t xml:space="preserve">分压电阻</w:t>
             </w:r>
@@ -1415,6 +1490,9 @@
               <w:pStyle w:val="Compact"/>
             </w:pPr>
             <w:r>
+              <w:rPr>
+                <w:rFonts w:eastAsia="黑体"/>
+              </w:rPr>
               <w:t xml:space="preserve">Ω</w:t>
             </w:r>
           </w:p>
@@ -1445,6 +1523,9 @@
               </m:sSub>
             </m:oMath>
             <w:r>
+              <w:rPr>
+                <w:rFonts w:eastAsia="黑体"/>
+              </w:rPr>
               <w:t xml:space="preserve">​</w:t>
             </w:r>
           </w:p>
@@ -1457,7 +1538,7 @@
             </w:pPr>
             <w:r>
               <w:rPr>
-                <w:rFonts w:hint="eastAsia"/>
+                <w:rFonts w:hint="eastAsia" w:eastAsia="黑体"/>
               </w:rPr>
               <w:t xml:space="preserve">上拉电阻</w:t>
             </w:r>
@@ -1470,6 +1551,9 @@
               <w:pStyle w:val="Compact"/>
             </w:pPr>
             <w:r>
+              <w:rPr>
+                <w:rFonts w:eastAsia="黑体"/>
+              </w:rPr>
               <w:t xml:space="preserve">Ω</w:t>
             </w:r>
           </w:p>
@@ -1484,7 +1568,7 @@
       </w:pPr>
       <w:r>
         <w:rPr>
-          <w:rFonts w:hint="eastAsia"/>
+          <w:rFonts w:hint="eastAsia" w:eastAsia="黑体"/>
         </w:rPr>
         <w:t xml:space="preserve">元件调整影响</w:t>
       </w:r>
@@ -1499,7 +1583,7 @@
       </w:pPr>
       <w:r>
         <w:rPr>
-          <w:rFonts w:hint="eastAsia"/>
+          <w:rFonts w:hint="eastAsia" w:eastAsia="黑体"/>
           <w:b/>
           <w:bCs/>
         </w:rPr>
@@ -1521,6 +1605,7 @@
       </m:oMath>
       <w:r>
         <w:rPr>
+          <w:rFonts w:eastAsia="黑体"/>
           <w:b/>
           <w:bCs/>
         </w:rPr>
@@ -1528,21 +1613,27 @@
       </w:r>
       <w:r>
         <w:rPr>
-          <w:rFonts w:hint="eastAsia"/>
+          <w:rFonts w:hint="eastAsia" w:eastAsia="黑体"/>
           <w:b/>
           <w:bCs/>
         </w:rPr>
         <w:t xml:space="preserve">比例↑）</w:t>
       </w:r>
       <w:r>
+        <w:rPr>
+          <w:rFonts w:eastAsia="黑体"/>
+        </w:rPr>
         <w:t xml:space="preserve"> </w:t>
       </w:r>
       <w:r>
+        <w:rPr>
+          <w:rFonts w:eastAsia="黑体"/>
+        </w:rPr>
         <w:t xml:space="preserve">→ </w:t>
       </w:r>
       <w:r>
         <w:rPr>
-          <w:rFonts w:hint="eastAsia"/>
+          <w:rFonts w:hint="eastAsia" w:eastAsia="黑体"/>
         </w:rPr>
         <w:t xml:space="preserve">输出电压抬高，需保证不超过目标器件高电平上限。</w:t>
       </w:r>
@@ -1557,25 +1648,34 @@
       </w:pPr>
       <w:r>
         <w:rPr>
-          <w:rFonts w:hint="eastAsia"/>
+          <w:rFonts w:hint="eastAsia" w:eastAsia="黑体"/>
           <w:b/>
           <w:bCs/>
         </w:rPr>
         <w:t xml:space="preserve">分压比减小</w:t>
       </w:r>
       <w:r>
+        <w:rPr>
+          <w:rFonts w:eastAsia="黑体"/>
+        </w:rPr>
         <w:t xml:space="preserve"> </w:t>
       </w:r>
       <w:r>
+        <w:rPr>
+          <w:rFonts w:eastAsia="黑体"/>
+        </w:rPr>
         <w:t xml:space="preserve">→ </w:t>
       </w:r>
       <w:r>
         <w:rPr>
-          <w:rFonts w:hint="eastAsia"/>
+          <w:rFonts w:hint="eastAsia" w:eastAsia="黑体"/>
         </w:rPr>
         <w:t xml:space="preserve">输出电压降低，过低会低于</w:t>
       </w:r>
       <w:r>
+        <w:rPr>
+          <w:rFonts w:eastAsia="黑体"/>
+        </w:rPr>
         <w:t xml:space="preserve"> </w:t>
       </w:r>
       <m:oMath>
@@ -1596,11 +1696,14 @@
         </m:sSub>
       </m:oMath>
       <w:r>
+        <w:rPr>
+          <w:rFonts w:eastAsia="黑体"/>
+        </w:rPr>
         <w:t xml:space="preserve"> </w:t>
       </w:r>
       <w:r>
         <w:rPr>
-          <w:rFonts w:hint="eastAsia"/>
+          <w:rFonts w:hint="eastAsia" w:eastAsia="黑体"/>
         </w:rPr>
         <w:t xml:space="preserve">判错。</w:t>
       </w:r>
@@ -1615,21 +1718,27 @@
       </w:pPr>
       <w:r>
         <w:rPr>
-          <w:rFonts w:hint="eastAsia"/>
+          <w:rFonts w:hint="eastAsia" w:eastAsia="黑体"/>
           <w:b/>
           <w:bCs/>
         </w:rPr>
         <w:t xml:space="preserve">分压电阻阻值增大</w:t>
       </w:r>
       <w:r>
+        <w:rPr>
+          <w:rFonts w:eastAsia="黑体"/>
+        </w:rPr>
         <w:t xml:space="preserve"> </w:t>
       </w:r>
       <w:r>
+        <w:rPr>
+          <w:rFonts w:eastAsia="黑体"/>
+        </w:rPr>
         <w:t xml:space="preserve">→ </w:t>
       </w:r>
       <w:r>
         <w:rPr>
-          <w:rFonts w:hint="eastAsia"/>
+          <w:rFonts w:hint="eastAsia" w:eastAsia="黑体"/>
         </w:rPr>
         <w:t xml:space="preserve">功耗降低，但输出阻抗上升、速度下降。</w:t>
       </w:r>
@@ -1644,21 +1753,27 @@
       </w:pPr>
       <w:r>
         <w:rPr>
-          <w:rFonts w:hint="eastAsia"/>
+          <w:rFonts w:hint="eastAsia" w:eastAsia="黑体"/>
           <w:b/>
           <w:bCs/>
         </w:rPr>
         <w:t xml:space="preserve">上拉电阻增大</w:t>
       </w:r>
       <w:r>
+        <w:rPr>
+          <w:rFonts w:eastAsia="黑体"/>
+        </w:rPr>
         <w:t xml:space="preserve"> </w:t>
       </w:r>
       <w:r>
+        <w:rPr>
+          <w:rFonts w:eastAsia="黑体"/>
+        </w:rPr>
         <w:t xml:space="preserve">→ </w:t>
       </w:r>
       <w:r>
         <w:rPr>
-          <w:rFonts w:hint="eastAsia"/>
+          <w:rFonts w:hint="eastAsia" w:eastAsia="黑体"/>
         </w:rPr>
         <w:t xml:space="preserve">功耗下降，但上升沿变慢。</w:t>
       </w:r>
@@ -1671,7 +1786,7 @@
       </w:pPr>
       <w:r>
         <w:rPr>
-          <w:rFonts w:hint="eastAsia"/>
+          <w:rFonts w:hint="eastAsia" w:eastAsia="黑体"/>
         </w:rPr>
         <w:t xml:space="preserve">典型参数示例</w:t>
       </w:r>
@@ -1685,24 +1800,33 @@
         </w:numPr>
       </w:pPr>
       <w:r>
+        <w:rPr>
+          <w:rFonts w:eastAsia="黑体"/>
+        </w:rPr>
         <w:t xml:space="preserve">5V </w:t>
       </w:r>
       <w:r>
         <w:rPr>
-          <w:rFonts w:hint="eastAsia"/>
+          <w:rFonts w:hint="eastAsia" w:eastAsia="黑体"/>
         </w:rPr>
         <w:t xml:space="preserve">驱动</w:t>
       </w:r>
       <w:r>
+        <w:rPr>
+          <w:rFonts w:eastAsia="黑体"/>
+        </w:rPr>
         <w:t xml:space="preserve"> 3.3V </w:t>
       </w:r>
       <w:r>
         <w:rPr>
-          <w:rFonts w:hint="eastAsia"/>
+          <w:rFonts w:hint="eastAsia" w:eastAsia="黑体"/>
         </w:rPr>
         <w:t xml:space="preserve">输入：取</w:t>
       </w:r>
       <w:r>
+        <w:rPr>
+          <w:rFonts w:eastAsia="黑体"/>
+        </w:rPr>
         <w:t xml:space="preserve"> </w:t>
       </w:r>
       <m:oMath>
@@ -1739,6 +1863,9 @@
         </m:r>
       </m:oMath>
       <w:r>
+        <w:rPr>
+          <w:rFonts w:eastAsia="黑体"/>
+        </w:rPr>
         <w:t xml:space="preserve">、</w:t>
       </w:r>
       <m:oMath>
@@ -1776,7 +1903,7 @@
       </m:oMath>
       <w:r>
         <w:rPr>
-          <w:rFonts w:hint="eastAsia"/>
+          <w:rFonts w:hint="eastAsia" w:eastAsia="黑体"/>
         </w:rPr>
         <w:t xml:space="preserve">：</w:t>
       </w:r>
@@ -1850,6 +1977,9 @@
         </m:r>
       </m:oMath>
       <w:r>
+        <w:rPr>
+          <w:rFonts w:eastAsia="黑体"/>
+        </w:rPr>
         <w:t xml:space="preserve">。</w:t>
       </w:r>
     </w:p>
@@ -1863,11 +1993,14 @@
       </w:pPr>
       <w:r>
         <w:rPr>
-          <w:rFonts w:hint="eastAsia"/>
+          <w:rFonts w:hint="eastAsia" w:eastAsia="黑体"/>
         </w:rPr>
         <w:t xml:space="preserve">网络输出阻抗</w:t>
       </w:r>
       <w:r>
+        <w:rPr>
+          <w:rFonts w:eastAsia="黑体"/>
+        </w:rPr>
         <w:t xml:space="preserve"> </w:t>
       </w:r>
       <m:oMath>
@@ -1940,6 +2073,9 @@
         </m:r>
       </m:oMath>
       <w:r>
+        <w:rPr>
+          <w:rFonts w:eastAsia="黑体"/>
+        </w:rPr>
         <w:t xml:space="preserve">。</w:t>
       </w:r>
     </w:p>
@@ -1951,7 +2087,7 @@
       </w:pPr>
       <w:r>
         <w:rPr>
-          <w:rFonts w:hint="eastAsia"/>
+          <w:rFonts w:hint="eastAsia" w:eastAsia="黑体"/>
         </w:rPr>
         <w:t xml:space="preserve">常见器件型号</w:t>
       </w:r>
@@ -1966,16 +2102,19 @@
       </w:pPr>
       <w:r>
         <w:rPr>
-          <w:rFonts w:hint="eastAsia"/>
+          <w:rFonts w:hint="eastAsia" w:eastAsia="黑体"/>
         </w:rPr>
         <w:t xml:space="preserve">电阻：0603/0805</w:t>
       </w:r>
       <w:r>
+        <w:rPr>
+          <w:rFonts w:eastAsia="黑体"/>
+        </w:rPr>
         <w:t xml:space="preserve"> </w:t>
       </w:r>
       <w:r>
         <w:rPr>
-          <w:rFonts w:hint="eastAsia"/>
+          <w:rFonts w:hint="eastAsia" w:eastAsia="黑体"/>
         </w:rPr>
         <w:t xml:space="preserve">贴片电阻。</w:t>
       </w:r>
@@ -1990,7 +2129,7 @@
       </w:pPr>
       <w:r>
         <w:rPr>
-          <w:rFonts w:hint="eastAsia"/>
+          <w:rFonts w:hint="eastAsia" w:eastAsia="黑体"/>
         </w:rPr>
         <w:t xml:space="preserve">缓冲驱动器：74LVC、74AUP、SN74LVC1T45。</w:t>
       </w:r>
@@ -2005,7 +2144,7 @@
       </w:pPr>
       <w:r>
         <w:rPr>
-          <w:rFonts w:hint="eastAsia"/>
+          <w:rFonts w:hint="eastAsia" w:eastAsia="黑体"/>
         </w:rPr>
         <w:t xml:space="preserve">二极管（钳位用）：BAT54。</w:t>
       </w:r>
@@ -2018,7 +2157,7 @@
       </w:pPr>
       <w:r>
         <w:rPr>
-          <w:rFonts w:hint="eastAsia"/>
+          <w:rFonts w:hint="eastAsia" w:eastAsia="黑体"/>
         </w:rPr>
         <w:t xml:space="preserve">注意事项</w:t>
       </w:r>
@@ -2033,16 +2172,19 @@
       </w:pPr>
       <w:r>
         <w:rPr>
-          <w:rFonts w:hint="eastAsia"/>
+          <w:rFonts w:hint="eastAsia" w:eastAsia="黑体"/>
         </w:rPr>
         <w:t xml:space="preserve">纯分压只降压、不升压，且带宽受</w:t>
       </w:r>
       <w:r>
+        <w:rPr>
+          <w:rFonts w:eastAsia="黑体"/>
+        </w:rPr>
         <w:t xml:space="preserve"> RC </w:t>
       </w:r>
       <w:r>
         <w:rPr>
-          <w:rFonts w:hint="eastAsia"/>
+          <w:rFonts w:hint="eastAsia" w:eastAsia="黑体"/>
         </w:rPr>
         <w:t xml:space="preserve">限制，高速时信号失真。</w:t>
       </w:r>
@@ -2057,7 +2199,7 @@
       </w:pPr>
       <w:r>
         <w:rPr>
-          <w:rFonts w:hint="eastAsia"/>
+          <w:rFonts w:hint="eastAsia" w:eastAsia="黑体"/>
         </w:rPr>
         <w:t xml:space="preserve">多路或需要双向时优先用专用电平转换芯片。</w:t>
       </w:r>
@@ -2072,7 +2214,7 @@
       </w:pPr>
       <w:r>
         <w:rPr>
-          <w:rFonts w:hint="eastAsia"/>
+          <w:rFonts w:hint="eastAsia" w:eastAsia="黑体"/>
         </w:rPr>
         <w:t xml:space="preserve">分压会耗静态电流，低功耗场合慎用。</w:t>
       </w:r>
@@ -2085,7 +2227,7 @@
       </w:pPr>
       <w:r>
         <w:rPr>
-          <w:rFonts w:hint="eastAsia"/>
+          <w:rFonts w:hint="eastAsia" w:eastAsia="黑体"/>
         </w:rPr>
         <w:t xml:space="preserve">参考资料</w:t>
       </w:r>
@@ -2099,6 +2241,9 @@
         </w:numPr>
       </w:pPr>
       <w:r>
+        <w:rPr>
+          <w:rFonts w:eastAsia="黑体"/>
+        </w:rPr>
         <w:t xml:space="preserve">Wikipedia: Logic level。</w:t>
       </w:r>
     </w:p>
@@ -2111,15 +2256,21 @@
         </w:numPr>
       </w:pPr>
       <w:r>
+        <w:rPr>
+          <w:rFonts w:eastAsia="黑体"/>
+        </w:rPr>
         <w:t xml:space="preserve">TI </w:t>
       </w:r>
       <w:r>
         <w:rPr>
-          <w:rFonts w:hint="eastAsia"/>
+          <w:rFonts w:hint="eastAsia" w:eastAsia="黑体"/>
         </w:rPr>
         <w:t xml:space="preserve">应用笔记：Understanding</w:t>
       </w:r>
       <w:r>
+        <w:rPr>
+          <w:rFonts w:eastAsia="黑体"/>
+        </w:rPr>
         <w:t xml:space="preserve"> the LVC Logic Family。</w:t>
       </w:r>
     </w:p>
@@ -2133,7 +2284,7 @@
       </w:pPr>
       <w:r>
         <w:rPr>
-          <w:rFonts w:hint="eastAsia"/>
+          <w:rFonts w:hint="eastAsia" w:eastAsia="黑体"/>
         </w:rPr>
         <w:t xml:space="preserve">《数字电子技术基础》（阎石）。</w:t>
       </w:r>
@@ -2147,11 +2298,11 @@
       </w:pPr>
       <w:r>
         <w:rPr>
-          <w:rFonts w:ascii="Times New Roman" w:hAnsi="Times New Roman"/>
+          <w:rFonts w:ascii="Times New Roman" w:hAnsi="Times New Roman" w:eastAsia="黑体"/>
           <w:color w:val="555555"/>
           <w:sz w:val="21"/>
         </w:rPr>
-        <w:t>材料收集者：杜文杰</w:t>
+        <w:t>材料收集者：杜文杰，WX手机：19519196569，QQ:3478827729</w:t>
       </w:r>
     </w:p>
     <w:sectPr>
@@ -2171,7 +2322,7 @@
 </file>
 
 <file path=word/footer1.xml><?xml version="1.0" encoding="utf-8"?>
-<w:ftr xmlns:m="http://schemas.openxmlformats.org/officeDocument/2006/math" xmlns:mc="http://schemas.openxmlformats.org/markup-compatibility/2006" xmlns:mo="http://schemas.microsoft.com/office/mac/office/2008/main" xmlns:mv="urn:schemas-microsoft-com:mac:vml" xmlns:o="urn:schemas-microsoft-com:office:office" xmlns:r="http://schemas.openxmlformats.org/officeDocument/2006/relationships" xmlns:v="urn:schemas-microsoft-com:vml" xmlns:w10="urn:schemas-microsoft-com:office:word" xmlns:w14="http://schemas.microsoft.com/office/word/2010/wordml" xmlns:w="http://schemas.openxmlformats.org/wordprocessingml/2006/main" xmlns:wne="http://schemas.microsoft.com/office/word/2006/wordml" xmlns:wp14="http://schemas.microsoft.com/office/word/2010/wordprocessingDrawing" xmlns:wp="http://schemas.openxmlformats.org/drawingml/2006/wordprocessingDrawing" xmlns:wpc="http://schemas.microsoft.com/office/word/2010/wordprocessingCanvas" xmlns:wpg="http://schemas.microsoft.com/office/word/2010/wordprocessingGroup" xmlns:wpi="http://schemas.microsoft.com/office/word/2010/wordprocessingInk" xmlns:wps="http://schemas.microsoft.com/office/word/2010/wordprocessingShape" mc:Ignorable="w14 wp14">
+<w:ftr xmlns:mc="http://schemas.openxmlformats.org/markup-compatibility/2006" xmlns:w="http://schemas.openxmlformats.org/wordprocessingml/2006/main" xmlns:m="http://schemas.openxmlformats.org/officeDocument/2006/math" xmlns:mo="http://schemas.microsoft.com/office/mac/office/2008/main" xmlns:mv="urn:schemas-microsoft-com:mac:vml" xmlns:o="urn:schemas-microsoft-com:office:office" xmlns:r="http://schemas.openxmlformats.org/officeDocument/2006/relationships" xmlns:v="urn:schemas-microsoft-com:vml" xmlns:w10="urn:schemas-microsoft-com:office:word" xmlns:w14="http://schemas.microsoft.com/office/word/2010/wordml" xmlns:wne="http://schemas.microsoft.com/office/word/2006/wordml" xmlns:wp14="http://schemas.microsoft.com/office/word/2010/wordprocessingDrawing" xmlns:wp="http://schemas.openxmlformats.org/drawingml/2006/wordprocessingDrawing" xmlns:wpc="http://schemas.microsoft.com/office/word/2010/wordprocessingCanvas" xmlns:wpg="http://schemas.microsoft.com/office/word/2010/wordprocessingGroup" xmlns:wpi="http://schemas.microsoft.com/office/word/2010/wordprocessingInk" xmlns:wps="http://schemas.microsoft.com/office/word/2010/wordprocessingShape" mc:Ignorable="w14 wp14">
   <w:p>
     <w:pPr>
       <w:pStyle w:val="Footer"/>
@@ -2179,12 +2330,14 @@
     </w:pPr>
     <w:r>
       <w:rPr>
+        <w:rFonts w:eastAsia="黑体"/>
         <w:sz w:val="18"/>
       </w:rPr>
       <w:t xml:space="preserve">第 </w:t>
     </w:r>
     <w:r>
       <w:rPr>
+        <w:rFonts w:eastAsia="黑体"/>
         <w:sz w:val="18"/>
       </w:rPr>
       <w:fldChar w:fldCharType="begin"/>
@@ -2193,6 +2346,7 @@
     </w:r>
     <w:r>
       <w:rPr>
+        <w:rFonts w:eastAsia="黑体"/>
         <w:sz w:val="18"/>
       </w:rPr>
       <w:t xml:space="preserve"> 页</w:t>
@@ -2206,6 +2360,9 @@
   <w:footnote w:type="continuationSeparator" w:id="0">
     <w:p>
       <w:r>
+        <w:rPr>
+          <w:rFonts w:eastAsia="黑体"/>
+        </w:rPr>
         <w:continuationSeparator/>
       </w:r>
     </w:p>
@@ -2213,6 +2370,9 @@
   <w:footnote w:type="separator" w:id="-1">
     <w:p>
       <w:r>
+        <w:rPr>
+          <w:rFonts w:eastAsia="黑体"/>
+        </w:rPr>
         <w:separator/>
       </w:r>
     </w:p>
@@ -2221,7 +2381,7 @@
 </file>
 
 <file path=word/header1.xml><?xml version="1.0" encoding="utf-8"?>
-<w:hdr xmlns:m="http://schemas.openxmlformats.org/officeDocument/2006/math" xmlns:mc="http://schemas.openxmlformats.org/markup-compatibility/2006" xmlns:mo="http://schemas.microsoft.com/office/mac/office/2008/main" xmlns:mv="urn:schemas-microsoft-com:mac:vml" xmlns:o="urn:schemas-microsoft-com:office:office" xmlns:r="http://schemas.openxmlformats.org/officeDocument/2006/relationships" xmlns:v="urn:schemas-microsoft-com:vml" xmlns:w10="urn:schemas-microsoft-com:office:word" xmlns:w14="http://schemas.microsoft.com/office/word/2010/wordml" xmlns:w="http://schemas.openxmlformats.org/wordprocessingml/2006/main" xmlns:wne="http://schemas.microsoft.com/office/word/2006/wordml" xmlns:wp14="http://schemas.microsoft.com/office/word/2010/wordprocessingDrawing" xmlns:wp="http://schemas.openxmlformats.org/drawingml/2006/wordprocessingDrawing" xmlns:wpc="http://schemas.microsoft.com/office/word/2010/wordprocessingCanvas" xmlns:wpg="http://schemas.microsoft.com/office/word/2010/wordprocessingGroup" xmlns:wpi="http://schemas.microsoft.com/office/word/2010/wordprocessingInk" xmlns:wps="http://schemas.microsoft.com/office/word/2010/wordprocessingShape" mc:Ignorable="w14 wp14">
+<w:hdr xmlns:mc="http://schemas.openxmlformats.org/markup-compatibility/2006" xmlns:w="http://schemas.openxmlformats.org/wordprocessingml/2006/main" xmlns:m="http://schemas.openxmlformats.org/officeDocument/2006/math" xmlns:mo="http://schemas.microsoft.com/office/mac/office/2008/main" xmlns:mv="urn:schemas-microsoft-com:mac:vml" xmlns:o="urn:schemas-microsoft-com:office:office" xmlns:r="http://schemas.openxmlformats.org/officeDocument/2006/relationships" xmlns:v="urn:schemas-microsoft-com:vml" xmlns:w10="urn:schemas-microsoft-com:office:word" xmlns:w14="http://schemas.microsoft.com/office/word/2010/wordml" xmlns:wne="http://schemas.microsoft.com/office/word/2006/wordml" xmlns:wp14="http://schemas.microsoft.com/office/word/2010/wordprocessingDrawing" xmlns:wp="http://schemas.openxmlformats.org/drawingml/2006/wordprocessingDrawing" xmlns:wpc="http://schemas.microsoft.com/office/word/2010/wordprocessingCanvas" xmlns:wpg="http://schemas.microsoft.com/office/word/2010/wordprocessingGroup" xmlns:wpi="http://schemas.microsoft.com/office/word/2010/wordprocessingInk" xmlns:wps="http://schemas.microsoft.com/office/word/2010/wordprocessingShape" mc:Ignorable="w14 wp14">
   <w:p>
     <w:pPr>
       <w:pStyle w:val="Header"/>
@@ -2229,7 +2389,7 @@
     </w:pPr>
     <w:r>
       <w:rPr>
-        <w:rFonts w:ascii="Times New Roman" w:hAnsi="Times New Roman"/>
+        <w:rFonts w:ascii="Times New Roman" w:hAnsi="Times New Roman" w:eastAsia="黑体"/>
         <w:sz w:val="18"/>
         <w:rFonts w:eastAsia="黑体"/>
         <w:rFonts w:eastAsia="黑体"/>
@@ -2241,7 +2401,7 @@
 </file>
 
 <file path=word/numbering.xml><?xml version="1.0" encoding="utf-8"?>
-<w:numbering xmlns:m="http://schemas.openxmlformats.org/officeDocument/2006/math" xmlns:mc="http://schemas.openxmlformats.org/markup-compatibility/2006" xmlns:mo="http://schemas.microsoft.com/office/mac/office/2008/main" xmlns:mv="urn:schemas-microsoft-com:mac:vml" xmlns:o="urn:schemas-microsoft-com:office:office" xmlns:r="http://schemas.openxmlformats.org/officeDocument/2006/relationships" xmlns:v="urn:schemas-microsoft-com:vml" xmlns:w="http://schemas.openxmlformats.org/wordprocessingml/2006/main" xmlns:w10="urn:schemas-microsoft-com:office:word" xmlns:w14="http://schemas.microsoft.com/office/word/2010/wordml" xmlns:wne="http://schemas.microsoft.com/office/word/2006/wordml" xmlns:wp="http://schemas.openxmlformats.org/drawingml/2006/wordprocessingDrawing" xmlns:wp14="http://schemas.microsoft.com/office/word/2010/wordprocessingDrawing" xmlns:wpc="http://schemas.microsoft.com/office/word/2010/wordprocessingCanvas" xmlns:wpg="http://schemas.microsoft.com/office/word/2010/wordprocessingGroup" xmlns:wpi="http://schemas.microsoft.com/office/word/2010/wordprocessingInk" xmlns:wps="http://schemas.microsoft.com/office/word/2010/wordprocessingShape" mc:Ignorable="w14 wp14">
+<w:numbering xmlns:mc="http://schemas.openxmlformats.org/markup-compatibility/2006" xmlns:w="http://schemas.openxmlformats.org/wordprocessingml/2006/main" xmlns:m="http://schemas.openxmlformats.org/officeDocument/2006/math" xmlns:mo="http://schemas.microsoft.com/office/mac/office/2008/main" xmlns:mv="urn:schemas-microsoft-com:mac:vml" xmlns:o="urn:schemas-microsoft-com:office:office" xmlns:r="http://schemas.openxmlformats.org/officeDocument/2006/relationships" xmlns:v="urn:schemas-microsoft-com:vml" xmlns:w10="urn:schemas-microsoft-com:office:word" xmlns:w14="http://schemas.microsoft.com/office/word/2010/wordml" xmlns:wne="http://schemas.microsoft.com/office/word/2006/wordml" xmlns:wp="http://schemas.openxmlformats.org/drawingml/2006/wordprocessingDrawing" xmlns:wp14="http://schemas.microsoft.com/office/word/2010/wordprocessingDrawing" xmlns:wpc="http://schemas.microsoft.com/office/word/2010/wordprocessingCanvas" xmlns:wpg="http://schemas.microsoft.com/office/word/2010/wordprocessingGroup" xmlns:wpi="http://schemas.microsoft.com/office/word/2010/wordprocessingInk" xmlns:wps="http://schemas.microsoft.com/office/word/2010/wordprocessingShape" mc:Ignorable="w14 wp14">
   <w:abstractNum w:abstractNumId="0">
     <w:nsid w:val="FFFFFF7C"/>
     <w:multiLevelType w:val="singleLevel"/>
@@ -2328,7 +2488,7 @@
         <w:ind w:hanging="360" w:left="1440"/>
       </w:pPr>
       <w:rPr>
-        <w:rFonts w:ascii="Symbol" w:hAnsi="Symbol" w:hint="default"/>
+        <w:rFonts w:ascii="Symbol" w:hAnsi="Symbol" w:hint="default" w:eastAsia="黑体"/>
       </w:rPr>
     </w:lvl>
   </w:abstractNum>
@@ -2349,7 +2509,7 @@
         <w:ind w:hanging="360" w:left="1080"/>
       </w:pPr>
       <w:rPr>
-        <w:rFonts w:ascii="Symbol" w:hAnsi="Symbol" w:hint="default"/>
+        <w:rFonts w:ascii="Symbol" w:hAnsi="Symbol" w:hint="default" w:eastAsia="黑体"/>
       </w:rPr>
     </w:lvl>
   </w:abstractNum>
@@ -2370,7 +2530,7 @@
         <w:ind w:hanging="360" w:left="720"/>
       </w:pPr>
       <w:rPr>
-        <w:rFonts w:ascii="Symbol" w:hAnsi="Symbol" w:hint="default"/>
+        <w:rFonts w:ascii="Symbol" w:hAnsi="Symbol" w:hint="default" w:eastAsia="黑体"/>
       </w:rPr>
     </w:lvl>
   </w:abstractNum>
@@ -2409,7 +2569,7 @@
         <w:ind w:hanging="360" w:left="360"/>
       </w:pPr>
       <w:rPr>
-        <w:rFonts w:ascii="Symbol" w:hAnsi="Symbol" w:hint="default"/>
+        <w:rFonts w:ascii="Symbol" w:hAnsi="Symbol" w:hint="default" w:eastAsia="黑体"/>
       </w:rPr>
     </w:lvl>
   </w:abstractNum>
@@ -2500,7 +2660,7 @@
         <w:ind w:left="720" w:hanging="360"/>
       </w:pPr>
       <w:rPr>
-        <w:rFonts w:ascii="Symbol" w:hAnsi="Symbol" w:cs="Symbol" w:hint="default"/>
+        <w:rFonts w:ascii="Symbol" w:hAnsi="Symbol" w:cs="Symbol" w:hint="default" w:eastAsia="黑体"/>
       </w:rPr>
     </w:lvl>
     <w:lvl w:ilvl="1">
@@ -2511,7 +2671,7 @@
         <w:ind w:left="1440" w:hanging="360"/>
       </w:pPr>
       <w:rPr>
-        <w:rFonts w:ascii="Courier New" w:hAnsi="Courier New" w:cs="Courier New" w:hint="default"/>
+        <w:rFonts w:ascii="Courier New" w:hAnsi="Courier New" w:cs="Courier New" w:hint="default" w:eastAsia="黑体"/>
       </w:rPr>
     </w:lvl>
     <w:lvl w:ilvl="2">
@@ -2522,7 +2682,7 @@
         <w:ind w:left="2160" w:hanging="360"/>
       </w:pPr>
       <w:rPr>
-        <w:rFonts w:ascii="Wingdings" w:hAnsi="Wingdings" w:cs="Wingdings" w:hint="default"/>
+        <w:rFonts w:ascii="Wingdings" w:hAnsi="Wingdings" w:cs="Wingdings" w:hint="default" w:eastAsia="黑体"/>
       </w:rPr>
     </w:lvl>
     <w:lvl w:ilvl="3">
@@ -2533,7 +2693,7 @@
         <w:ind w:left="2880" w:hanging="360"/>
       </w:pPr>
       <w:rPr>
-        <w:rFonts w:ascii="Symbol" w:hAnsi="Symbol" w:cs="Symbol" w:hint="default"/>
+        <w:rFonts w:ascii="Symbol" w:hAnsi="Symbol" w:cs="Symbol" w:hint="default" w:eastAsia="黑体"/>
       </w:rPr>
     </w:lvl>
     <w:lvl w:ilvl="4">
@@ -2544,7 +2704,7 @@
         <w:ind w:left="3600" w:hanging="360"/>
       </w:pPr>
       <w:rPr>
-        <w:rFonts w:ascii="Courier New" w:hAnsi="Courier New" w:cs="Courier New" w:hint="default"/>
+        <w:rFonts w:ascii="Courier New" w:hAnsi="Courier New" w:cs="Courier New" w:hint="default" w:eastAsia="黑体"/>
       </w:rPr>
     </w:lvl>
     <w:lvl w:ilvl="5">
@@ -2555,7 +2715,7 @@
         <w:ind w:left="4320" w:hanging="360"/>
       </w:pPr>
       <w:rPr>
-        <w:rFonts w:ascii="Wingdings" w:hAnsi="Wingdings" w:cs="Wingdings" w:hint="default"/>
+        <w:rFonts w:ascii="Wingdings" w:hAnsi="Wingdings" w:cs="Wingdings" w:hint="default" w:eastAsia="黑体"/>
       </w:rPr>
     </w:lvl>
     <w:lvl w:ilvl="6">
@@ -2566,7 +2726,7 @@
         <w:ind w:left="5040" w:hanging="360"/>
       </w:pPr>
       <w:rPr>
-        <w:rFonts w:ascii="Symbol" w:hAnsi="Symbol" w:cs="Symbol" w:hint="default"/>
+        <w:rFonts w:ascii="Symbol" w:hAnsi="Symbol" w:cs="Symbol" w:hint="default" w:eastAsia="黑体"/>
       </w:rPr>
     </w:lvl>
     <w:lvl w:ilvl="7">
@@ -2577,7 +2737,7 @@
         <w:ind w:left="5760" w:hanging="360"/>
       </w:pPr>
       <w:rPr>
-        <w:rFonts w:ascii="Courier New" w:hAnsi="Courier New" w:cs="Courier New" w:hint="default"/>
+        <w:rFonts w:ascii="Courier New" w:hAnsi="Courier New" w:cs="Courier New" w:hint="default" w:eastAsia="黑体"/>
       </w:rPr>
     </w:lvl>
     <w:lvl w:ilvl="8">
@@ -2588,7 +2748,7 @@
         <w:ind w:left="6480" w:hanging="360"/>
       </w:pPr>
       <w:rPr>
-        <w:rFonts w:ascii="Wingdings" w:hAnsi="Wingdings" w:cs="Wingdings" w:hint="default"/>
+        <w:rFonts w:ascii="Wingdings" w:hAnsi="Wingdings" w:cs="Wingdings" w:hint="default" w:eastAsia="黑体"/>
       </w:rPr>
     </w:lvl>
   </w:abstractNum>
@@ -2644,11 +2804,11 @@
 </file>
 
 <file path=word/styles.xml><?xml version="1.0" encoding="utf-8"?>
-<w:styles xmlns:mc="http://schemas.openxmlformats.org/markup-compatibility/2006" xmlns:r="http://schemas.openxmlformats.org/officeDocument/2006/relationships" xmlns:w="http://schemas.openxmlformats.org/wordprocessingml/2006/main" xmlns:w14="http://schemas.microsoft.com/office/word/2010/wordml" mc:Ignorable="w14">
+<w:styles xmlns:mc="http://schemas.openxmlformats.org/markup-compatibility/2006" xmlns:w="http://schemas.openxmlformats.org/wordprocessingml/2006/main" xmlns:r="http://schemas.openxmlformats.org/officeDocument/2006/relationships" xmlns:w14="http://schemas.microsoft.com/office/word/2010/wordml" mc:Ignorable="w14">
   <w:docDefaults>
     <w:rPrDefault>
       <w:rPr>
-        <w:rFonts w:asciiTheme="minorHAnsi" w:cstheme="minorBidi" w:eastAsiaTheme="minorEastAsia" w:hAnsiTheme="minorHAnsi"/>
+        <w:rFonts w:asciiTheme="minorHAnsi" w:cstheme="minorBidi" w:hAnsiTheme="minorHAnsi" w:eastAsia="黑体"/>
         <w:sz w:val="22"/>
         <w:szCs w:val="22"/>
         <w:lang w:bidi="ar-SA" w:eastAsia="en-US" w:val="en-US"/>
@@ -2870,7 +3030,7 @@
       <w:outlineLvl w:val="0"/>
     </w:pPr>
     <w:rPr>
-      <w:rFonts w:ascii="Times New Roman" w:asciiTheme="majorHAnsi" w:cstheme="majorBidi" w:eastAsia="黑体" w:eastAsiaTheme="majorEastAsia" w:hAnsi="Times New Roman" w:hAnsiTheme="majorHAnsi"/>
+      <w:rFonts w:ascii="Times New Roman" w:asciiTheme="majorHAnsi" w:cstheme="majorBidi" w:eastAsia="黑体" w:hAnsi="Times New Roman" w:hAnsiTheme="majorHAnsi"/>
       <w:b/>
       <w:bCs/>
       <w:color w:val="1F3864"/>
@@ -2894,7 +3054,7 @@
       <w:outlineLvl w:val="1"/>
     </w:pPr>
     <w:rPr>
-      <w:rFonts w:ascii="Times New Roman" w:asciiTheme="majorHAnsi" w:cstheme="majorBidi" w:eastAsia="黑体" w:eastAsiaTheme="majorEastAsia" w:hAnsi="Times New Roman" w:hAnsiTheme="majorHAnsi"/>
+      <w:rFonts w:ascii="Times New Roman" w:asciiTheme="majorHAnsi" w:cstheme="majorBidi" w:eastAsia="黑体" w:hAnsi="Times New Roman" w:hAnsiTheme="majorHAnsi"/>
       <w:b/>
       <w:bCs/>
       <w:color w:val="2E4E7E"/>
@@ -2918,7 +3078,7 @@
       <w:outlineLvl w:val="2"/>
     </w:pPr>
     <w:rPr>
-      <w:rFonts w:ascii="Times New Roman" w:asciiTheme="majorHAnsi" w:cstheme="majorBidi" w:eastAsia="黑体" w:eastAsiaTheme="majorEastAsia" w:hAnsi="Times New Roman" w:hAnsiTheme="majorHAnsi"/>
+      <w:rFonts w:ascii="Times New Roman" w:asciiTheme="majorHAnsi" w:cstheme="majorBidi" w:eastAsia="黑体" w:hAnsi="Times New Roman" w:hAnsiTheme="majorHAnsi"/>
       <w:b/>
       <w:bCs/>
       <w:color w:val="2E4E7E"/>
@@ -2942,7 +3102,7 @@
       <w:outlineLvl w:val="3"/>
     </w:pPr>
     <w:rPr>
-      <w:rFonts w:ascii="Times New Roman" w:asciiTheme="majorHAnsi" w:cstheme="majorBidi" w:eastAsia="黑体" w:eastAsiaTheme="majorEastAsia" w:hAnsi="Times New Roman" w:hAnsiTheme="majorHAnsi"/>
+      <w:rFonts w:ascii="Times New Roman" w:asciiTheme="majorHAnsi" w:cstheme="majorBidi" w:eastAsia="黑体" w:hAnsi="Times New Roman" w:hAnsiTheme="majorHAnsi"/>
       <w:b/>
       <w:bCs/>
       <w:i/>
@@ -2968,7 +3128,7 @@
       <w:outlineLvl w:val="4"/>
     </w:pPr>
     <w:rPr>
-      <w:rFonts w:ascii="Times New Roman" w:asciiTheme="majorHAnsi" w:cstheme="majorBidi" w:eastAsia="黑体" w:eastAsiaTheme="majorEastAsia" w:hAnsi="Times New Roman" w:hAnsiTheme="majorHAnsi"/>
+      <w:rFonts w:ascii="Times New Roman" w:asciiTheme="majorHAnsi" w:cstheme="majorBidi" w:eastAsia="黑体" w:hAnsi="Times New Roman" w:hAnsiTheme="majorHAnsi"/>
       <w:b/>
       <w:color w:val="333333"/>
       <w:sz w:val="22"/>
@@ -2991,7 +3151,7 @@
       <w:outlineLvl w:val="5"/>
     </w:pPr>
     <w:rPr>
-      <w:rFonts w:asciiTheme="majorHAnsi" w:cstheme="majorBidi" w:eastAsiaTheme="majorEastAsia" w:hAnsiTheme="majorHAnsi"/>
+      <w:rFonts w:asciiTheme="majorHAnsi" w:cstheme="majorBidi" w:hAnsiTheme="majorHAnsi" w:eastAsia="黑体"/>
       <w:i/>
       <w:iCs/>
       <w:color w:themeColor="accent1" w:themeShade="7F" w:val="243F60"/>
@@ -3014,7 +3174,7 @@
       <w:outlineLvl w:val="6"/>
     </w:pPr>
     <w:rPr>
-      <w:rFonts w:asciiTheme="majorHAnsi" w:cstheme="majorBidi" w:eastAsiaTheme="majorEastAsia" w:hAnsiTheme="majorHAnsi"/>
+      <w:rFonts w:asciiTheme="majorHAnsi" w:cstheme="majorBidi" w:hAnsiTheme="majorHAnsi" w:eastAsia="黑体"/>
       <w:i/>
       <w:iCs/>
       <w:color w:themeColor="text1" w:themeTint="BF" w:val="404040"/>
@@ -3037,7 +3197,7 @@
       <w:outlineLvl w:val="7"/>
     </w:pPr>
     <w:rPr>
-      <w:rFonts w:asciiTheme="majorHAnsi" w:cstheme="majorBidi" w:eastAsiaTheme="majorEastAsia" w:hAnsiTheme="majorHAnsi"/>
+      <w:rFonts w:asciiTheme="majorHAnsi" w:cstheme="majorBidi" w:hAnsiTheme="majorHAnsi" w:eastAsia="黑体"/>
       <w:color w:themeColor="accent1" w:val="4F81BD"/>
       <w:sz w:val="20"/>
       <w:szCs w:val="20"/>
@@ -3060,7 +3220,7 @@
       <w:outlineLvl w:val="8"/>
     </w:pPr>
     <w:rPr>
-      <w:rFonts w:asciiTheme="majorHAnsi" w:cstheme="majorBidi" w:eastAsiaTheme="majorEastAsia" w:hAnsiTheme="majorHAnsi"/>
+      <w:rFonts w:asciiTheme="majorHAnsi" w:cstheme="majorBidi" w:hAnsiTheme="majorHAnsi" w:eastAsia="黑体"/>
       <w:i/>
       <w:iCs/>
       <w:color w:themeColor="text1" w:themeTint="BF" w:val="404040"/>
@@ -3111,7 +3271,7 @@
     <w:uiPriority w:val="9"/>
     <w:rsid w:val="00FC693F"/>
     <w:rPr>
-      <w:rFonts w:asciiTheme="majorHAnsi" w:cstheme="majorBidi" w:eastAsiaTheme="majorEastAsia" w:hAnsiTheme="majorHAnsi"/>
+      <w:rFonts w:asciiTheme="majorHAnsi" w:cstheme="majorBidi" w:hAnsiTheme="majorHAnsi" w:eastAsia="黑体"/>
       <w:b/>
       <w:bCs/>
       <w:color w:themeColor="accent1" w:themeShade="BF" w:val="365F91"/>
@@ -3126,7 +3286,7 @@
     <w:uiPriority w:val="9"/>
     <w:rsid w:val="00FC693F"/>
     <w:rPr>
-      <w:rFonts w:asciiTheme="majorHAnsi" w:cstheme="majorBidi" w:eastAsiaTheme="majorEastAsia" w:hAnsiTheme="majorHAnsi"/>
+      <w:rFonts w:asciiTheme="majorHAnsi" w:cstheme="majorBidi" w:hAnsiTheme="majorHAnsi" w:eastAsia="黑体"/>
       <w:b/>
       <w:bCs/>
       <w:color w:themeColor="accent1" w:val="4F81BD"/>
@@ -3141,7 +3301,7 @@
     <w:uiPriority w:val="9"/>
     <w:rsid w:val="00FC693F"/>
     <w:rPr>
-      <w:rFonts w:asciiTheme="majorHAnsi" w:cstheme="majorBidi" w:eastAsiaTheme="majorEastAsia" w:hAnsiTheme="majorHAnsi"/>
+      <w:rFonts w:asciiTheme="majorHAnsi" w:cstheme="majorBidi" w:hAnsiTheme="majorHAnsi" w:eastAsia="黑体"/>
       <w:b/>
       <w:bCs/>
       <w:color w:themeColor="accent1" w:val="4F81BD"/>
@@ -3164,7 +3324,7 @@
       <w:contextualSpacing/>
     </w:pPr>
     <w:rPr>
-      <w:rFonts w:ascii="Times New Roman" w:asciiTheme="majorHAnsi" w:cstheme="majorBidi" w:eastAsia="黑体" w:eastAsiaTheme="majorEastAsia" w:hAnsi="Times New Roman" w:hAnsiTheme="majorHAnsi"/>
+      <w:rFonts w:ascii="Times New Roman" w:asciiTheme="majorHAnsi" w:cstheme="majorBidi" w:eastAsia="黑体" w:hAnsi="Times New Roman" w:hAnsiTheme="majorHAnsi"/>
       <w:b/>
       <w:color w:val="1F3864"/>
       <w:spacing w:val="5"/>
@@ -3180,7 +3340,7 @@
     <w:uiPriority w:val="10"/>
     <w:rsid w:val="00FC693F"/>
     <w:rPr>
-      <w:rFonts w:asciiTheme="majorHAnsi" w:cstheme="majorBidi" w:eastAsiaTheme="majorEastAsia" w:hAnsiTheme="majorHAnsi"/>
+      <w:rFonts w:asciiTheme="majorHAnsi" w:cstheme="majorBidi" w:hAnsiTheme="majorHAnsi" w:eastAsia="黑体"/>
       <w:color w:themeColor="text2" w:themeShade="BF" w:val="17365D"/>
       <w:spacing w:val="5"/>
       <w:kern w:val="28"/>
@@ -3202,7 +3362,7 @@
       </w:numPr>
     </w:pPr>
     <w:rPr>
-      <w:rFonts w:asciiTheme="majorHAnsi" w:cstheme="majorBidi" w:eastAsiaTheme="majorEastAsia" w:hAnsiTheme="majorHAnsi"/>
+      <w:rFonts w:asciiTheme="majorHAnsi" w:cstheme="majorBidi" w:hAnsiTheme="majorHAnsi" w:eastAsia="黑体"/>
       <w:i/>
       <w:iCs/>
       <w:color w:themeColor="accent1" w:val="4F81BD"/>
@@ -3218,7 +3378,7 @@
     <w:uiPriority w:val="11"/>
     <w:rsid w:val="00FC693F"/>
     <w:rPr>
-      <w:rFonts w:asciiTheme="majorHAnsi" w:cstheme="majorBidi" w:eastAsiaTheme="majorEastAsia" w:hAnsiTheme="majorHAnsi"/>
+      <w:rFonts w:asciiTheme="majorHAnsi" w:cstheme="majorBidi" w:hAnsiTheme="majorHAnsi" w:eastAsia="黑体"/>
       <w:i/>
       <w:iCs/>
       <w:color w:themeColor="accent1" w:val="4F81BD"/>
@@ -3285,6 +3445,7 @@
       <w:spacing w:after="120"/>
     </w:pPr>
     <w:rPr>
+      <w:rFonts w:eastAsia="黑体"/>
       <w:sz w:val="16"/>
       <w:szCs w:val="16"/>
     </w:rPr>
@@ -3296,6 +3457,7 @@
     <w:uiPriority w:val="99"/>
     <w:rsid w:val="00AA1D8D"/>
     <w:rPr>
+      <w:rFonts w:eastAsia="黑体"/>
       <w:sz w:val="16"/>
       <w:szCs w:val="16"/>
     </w:rPr>
@@ -3465,7 +3627,7 @@
       </w:tabs>
     </w:pPr>
     <w:rPr>
-      <w:rFonts w:ascii="Courier" w:hAnsi="Courier"/>
+      <w:rFonts w:ascii="Courier" w:hAnsi="Courier" w:eastAsia="黑体"/>
       <w:sz w:val="20"/>
       <w:szCs w:val="20"/>
     </w:rPr>
@@ -3477,7 +3639,7 @@
     <w:uiPriority w:val="99"/>
     <w:rsid w:val="0029639D"/>
     <w:rPr>
-      <w:rFonts w:ascii="Courier" w:hAnsi="Courier"/>
+      <w:rFonts w:ascii="Courier" w:hAnsi="Courier" w:eastAsia="黑体"/>
       <w:sz w:val="20"/>
       <w:szCs w:val="20"/>
     </w:rPr>
@@ -3513,6 +3675,7 @@
     <w:uiPriority w:val="29"/>
     <w:rsid w:val="00FC693F"/>
     <w:rPr>
+      <w:rFonts w:eastAsia="黑体"/>
       <w:i/>
       <w:iCs/>
       <w:color w:themeColor="text1" w:val="000000"/>
@@ -3526,7 +3689,7 @@
     <w:semiHidden/>
     <w:rsid w:val="00FC693F"/>
     <w:rPr>
-      <w:rFonts w:asciiTheme="majorHAnsi" w:cstheme="majorBidi" w:eastAsiaTheme="majorEastAsia" w:hAnsiTheme="majorHAnsi"/>
+      <w:rFonts w:asciiTheme="majorHAnsi" w:cstheme="majorBidi" w:hAnsiTheme="majorHAnsi" w:eastAsia="黑体"/>
       <w:b/>
       <w:bCs/>
       <w:i/>
@@ -3542,7 +3705,7 @@
     <w:semiHidden/>
     <w:rsid w:val="00FC693F"/>
     <w:rPr>
-      <w:rFonts w:asciiTheme="majorHAnsi" w:cstheme="majorBidi" w:eastAsiaTheme="majorEastAsia" w:hAnsiTheme="majorHAnsi"/>
+      <w:rFonts w:asciiTheme="majorHAnsi" w:cstheme="majorBidi" w:hAnsiTheme="majorHAnsi" w:eastAsia="黑体"/>
       <w:color w:themeColor="accent1" w:themeShade="7F" w:val="243F60"/>
     </w:rPr>
   </w:style>
@@ -3554,7 +3717,7 @@
     <w:semiHidden/>
     <w:rsid w:val="00FC693F"/>
     <w:rPr>
-      <w:rFonts w:asciiTheme="majorHAnsi" w:cstheme="majorBidi" w:eastAsiaTheme="majorEastAsia" w:hAnsiTheme="majorHAnsi"/>
+      <w:rFonts w:asciiTheme="majorHAnsi" w:cstheme="majorBidi" w:hAnsiTheme="majorHAnsi" w:eastAsia="黑体"/>
       <w:i/>
       <w:iCs/>
       <w:color w:themeColor="accent1" w:themeShade="7F" w:val="243F60"/>
@@ -3568,7 +3731,7 @@
     <w:semiHidden/>
     <w:rsid w:val="00FC693F"/>
     <w:rPr>
-      <w:rFonts w:asciiTheme="majorHAnsi" w:cstheme="majorBidi" w:eastAsiaTheme="majorEastAsia" w:hAnsiTheme="majorHAnsi"/>
+      <w:rFonts w:asciiTheme="majorHAnsi" w:cstheme="majorBidi" w:hAnsiTheme="majorHAnsi" w:eastAsia="黑体"/>
       <w:i/>
       <w:iCs/>
       <w:color w:themeColor="text1" w:themeTint="BF" w:val="404040"/>
@@ -3582,7 +3745,7 @@
     <w:semiHidden/>
     <w:rsid w:val="00FC693F"/>
     <w:rPr>
-      <w:rFonts w:asciiTheme="majorHAnsi" w:cstheme="majorBidi" w:eastAsiaTheme="majorEastAsia" w:hAnsiTheme="majorHAnsi"/>
+      <w:rFonts w:asciiTheme="majorHAnsi" w:cstheme="majorBidi" w:hAnsiTheme="majorHAnsi" w:eastAsia="黑体"/>
       <w:color w:themeColor="accent1" w:val="4F81BD"/>
       <w:sz w:val="20"/>
       <w:szCs w:val="20"/>
@@ -3596,7 +3759,7 @@
     <w:semiHidden/>
     <w:rsid w:val="00FC693F"/>
     <w:rPr>
-      <w:rFonts w:asciiTheme="majorHAnsi" w:cstheme="majorBidi" w:eastAsiaTheme="majorEastAsia" w:hAnsiTheme="majorHAnsi"/>
+      <w:rFonts w:asciiTheme="majorHAnsi" w:cstheme="majorBidi" w:hAnsiTheme="majorHAnsi" w:eastAsia="黑体"/>
       <w:i/>
       <w:iCs/>
       <w:color w:themeColor="text1" w:themeTint="BF" w:val="404040"/>
@@ -3617,6 +3780,7 @@
       <w:spacing w:line="240" w:lineRule="auto"/>
     </w:pPr>
     <w:rPr>
+      <w:rFonts w:eastAsia="黑体"/>
       <w:b/>
       <w:bCs/>
       <w:color w:themeColor="accent1" w:val="4F81BD"/>
@@ -3631,6 +3795,7 @@
     <w:qFormat/>
     <w:rsid w:val="00FC693F"/>
     <w:rPr>
+      <w:rFonts w:eastAsia="黑体"/>
       <w:b/>
       <w:bCs/>
     </w:rPr>
@@ -3642,6 +3807,7 @@
     <w:qFormat/>
     <w:rsid w:val="00FC693F"/>
     <w:rPr>
+      <w:rFonts w:eastAsia="黑体"/>
       <w:i/>
       <w:iCs/>
     </w:rPr>
@@ -3662,6 +3828,7 @@
       <w:ind w:left="936" w:right="936"/>
     </w:pPr>
     <w:rPr>
+      <w:rFonts w:eastAsia="黑体"/>
       <w:b/>
       <w:bCs/>
       <w:i/>
@@ -3676,6 +3843,7 @@
     <w:uiPriority w:val="30"/>
     <w:rsid w:val="00FC693F"/>
     <w:rPr>
+      <w:rFonts w:eastAsia="黑体"/>
       <w:b/>
       <w:bCs/>
       <w:i/>
@@ -3690,6 +3858,7 @@
     <w:qFormat/>
     <w:rsid w:val="00FC693F"/>
     <w:rPr>
+      <w:rFonts w:eastAsia="黑体"/>
       <w:i/>
       <w:iCs/>
       <w:color w:themeColor="text1" w:themeTint="7F" w:val="808080"/>
@@ -3702,6 +3871,7 @@
     <w:qFormat/>
     <w:rsid w:val="00FC693F"/>
     <w:rPr>
+      <w:rFonts w:eastAsia="黑体"/>
       <w:b/>
       <w:bCs/>
       <w:i/>
@@ -3716,6 +3886,7 @@
     <w:qFormat/>
     <w:rsid w:val="00FC693F"/>
     <w:rPr>
+      <w:rFonts w:eastAsia="黑体"/>
       <w:smallCaps/>
       <w:color w:themeColor="accent2" w:val="C0504D"/>
       <w:u w:val="single"/>
@@ -3728,6 +3899,7 @@
     <w:qFormat/>
     <w:rsid w:val="00FC693F"/>
     <w:rPr>
+      <w:rFonts w:eastAsia="黑体"/>
       <w:b/>
       <w:bCs/>
       <w:smallCaps/>
@@ -3743,6 +3915,7 @@
     <w:qFormat/>
     <w:rsid w:val="00FC693F"/>
     <w:rPr>
+      <w:rFonts w:eastAsia="黑体"/>
       <w:b/>
       <w:bCs/>
       <w:smallCaps/>
@@ -3797,6 +3970,7 @@
       <w:spacing w:after="0" w:line="240" w:lineRule="auto"/>
     </w:pPr>
     <w:rPr>
+      <w:rFonts w:eastAsia="黑体"/>
       <w:color w:themeColor="text1" w:themeShade="BF" w:val="000000"/>
     </w:rPr>
     <w:tblPr>
@@ -3819,6 +3993,7 @@
         <w:spacing w:after="0" w:before="0" w:line="240" w:lineRule="auto"/>
       </w:pPr>
       <w:rPr>
+        <w:rFonts w:eastAsia="黑体"/>
         <w:b/>
         <w:bCs/>
       </w:rPr>
@@ -3839,6 +4014,7 @@
         <w:spacing w:after="0" w:before="0" w:line="240" w:lineRule="auto"/>
       </w:pPr>
       <w:rPr>
+        <w:rFonts w:eastAsia="黑体"/>
         <w:b/>
         <w:bCs/>
       </w:rPr>
@@ -3856,12 +4032,14 @@
     </w:tblStylePr>
     <w:tblStylePr w:type="firstCol">
       <w:rPr>
+        <w:rFonts w:eastAsia="黑体"/>
         <w:b/>
         <w:bCs/>
       </w:rPr>
     </w:tblStylePr>
     <w:tblStylePr w:type="lastCol">
       <w:rPr>
+        <w:rFonts w:eastAsia="黑体"/>
         <w:b/>
         <w:bCs/>
       </w:rPr>
@@ -3900,6 +4078,7 @@
       <w:spacing w:after="0" w:line="240" w:lineRule="auto"/>
     </w:pPr>
     <w:rPr>
+      <w:rFonts w:eastAsia="黑体"/>
       <w:color w:themeColor="accent1" w:themeShade="BF" w:val="365F91"/>
     </w:rPr>
     <w:tblPr>
@@ -3922,6 +4101,7 @@
         <w:spacing w:after="0" w:before="0" w:line="240" w:lineRule="auto"/>
       </w:pPr>
       <w:rPr>
+        <w:rFonts w:eastAsia="黑体"/>
         <w:b/>
         <w:bCs/>
       </w:rPr>
@@ -3942,6 +4122,7 @@
         <w:spacing w:after="0" w:before="0" w:line="240" w:lineRule="auto"/>
       </w:pPr>
       <w:rPr>
+        <w:rFonts w:eastAsia="黑体"/>
         <w:b/>
         <w:bCs/>
       </w:rPr>
@@ -3959,12 +4140,14 @@
     </w:tblStylePr>
     <w:tblStylePr w:type="firstCol">
       <w:rPr>
+        <w:rFonts w:eastAsia="黑体"/>
         <w:b/>
         <w:bCs/>
       </w:rPr>
     </w:tblStylePr>
     <w:tblStylePr w:type="lastCol">
       <w:rPr>
+        <w:rFonts w:eastAsia="黑体"/>
         <w:b/>
         <w:bCs/>
       </w:rPr>
@@ -4003,6 +4186,7 @@
       <w:spacing w:after="0" w:line="240" w:lineRule="auto"/>
     </w:pPr>
     <w:rPr>
+      <w:rFonts w:eastAsia="黑体"/>
       <w:color w:themeColor="accent2" w:themeShade="BF" w:val="943634"/>
     </w:rPr>
     <w:tblPr>
@@ -4025,6 +4209,7 @@
         <w:spacing w:after="0" w:before="0" w:line="240" w:lineRule="auto"/>
       </w:pPr>
       <w:rPr>
+        <w:rFonts w:eastAsia="黑体"/>
         <w:b/>
         <w:bCs/>
       </w:rPr>
@@ -4045,6 +4230,7 @@
         <w:spacing w:after="0" w:before="0" w:line="240" w:lineRule="auto"/>
       </w:pPr>
       <w:rPr>
+        <w:rFonts w:eastAsia="黑体"/>
         <w:b/>
         <w:bCs/>
       </w:rPr>
@@ -4062,12 +4248,14 @@
     </w:tblStylePr>
     <w:tblStylePr w:type="firstCol">
       <w:rPr>
+        <w:rFonts w:eastAsia="黑体"/>
         <w:b/>
         <w:bCs/>
       </w:rPr>
     </w:tblStylePr>
     <w:tblStylePr w:type="lastCol">
       <w:rPr>
+        <w:rFonts w:eastAsia="黑体"/>
         <w:b/>
         <w:bCs/>
       </w:rPr>
@@ -4106,6 +4294,7 @@
       <w:spacing w:after="0" w:line="240" w:lineRule="auto"/>
     </w:pPr>
     <w:rPr>
+      <w:rFonts w:eastAsia="黑体"/>
       <w:color w:themeColor="accent3" w:themeShade="BF" w:val="76923C"/>
     </w:rPr>
     <w:tblPr>
@@ -4128,6 +4317,7 @@
         <w:spacing w:after="0" w:before="0" w:line="240" w:lineRule="auto"/>
       </w:pPr>
       <w:rPr>
+        <w:rFonts w:eastAsia="黑体"/>
         <w:b/>
         <w:bCs/>
       </w:rPr>
@@ -4148,6 +4338,7 @@
         <w:spacing w:after="0" w:before="0" w:line="240" w:lineRule="auto"/>
       </w:pPr>
       <w:rPr>
+        <w:rFonts w:eastAsia="黑体"/>
         <w:b/>
         <w:bCs/>
       </w:rPr>
@@ -4165,12 +4356,14 @@
     </w:tblStylePr>
     <w:tblStylePr w:type="firstCol">
       <w:rPr>
+        <w:rFonts w:eastAsia="黑体"/>
         <w:b/>
         <w:bCs/>
       </w:rPr>
     </w:tblStylePr>
     <w:tblStylePr w:type="lastCol">
       <w:rPr>
+        <w:rFonts w:eastAsia="黑体"/>
         <w:b/>
         <w:bCs/>
       </w:rPr>
@@ -4209,6 +4402,7 @@
       <w:spacing w:after="0" w:line="240" w:lineRule="auto"/>
     </w:pPr>
     <w:rPr>
+      <w:rFonts w:eastAsia="黑体"/>
       <w:color w:themeColor="accent4" w:themeShade="BF" w:val="5F497A"/>
     </w:rPr>
     <w:tblPr>
@@ -4231,6 +4425,7 @@
         <w:spacing w:after="0" w:before="0" w:line="240" w:lineRule="auto"/>
       </w:pPr>
       <w:rPr>
+        <w:rFonts w:eastAsia="黑体"/>
         <w:b/>
         <w:bCs/>
       </w:rPr>
@@ -4251,6 +4446,7 @@
         <w:spacing w:after="0" w:before="0" w:line="240" w:lineRule="auto"/>
       </w:pPr>
       <w:rPr>
+        <w:rFonts w:eastAsia="黑体"/>
         <w:b/>
         <w:bCs/>
       </w:rPr>
@@ -4268,12 +4464,14 @@
     </w:tblStylePr>
     <w:tblStylePr w:type="firstCol">
       <w:rPr>
+        <w:rFonts w:eastAsia="黑体"/>
         <w:b/>
         <w:bCs/>
       </w:rPr>
     </w:tblStylePr>
     <w:tblStylePr w:type="lastCol">
       <w:rPr>
+        <w:rFonts w:eastAsia="黑体"/>
         <w:b/>
         <w:bCs/>
       </w:rPr>
@@ -4312,6 +4510,7 @@
       <w:spacing w:after="0" w:line="240" w:lineRule="auto"/>
     </w:pPr>
     <w:rPr>
+      <w:rFonts w:eastAsia="黑体"/>
       <w:color w:themeColor="accent5" w:themeShade="BF" w:val="31849B"/>
     </w:rPr>
     <w:tblPr>
@@ -4334,6 +4533,7 @@
         <w:spacing w:after="0" w:before="0" w:line="240" w:lineRule="auto"/>
       </w:pPr>
       <w:rPr>
+        <w:rFonts w:eastAsia="黑体"/>
         <w:b/>
         <w:bCs/>
       </w:rPr>
@@ -4354,6 +4554,7 @@
         <w:spacing w:after="0" w:before="0" w:line="240" w:lineRule="auto"/>
       </w:pPr>
       <w:rPr>
+        <w:rFonts w:eastAsia="黑体"/>
         <w:b/>
         <w:bCs/>
       </w:rPr>
@@ -4371,12 +4572,14 @@
     </w:tblStylePr>
     <w:tblStylePr w:type="firstCol">
       <w:rPr>
+        <w:rFonts w:eastAsia="黑体"/>
         <w:b/>
         <w:bCs/>
       </w:rPr>
     </w:tblStylePr>
     <w:tblStylePr w:type="lastCol">
       <w:rPr>
+        <w:rFonts w:eastAsia="黑体"/>
         <w:b/>
         <w:bCs/>
       </w:rPr>
@@ -4415,6 +4618,7 @@
       <w:spacing w:after="0" w:line="240" w:lineRule="auto"/>
     </w:pPr>
     <w:rPr>
+      <w:rFonts w:eastAsia="黑体"/>
       <w:color w:themeColor="accent6" w:themeShade="BF" w:val="E36C0A"/>
     </w:rPr>
     <w:tblPr>
@@ -4437,6 +4641,7 @@
         <w:spacing w:after="0" w:before="0" w:line="240" w:lineRule="auto"/>
       </w:pPr>
       <w:rPr>
+        <w:rFonts w:eastAsia="黑体"/>
         <w:b/>
         <w:bCs/>
       </w:rPr>
@@ -4457,6 +4662,7 @@
         <w:spacing w:after="0" w:before="0" w:line="240" w:lineRule="auto"/>
       </w:pPr>
       <w:rPr>
+        <w:rFonts w:eastAsia="黑体"/>
         <w:b/>
         <w:bCs/>
       </w:rPr>
@@ -4474,12 +4680,14 @@
     </w:tblStylePr>
     <w:tblStylePr w:type="firstCol">
       <w:rPr>
+        <w:rFonts w:eastAsia="黑体"/>
         <w:b/>
         <w:bCs/>
       </w:rPr>
     </w:tblStylePr>
     <w:tblStylePr w:type="lastCol">
       <w:rPr>
+        <w:rFonts w:eastAsia="黑体"/>
         <w:b/>
         <w:bCs/>
       </w:rPr>
@@ -4539,6 +4747,7 @@
         <w:spacing w:after="0" w:before="0" w:line="240" w:lineRule="auto"/>
       </w:pPr>
       <w:rPr>
+        <w:rFonts w:eastAsia="黑体"/>
         <w:b/>
         <w:bCs/>
         <w:color w:themeColor="background1" w:val="FFFFFF"/>
@@ -4553,6 +4762,7 @@
         <w:spacing w:after="0" w:before="0" w:line="240" w:lineRule="auto"/>
       </w:pPr>
       <w:rPr>
+        <w:rFonts w:eastAsia="黑体"/>
         <w:b/>
         <w:bCs/>
       </w:rPr>
@@ -4568,12 +4778,14 @@
     </w:tblStylePr>
     <w:tblStylePr w:type="firstCol">
       <w:rPr>
+        <w:rFonts w:eastAsia="黑体"/>
         <w:b/>
         <w:bCs/>
       </w:rPr>
     </w:tblStylePr>
     <w:tblStylePr w:type="lastCol">
       <w:rPr>
+        <w:rFonts w:eastAsia="黑体"/>
         <w:b/>
         <w:bCs/>
       </w:rPr>
@@ -4631,6 +4843,7 @@
         <w:spacing w:after="0" w:before="0" w:line="240" w:lineRule="auto"/>
       </w:pPr>
       <w:rPr>
+        <w:rFonts w:eastAsia="黑体"/>
         <w:b/>
         <w:bCs/>
         <w:color w:themeColor="background1" w:val="FFFFFF"/>
@@ -4645,6 +4858,7 @@
         <w:spacing w:after="0" w:before="0" w:line="240" w:lineRule="auto"/>
       </w:pPr>
       <w:rPr>
+        <w:rFonts w:eastAsia="黑体"/>
         <w:b/>
         <w:bCs/>
       </w:rPr>
@@ -4660,12 +4874,14 @@
     </w:tblStylePr>
     <w:tblStylePr w:type="firstCol">
       <w:rPr>
+        <w:rFonts w:eastAsia="黑体"/>
         <w:b/>
         <w:bCs/>
       </w:rPr>
     </w:tblStylePr>
     <w:tblStylePr w:type="lastCol">
       <w:rPr>
+        <w:rFonts w:eastAsia="黑体"/>
         <w:b/>
         <w:bCs/>
       </w:rPr>
@@ -4723,6 +4939,7 @@
         <w:spacing w:after="0" w:before="0" w:line="240" w:lineRule="auto"/>
       </w:pPr>
       <w:rPr>
+        <w:rFonts w:eastAsia="黑体"/>
         <w:b/>
         <w:bCs/>
         <w:color w:themeColor="background1" w:val="FFFFFF"/>
@@ -4737,6 +4954,7 @@
         <w:spacing w:after="0" w:before="0" w:line="240" w:lineRule="auto"/>
       </w:pPr>
       <w:rPr>
+        <w:rFonts w:eastAsia="黑体"/>
         <w:b/>
         <w:bCs/>
       </w:rPr>
@@ -4752,12 +4970,14 @@
     </w:tblStylePr>
     <w:tblStylePr w:type="firstCol">
       <w:rPr>
+        <w:rFonts w:eastAsia="黑体"/>
         <w:b/>
         <w:bCs/>
       </w:rPr>
     </w:tblStylePr>
     <w:tblStylePr w:type="lastCol">
       <w:rPr>
+        <w:rFonts w:eastAsia="黑体"/>
         <w:b/>
         <w:bCs/>
       </w:rPr>
@@ -4815,6 +5035,7 @@
         <w:spacing w:after="0" w:before="0" w:line="240" w:lineRule="auto"/>
       </w:pPr>
       <w:rPr>
+        <w:rFonts w:eastAsia="黑体"/>
         <w:b/>
         <w:bCs/>
         <w:color w:themeColor="background1" w:val="FFFFFF"/>
@@ -4829,6 +5050,7 @@
         <w:spacing w:after="0" w:before="0" w:line="240" w:lineRule="auto"/>
       </w:pPr>
       <w:rPr>
+        <w:rFonts w:eastAsia="黑体"/>
         <w:b/>
         <w:bCs/>
       </w:rPr>
@@ -4844,12 +5066,14 @@
     </w:tblStylePr>
     <w:tblStylePr w:type="firstCol">
       <w:rPr>
+        <w:rFonts w:eastAsia="黑体"/>
         <w:b/>
         <w:bCs/>
       </w:rPr>
     </w:tblStylePr>
     <w:tblStylePr w:type="lastCol">
       <w:rPr>
+        <w:rFonts w:eastAsia="黑体"/>
         <w:b/>
         <w:bCs/>
       </w:rPr>
@@ -4907,6 +5131,7 @@
         <w:spacing w:after="0" w:before="0" w:line="240" w:lineRule="auto"/>
       </w:pPr>
       <w:rPr>
+        <w:rFonts w:eastAsia="黑体"/>
         <w:b/>
         <w:bCs/>
         <w:color w:themeColor="background1" w:val="FFFFFF"/>
@@ -4921,6 +5146,7 @@
         <w:spacing w:after="0" w:before="0" w:line="240" w:lineRule="auto"/>
       </w:pPr>
       <w:rPr>
+        <w:rFonts w:eastAsia="黑体"/>
         <w:b/>
         <w:bCs/>
       </w:rPr>
@@ -4936,12 +5162,14 @@
     </w:tblStylePr>
     <w:tblStylePr w:type="firstCol">
       <w:rPr>
+        <w:rFonts w:eastAsia="黑体"/>
         <w:b/>
         <w:bCs/>
       </w:rPr>
     </w:tblStylePr>
     <w:tblStylePr w:type="lastCol">
       <w:rPr>
+        <w:rFonts w:eastAsia="黑体"/>
         <w:b/>
         <w:bCs/>
       </w:rPr>
@@ -4999,6 +5227,7 @@
         <w:spacing w:after="0" w:before="0" w:line="240" w:lineRule="auto"/>
       </w:pPr>
       <w:rPr>
+        <w:rFonts w:eastAsia="黑体"/>
         <w:b/>
         <w:bCs/>
         <w:color w:themeColor="background1" w:val="FFFFFF"/>
@@ -5013,6 +5242,7 @@
         <w:spacing w:after="0" w:before="0" w:line="240" w:lineRule="auto"/>
       </w:pPr>
       <w:rPr>
+        <w:rFonts w:eastAsia="黑体"/>
         <w:b/>
         <w:bCs/>
       </w:rPr>
@@ -5028,12 +5258,14 @@
     </w:tblStylePr>
     <w:tblStylePr w:type="firstCol">
       <w:rPr>
+        <w:rFonts w:eastAsia="黑体"/>
         <w:b/>
         <w:bCs/>
       </w:rPr>
     </w:tblStylePr>
     <w:tblStylePr w:type="lastCol">
       <w:rPr>
+        <w:rFonts w:eastAsia="黑体"/>
         <w:b/>
         <w:bCs/>
       </w:rPr>
@@ -5091,6 +5323,7 @@
         <w:spacing w:after="0" w:before="0" w:line="240" w:lineRule="auto"/>
       </w:pPr>
       <w:rPr>
+        <w:rFonts w:eastAsia="黑体"/>
         <w:b/>
         <w:bCs/>
         <w:color w:themeColor="background1" w:val="FFFFFF"/>
@@ -5105,6 +5338,7 @@
         <w:spacing w:after="0" w:before="0" w:line="240" w:lineRule="auto"/>
       </w:pPr>
       <w:rPr>
+        <w:rFonts w:eastAsia="黑体"/>
         <w:b/>
         <w:bCs/>
       </w:rPr>
@@ -5120,12 +5354,14 @@
     </w:tblStylePr>
     <w:tblStylePr w:type="firstCol">
       <w:rPr>
+        <w:rFonts w:eastAsia="黑体"/>
         <w:b/>
         <w:bCs/>
       </w:rPr>
     </w:tblStylePr>
     <w:tblStylePr w:type="lastCol">
       <w:rPr>
+        <w:rFonts w:eastAsia="黑体"/>
         <w:b/>
         <w:bCs/>
       </w:rPr>
@@ -5185,7 +5421,7 @@
         <w:spacing w:after="0" w:before="0" w:line="240" w:lineRule="auto"/>
       </w:pPr>
       <w:rPr>
-        <w:rFonts w:asciiTheme="majorHAnsi" w:cstheme="majorBidi" w:eastAsiaTheme="majorEastAsia" w:hAnsiTheme="majorHAnsi"/>
+        <w:rFonts w:asciiTheme="majorHAnsi" w:cstheme="majorBidi" w:hAnsiTheme="majorHAnsi" w:eastAsia="黑体"/>
         <w:b/>
         <w:bCs/>
       </w:rPr>
@@ -5206,7 +5442,7 @@
         <w:spacing w:after="0" w:before="0" w:line="240" w:lineRule="auto"/>
       </w:pPr>
       <w:rPr>
-        <w:rFonts w:asciiTheme="majorHAnsi" w:cstheme="majorBidi" w:eastAsiaTheme="majorEastAsia" w:hAnsiTheme="majorHAnsi"/>
+        <w:rFonts w:asciiTheme="majorHAnsi" w:cstheme="majorBidi" w:hAnsiTheme="majorHAnsi" w:eastAsia="黑体"/>
         <w:b/>
         <w:bCs/>
       </w:rPr>
@@ -5224,14 +5460,14 @@
     </w:tblStylePr>
     <w:tblStylePr w:type="firstCol">
       <w:rPr>
-        <w:rFonts w:asciiTheme="majorHAnsi" w:cstheme="majorBidi" w:eastAsiaTheme="majorEastAsia" w:hAnsiTheme="majorHAnsi"/>
+        <w:rFonts w:asciiTheme="majorHAnsi" w:cstheme="majorBidi" w:hAnsiTheme="majorHAnsi" w:eastAsia="黑体"/>
         <w:b/>
         <w:bCs/>
       </w:rPr>
     </w:tblStylePr>
     <w:tblStylePr w:type="lastCol">
       <w:rPr>
-        <w:rFonts w:asciiTheme="majorHAnsi" w:cstheme="majorBidi" w:eastAsiaTheme="majorEastAsia" w:hAnsiTheme="majorHAnsi"/>
+        <w:rFonts w:asciiTheme="majorHAnsi" w:cstheme="majorBidi" w:hAnsiTheme="majorHAnsi" w:eastAsia="黑体"/>
         <w:b/>
         <w:bCs/>
       </w:rPr>
@@ -5315,7 +5551,7 @@
         <w:spacing w:after="0" w:before="0" w:line="240" w:lineRule="auto"/>
       </w:pPr>
       <w:rPr>
-        <w:rFonts w:asciiTheme="majorHAnsi" w:cstheme="majorBidi" w:eastAsiaTheme="majorEastAsia" w:hAnsiTheme="majorHAnsi"/>
+        <w:rFonts w:asciiTheme="majorHAnsi" w:cstheme="majorBidi" w:hAnsiTheme="majorHAnsi" w:eastAsia="黑体"/>
         <w:b/>
         <w:bCs/>
       </w:rPr>
@@ -5336,7 +5572,7 @@
         <w:spacing w:after="0" w:before="0" w:line="240" w:lineRule="auto"/>
       </w:pPr>
       <w:rPr>
-        <w:rFonts w:asciiTheme="majorHAnsi" w:cstheme="majorBidi" w:eastAsiaTheme="majorEastAsia" w:hAnsiTheme="majorHAnsi"/>
+        <w:rFonts w:asciiTheme="majorHAnsi" w:cstheme="majorBidi" w:hAnsiTheme="majorHAnsi" w:eastAsia="黑体"/>
         <w:b/>
         <w:bCs/>
       </w:rPr>
@@ -5354,14 +5590,14 @@
     </w:tblStylePr>
     <w:tblStylePr w:type="firstCol">
       <w:rPr>
-        <w:rFonts w:asciiTheme="majorHAnsi" w:cstheme="majorBidi" w:eastAsiaTheme="majorEastAsia" w:hAnsiTheme="majorHAnsi"/>
+        <w:rFonts w:asciiTheme="majorHAnsi" w:cstheme="majorBidi" w:hAnsiTheme="majorHAnsi" w:eastAsia="黑体"/>
         <w:b/>
         <w:bCs/>
       </w:rPr>
     </w:tblStylePr>
     <w:tblStylePr w:type="lastCol">
       <w:rPr>
-        <w:rFonts w:asciiTheme="majorHAnsi" w:cstheme="majorBidi" w:eastAsiaTheme="majorEastAsia" w:hAnsiTheme="majorHAnsi"/>
+        <w:rFonts w:asciiTheme="majorHAnsi" w:cstheme="majorBidi" w:hAnsiTheme="majorHAnsi" w:eastAsia="黑体"/>
         <w:b/>
         <w:bCs/>
       </w:rPr>
@@ -5445,7 +5681,7 @@
         <w:spacing w:after="0" w:before="0" w:line="240" w:lineRule="auto"/>
       </w:pPr>
       <w:rPr>
-        <w:rFonts w:asciiTheme="majorHAnsi" w:cstheme="majorBidi" w:eastAsiaTheme="majorEastAsia" w:hAnsiTheme="majorHAnsi"/>
+        <w:rFonts w:asciiTheme="majorHAnsi" w:cstheme="majorBidi" w:hAnsiTheme="majorHAnsi" w:eastAsia="黑体"/>
         <w:b/>
         <w:bCs/>
       </w:rPr>
@@ -5466,7 +5702,7 @@
         <w:spacing w:after="0" w:before="0" w:line="240" w:lineRule="auto"/>
       </w:pPr>
       <w:rPr>
-        <w:rFonts w:asciiTheme="majorHAnsi" w:cstheme="majorBidi" w:eastAsiaTheme="majorEastAsia" w:hAnsiTheme="majorHAnsi"/>
+        <w:rFonts w:asciiTheme="majorHAnsi" w:cstheme="majorBidi" w:hAnsiTheme="majorHAnsi" w:eastAsia="黑体"/>
         <w:b/>
         <w:bCs/>
       </w:rPr>
@@ -5484,14 +5720,14 @@
     </w:tblStylePr>
     <w:tblStylePr w:type="firstCol">
       <w:rPr>
-        <w:rFonts w:asciiTheme="majorHAnsi" w:cstheme="majorBidi" w:eastAsiaTheme="majorEastAsia" w:hAnsiTheme="majorHAnsi"/>
+        <w:rFonts w:asciiTheme="majorHAnsi" w:cstheme="majorBidi" w:hAnsiTheme="majorHAnsi" w:eastAsia="黑体"/>
         <w:b/>
         <w:bCs/>
       </w:rPr>
     </w:tblStylePr>
     <w:tblStylePr w:type="lastCol">
       <w:rPr>
-        <w:rFonts w:asciiTheme="majorHAnsi" w:cstheme="majorBidi" w:eastAsiaTheme="majorEastAsia" w:hAnsiTheme="majorHAnsi"/>
+        <w:rFonts w:asciiTheme="majorHAnsi" w:cstheme="majorBidi" w:hAnsiTheme="majorHAnsi" w:eastAsia="黑体"/>
         <w:b/>
         <w:bCs/>
       </w:rPr>
@@ -5575,7 +5811,7 @@
         <w:spacing w:after="0" w:before="0" w:line="240" w:lineRule="auto"/>
       </w:pPr>
       <w:rPr>
-        <w:rFonts w:asciiTheme="majorHAnsi" w:cstheme="majorBidi" w:eastAsiaTheme="majorEastAsia" w:hAnsiTheme="majorHAnsi"/>
+        <w:rFonts w:asciiTheme="majorHAnsi" w:cstheme="majorBidi" w:hAnsiTheme="majorHAnsi" w:eastAsia="黑体"/>
         <w:b/>
         <w:bCs/>
       </w:rPr>
@@ -5596,7 +5832,7 @@
         <w:spacing w:after="0" w:before="0" w:line="240" w:lineRule="auto"/>
       </w:pPr>
       <w:rPr>
-        <w:rFonts w:asciiTheme="majorHAnsi" w:cstheme="majorBidi" w:eastAsiaTheme="majorEastAsia" w:hAnsiTheme="majorHAnsi"/>
+        <w:rFonts w:asciiTheme="majorHAnsi" w:cstheme="majorBidi" w:hAnsiTheme="majorHAnsi" w:eastAsia="黑体"/>
         <w:b/>
         <w:bCs/>
       </w:rPr>
@@ -5614,14 +5850,14 @@
     </w:tblStylePr>
     <w:tblStylePr w:type="firstCol">
       <w:rPr>
-        <w:rFonts w:asciiTheme="majorHAnsi" w:cstheme="majorBidi" w:eastAsiaTheme="majorEastAsia" w:hAnsiTheme="majorHAnsi"/>
+        <w:rFonts w:asciiTheme="majorHAnsi" w:cstheme="majorBidi" w:hAnsiTheme="majorHAnsi" w:eastAsia="黑体"/>
         <w:b/>
         <w:bCs/>
       </w:rPr>
     </w:tblStylePr>
     <w:tblStylePr w:type="lastCol">
       <w:rPr>
-        <w:rFonts w:asciiTheme="majorHAnsi" w:cstheme="majorBidi" w:eastAsiaTheme="majorEastAsia" w:hAnsiTheme="majorHAnsi"/>
+        <w:rFonts w:asciiTheme="majorHAnsi" w:cstheme="majorBidi" w:hAnsiTheme="majorHAnsi" w:eastAsia="黑体"/>
         <w:b/>
         <w:bCs/>
       </w:rPr>
@@ -5705,7 +5941,7 @@
         <w:spacing w:after="0" w:before="0" w:line="240" w:lineRule="auto"/>
       </w:pPr>
       <w:rPr>
-        <w:rFonts w:asciiTheme="majorHAnsi" w:cstheme="majorBidi" w:eastAsiaTheme="majorEastAsia" w:hAnsiTheme="majorHAnsi"/>
+        <w:rFonts w:asciiTheme="majorHAnsi" w:cstheme="majorBidi" w:hAnsiTheme="majorHAnsi" w:eastAsia="黑体"/>
         <w:b/>
         <w:bCs/>
       </w:rPr>
@@ -5726,7 +5962,7 @@
         <w:spacing w:after="0" w:before="0" w:line="240" w:lineRule="auto"/>
       </w:pPr>
       <w:rPr>
-        <w:rFonts w:asciiTheme="majorHAnsi" w:cstheme="majorBidi" w:eastAsiaTheme="majorEastAsia" w:hAnsiTheme="majorHAnsi"/>
+        <w:rFonts w:asciiTheme="majorHAnsi" w:cstheme="majorBidi" w:hAnsiTheme="majorHAnsi" w:eastAsia="黑体"/>
         <w:b/>
         <w:bCs/>
       </w:rPr>
@@ -5744,14 +5980,14 @@
     </w:tblStylePr>
     <w:tblStylePr w:type="firstCol">
       <w:rPr>
-        <w:rFonts w:asciiTheme="majorHAnsi" w:cstheme="majorBidi" w:eastAsiaTheme="majorEastAsia" w:hAnsiTheme="majorHAnsi"/>
+        <w:rFonts w:asciiTheme="majorHAnsi" w:cstheme="majorBidi" w:hAnsiTheme="majorHAnsi" w:eastAsia="黑体"/>
         <w:b/>
         <w:bCs/>
       </w:rPr>
     </w:tblStylePr>
     <w:tblStylePr w:type="lastCol">
       <w:rPr>
-        <w:rFonts w:asciiTheme="majorHAnsi" w:cstheme="majorBidi" w:eastAsiaTheme="majorEastAsia" w:hAnsiTheme="majorHAnsi"/>
+        <w:rFonts w:asciiTheme="majorHAnsi" w:cstheme="majorBidi" w:hAnsiTheme="majorHAnsi" w:eastAsia="黑体"/>
         <w:b/>
         <w:bCs/>
       </w:rPr>
@@ -5835,7 +6071,7 @@
         <w:spacing w:after="0" w:before="0" w:line="240" w:lineRule="auto"/>
       </w:pPr>
       <w:rPr>
-        <w:rFonts w:asciiTheme="majorHAnsi" w:cstheme="majorBidi" w:eastAsiaTheme="majorEastAsia" w:hAnsiTheme="majorHAnsi"/>
+        <w:rFonts w:asciiTheme="majorHAnsi" w:cstheme="majorBidi" w:hAnsiTheme="majorHAnsi" w:eastAsia="黑体"/>
         <w:b/>
         <w:bCs/>
       </w:rPr>
@@ -5856,7 +6092,7 @@
         <w:spacing w:after="0" w:before="0" w:line="240" w:lineRule="auto"/>
       </w:pPr>
       <w:rPr>
-        <w:rFonts w:asciiTheme="majorHAnsi" w:cstheme="majorBidi" w:eastAsiaTheme="majorEastAsia" w:hAnsiTheme="majorHAnsi"/>
+        <w:rFonts w:asciiTheme="majorHAnsi" w:cstheme="majorBidi" w:hAnsiTheme="majorHAnsi" w:eastAsia="黑体"/>
         <w:b/>
         <w:bCs/>
       </w:rPr>
@@ -5874,14 +6110,14 @@
     </w:tblStylePr>
     <w:tblStylePr w:type="firstCol">
       <w:rPr>
-        <w:rFonts w:asciiTheme="majorHAnsi" w:cstheme="majorBidi" w:eastAsiaTheme="majorEastAsia" w:hAnsiTheme="majorHAnsi"/>
+        <w:rFonts w:asciiTheme="majorHAnsi" w:cstheme="majorBidi" w:hAnsiTheme="majorHAnsi" w:eastAsia="黑体"/>
         <w:b/>
         <w:bCs/>
       </w:rPr>
     </w:tblStylePr>
     <w:tblStylePr w:type="lastCol">
       <w:rPr>
-        <w:rFonts w:asciiTheme="majorHAnsi" w:cstheme="majorBidi" w:eastAsiaTheme="majorEastAsia" w:hAnsiTheme="majorHAnsi"/>
+        <w:rFonts w:asciiTheme="majorHAnsi" w:cstheme="majorBidi" w:hAnsiTheme="majorHAnsi" w:eastAsia="黑体"/>
         <w:b/>
         <w:bCs/>
       </w:rPr>
@@ -5965,7 +6201,7 @@
         <w:spacing w:after="0" w:before="0" w:line="240" w:lineRule="auto"/>
       </w:pPr>
       <w:rPr>
-        <w:rFonts w:asciiTheme="majorHAnsi" w:cstheme="majorBidi" w:eastAsiaTheme="majorEastAsia" w:hAnsiTheme="majorHAnsi"/>
+        <w:rFonts w:asciiTheme="majorHAnsi" w:cstheme="majorBidi" w:hAnsiTheme="majorHAnsi" w:eastAsia="黑体"/>
         <w:b/>
         <w:bCs/>
       </w:rPr>
@@ -5986,7 +6222,7 @@
         <w:spacing w:after="0" w:before="0" w:line="240" w:lineRule="auto"/>
       </w:pPr>
       <w:rPr>
-        <w:rFonts w:asciiTheme="majorHAnsi" w:cstheme="majorBidi" w:eastAsiaTheme="majorEastAsia" w:hAnsiTheme="majorHAnsi"/>
+        <w:rFonts w:asciiTheme="majorHAnsi" w:cstheme="majorBidi" w:hAnsiTheme="majorHAnsi" w:eastAsia="黑体"/>
         <w:b/>
         <w:bCs/>
       </w:rPr>
@@ -6004,14 +6240,14 @@
     </w:tblStylePr>
     <w:tblStylePr w:type="firstCol">
       <w:rPr>
-        <w:rFonts w:asciiTheme="majorHAnsi" w:cstheme="majorBidi" w:eastAsiaTheme="majorEastAsia" w:hAnsiTheme="majorHAnsi"/>
+        <w:rFonts w:asciiTheme="majorHAnsi" w:cstheme="majorBidi" w:hAnsiTheme="majorHAnsi" w:eastAsia="黑体"/>
         <w:b/>
         <w:bCs/>
       </w:rPr>
     </w:tblStylePr>
     <w:tblStylePr w:type="lastCol">
       <w:rPr>
-        <w:rFonts w:asciiTheme="majorHAnsi" w:cstheme="majorBidi" w:eastAsiaTheme="majorEastAsia" w:hAnsiTheme="majorHAnsi"/>
+        <w:rFonts w:asciiTheme="majorHAnsi" w:cstheme="majorBidi" w:hAnsiTheme="majorHAnsi" w:eastAsia="黑体"/>
         <w:b/>
         <w:bCs/>
       </w:rPr>
@@ -6094,6 +6330,7 @@
         <w:spacing w:after="0" w:before="0" w:line="240" w:lineRule="auto"/>
       </w:pPr>
       <w:rPr>
+        <w:rFonts w:eastAsia="黑体"/>
         <w:b/>
         <w:bCs/>
         <w:color w:themeColor="background1" w:val="FFFFFF"/>
@@ -6116,6 +6353,7 @@
         <w:spacing w:after="0" w:before="0" w:line="240" w:lineRule="auto"/>
       </w:pPr>
       <w:rPr>
+        <w:rFonts w:eastAsia="黑体"/>
         <w:b/>
         <w:bCs/>
       </w:rPr>
@@ -6133,12 +6371,14 @@
     </w:tblStylePr>
     <w:tblStylePr w:type="firstCol">
       <w:rPr>
+        <w:rFonts w:eastAsia="黑体"/>
         <w:b/>
         <w:bCs/>
       </w:rPr>
     </w:tblStylePr>
     <w:tblStylePr w:type="lastCol">
       <w:rPr>
+        <w:rFonts w:eastAsia="黑体"/>
         <w:b/>
         <w:bCs/>
       </w:rPr>
@@ -6200,6 +6440,7 @@
         <w:spacing w:after="0" w:before="0" w:line="240" w:lineRule="auto"/>
       </w:pPr>
       <w:rPr>
+        <w:rFonts w:eastAsia="黑体"/>
         <w:b/>
         <w:bCs/>
         <w:color w:themeColor="background1" w:val="FFFFFF"/>
@@ -6222,6 +6463,7 @@
         <w:spacing w:after="0" w:before="0" w:line="240" w:lineRule="auto"/>
       </w:pPr>
       <w:rPr>
+        <w:rFonts w:eastAsia="黑体"/>
         <w:b/>
         <w:bCs/>
       </w:rPr>
@@ -6239,12 +6481,14 @@
     </w:tblStylePr>
     <w:tblStylePr w:type="firstCol">
       <w:rPr>
+        <w:rFonts w:eastAsia="黑体"/>
         <w:b/>
         <w:bCs/>
       </w:rPr>
     </w:tblStylePr>
     <w:tblStylePr w:type="lastCol">
       <w:rPr>
+        <w:rFonts w:eastAsia="黑体"/>
         <w:b/>
         <w:bCs/>
       </w:rPr>
@@ -6306,6 +6550,7 @@
         <w:spacing w:after="0" w:before="0" w:line="240" w:lineRule="auto"/>
       </w:pPr>
       <w:rPr>
+        <w:rFonts w:eastAsia="黑体"/>
         <w:b/>
         <w:bCs/>
         <w:color w:themeColor="background1" w:val="FFFFFF"/>
@@ -6328,6 +6573,7 @@
         <w:spacing w:after="0" w:before="0" w:line="240" w:lineRule="auto"/>
       </w:pPr>
       <w:rPr>
+        <w:rFonts w:eastAsia="黑体"/>
         <w:b/>
         <w:bCs/>
       </w:rPr>
@@ -6345,12 +6591,14 @@
     </w:tblStylePr>
     <w:tblStylePr w:type="firstCol">
       <w:rPr>
+        <w:rFonts w:eastAsia="黑体"/>
         <w:b/>
         <w:bCs/>
       </w:rPr>
     </w:tblStylePr>
     <w:tblStylePr w:type="lastCol">
       <w:rPr>
+        <w:rFonts w:eastAsia="黑体"/>
         <w:b/>
         <w:bCs/>
       </w:rPr>
@@ -6412,6 +6660,7 @@
         <w:spacing w:after="0" w:before="0" w:line="240" w:lineRule="auto"/>
       </w:pPr>
       <w:rPr>
+        <w:rFonts w:eastAsia="黑体"/>
         <w:b/>
         <w:bCs/>
         <w:color w:themeColor="background1" w:val="FFFFFF"/>
@@ -6434,6 +6683,7 @@
         <w:spacing w:after="0" w:before="0" w:line="240" w:lineRule="auto"/>
       </w:pPr>
       <w:rPr>
+        <w:rFonts w:eastAsia="黑体"/>
         <w:b/>
         <w:bCs/>
       </w:rPr>
@@ -6451,12 +6701,14 @@
     </w:tblStylePr>
     <w:tblStylePr w:type="firstCol">
       <w:rPr>
+        <w:rFonts w:eastAsia="黑体"/>
         <w:b/>
         <w:bCs/>
       </w:rPr>
     </w:tblStylePr>
     <w:tblStylePr w:type="lastCol">
       <w:rPr>
+        <w:rFonts w:eastAsia="黑体"/>
         <w:b/>
         <w:bCs/>
       </w:rPr>
@@ -6518,6 +6770,7 @@
         <w:spacing w:after="0" w:before="0" w:line="240" w:lineRule="auto"/>
       </w:pPr>
       <w:rPr>
+        <w:rFonts w:eastAsia="黑体"/>
         <w:b/>
         <w:bCs/>
         <w:color w:themeColor="background1" w:val="FFFFFF"/>
@@ -6540,6 +6793,7 @@
         <w:spacing w:after="0" w:before="0" w:line="240" w:lineRule="auto"/>
       </w:pPr>
       <w:rPr>
+        <w:rFonts w:eastAsia="黑体"/>
         <w:b/>
         <w:bCs/>
       </w:rPr>
@@ -6557,12 +6811,14 @@
     </w:tblStylePr>
     <w:tblStylePr w:type="firstCol">
       <w:rPr>
+        <w:rFonts w:eastAsia="黑体"/>
         <w:b/>
         <w:bCs/>
       </w:rPr>
     </w:tblStylePr>
     <w:tblStylePr w:type="lastCol">
       <w:rPr>
+        <w:rFonts w:eastAsia="黑体"/>
         <w:b/>
         <w:bCs/>
       </w:rPr>
@@ -6624,6 +6880,7 @@
         <w:spacing w:after="0" w:before="0" w:line="240" w:lineRule="auto"/>
       </w:pPr>
       <w:rPr>
+        <w:rFonts w:eastAsia="黑体"/>
         <w:b/>
         <w:bCs/>
         <w:color w:themeColor="background1" w:val="FFFFFF"/>
@@ -6646,6 +6903,7 @@
         <w:spacing w:after="0" w:before="0" w:line="240" w:lineRule="auto"/>
       </w:pPr>
       <w:rPr>
+        <w:rFonts w:eastAsia="黑体"/>
         <w:b/>
         <w:bCs/>
       </w:rPr>
@@ -6663,12 +6921,14 @@
     </w:tblStylePr>
     <w:tblStylePr w:type="firstCol">
       <w:rPr>
+        <w:rFonts w:eastAsia="黑体"/>
         <w:b/>
         <w:bCs/>
       </w:rPr>
     </w:tblStylePr>
     <w:tblStylePr w:type="lastCol">
       <w:rPr>
+        <w:rFonts w:eastAsia="黑体"/>
         <w:b/>
         <w:bCs/>
       </w:rPr>
@@ -6730,6 +6990,7 @@
         <w:spacing w:after="0" w:before="0" w:line="240" w:lineRule="auto"/>
       </w:pPr>
       <w:rPr>
+        <w:rFonts w:eastAsia="黑体"/>
         <w:b/>
         <w:bCs/>
         <w:color w:themeColor="background1" w:val="FFFFFF"/>
@@ -6752,6 +7013,7 @@
         <w:spacing w:after="0" w:before="0" w:line="240" w:lineRule="auto"/>
       </w:pPr>
       <w:rPr>
+        <w:rFonts w:eastAsia="黑体"/>
         <w:b/>
         <w:bCs/>
       </w:rPr>
@@ -6769,12 +7031,14 @@
     </w:tblStylePr>
     <w:tblStylePr w:type="firstCol">
       <w:rPr>
+        <w:rFonts w:eastAsia="黑体"/>
         <w:b/>
         <w:bCs/>
       </w:rPr>
     </w:tblStylePr>
     <w:tblStylePr w:type="lastCol">
       <w:rPr>
+        <w:rFonts w:eastAsia="黑体"/>
         <w:b/>
         <w:bCs/>
       </w:rPr>
@@ -6833,6 +7097,7 @@
         <w:spacing w:after="0" w:before="0" w:line="240" w:lineRule="auto"/>
       </w:pPr>
       <w:rPr>
+        <w:rFonts w:eastAsia="黑体"/>
         <w:b/>
         <w:bCs/>
         <w:color w:themeColor="background1" w:val="FFFFFF"/>
@@ -6855,6 +7120,7 @@
         <w:spacing w:after="0" w:before="0" w:line="240" w:lineRule="auto"/>
       </w:pPr>
       <w:rPr>
+        <w:rFonts w:eastAsia="黑体"/>
         <w:color w:val="auto"/>
       </w:rPr>
       <w:tblPr/>
@@ -6872,6 +7138,7 @@
     </w:tblStylePr>
     <w:tblStylePr w:type="firstCol">
       <w:rPr>
+        <w:rFonts w:eastAsia="黑体"/>
         <w:b/>
         <w:bCs/>
         <w:color w:themeColor="background1" w:val="FFFFFF"/>
@@ -6891,6 +7158,7 @@
     </w:tblStylePr>
     <w:tblStylePr w:type="lastCol">
       <w:rPr>
+        <w:rFonts w:eastAsia="黑体"/>
         <w:b/>
         <w:bCs/>
         <w:color w:themeColor="background1" w:val="FFFFFF"/>
@@ -6939,6 +7207,7 @@
     </w:tblStylePr>
     <w:tblStylePr w:type="nwCell">
       <w:rPr>
+        <w:rFonts w:eastAsia="黑体"/>
         <w:color w:themeColor="background1" w:val="FFFFFF"/>
       </w:rPr>
       <w:tblPr/>
@@ -6982,6 +7251,7 @@
         <w:spacing w:after="0" w:before="0" w:line="240" w:lineRule="auto"/>
       </w:pPr>
       <w:rPr>
+        <w:rFonts w:eastAsia="黑体"/>
         <w:b/>
         <w:bCs/>
         <w:color w:themeColor="background1" w:val="FFFFFF"/>
@@ -7004,6 +7274,7 @@
         <w:spacing w:after="0" w:before="0" w:line="240" w:lineRule="auto"/>
       </w:pPr>
       <w:rPr>
+        <w:rFonts w:eastAsia="黑体"/>
         <w:color w:val="auto"/>
       </w:rPr>
       <w:tblPr/>
@@ -7021,6 +7292,7 @@
     </w:tblStylePr>
     <w:tblStylePr w:type="firstCol">
       <w:rPr>
+        <w:rFonts w:eastAsia="黑体"/>
         <w:b/>
         <w:bCs/>
         <w:color w:themeColor="background1" w:val="FFFFFF"/>
@@ -7040,6 +7312,7 @@
     </w:tblStylePr>
     <w:tblStylePr w:type="lastCol">
       <w:rPr>
+        <w:rFonts w:eastAsia="黑体"/>
         <w:b/>
         <w:bCs/>
         <w:color w:themeColor="background1" w:val="FFFFFF"/>
@@ -7088,6 +7361,7 @@
     </w:tblStylePr>
     <w:tblStylePr w:type="nwCell">
       <w:rPr>
+        <w:rFonts w:eastAsia="黑体"/>
         <w:color w:themeColor="background1" w:val="FFFFFF"/>
       </w:rPr>
       <w:tblPr/>
@@ -7131,6 +7405,7 @@
         <w:spacing w:after="0" w:before="0" w:line="240" w:lineRule="auto"/>
       </w:pPr>
       <w:rPr>
+        <w:rFonts w:eastAsia="黑体"/>
         <w:b/>
         <w:bCs/>
         <w:color w:themeColor="background1" w:val="FFFFFF"/>
@@ -7153,6 +7428,7 @@
         <w:spacing w:after="0" w:before="0" w:line="240" w:lineRule="auto"/>
       </w:pPr>
       <w:rPr>
+        <w:rFonts w:eastAsia="黑体"/>
         <w:color w:val="auto"/>
       </w:rPr>
       <w:tblPr/>
@@ -7170,6 +7446,7 @@
     </w:tblStylePr>
     <w:tblStylePr w:type="firstCol">
       <w:rPr>
+        <w:rFonts w:eastAsia="黑体"/>
         <w:b/>
         <w:bCs/>
         <w:color w:themeColor="background1" w:val="FFFFFF"/>
@@ -7189,6 +7466,7 @@
     </w:tblStylePr>
     <w:tblStylePr w:type="lastCol">
       <w:rPr>
+        <w:rFonts w:eastAsia="黑体"/>
         <w:b/>
         <w:bCs/>
         <w:color w:themeColor="background1" w:val="FFFFFF"/>
@@ -7237,6 +7515,7 @@
     </w:tblStylePr>
     <w:tblStylePr w:type="nwCell">
       <w:rPr>
+        <w:rFonts w:eastAsia="黑体"/>
         <w:color w:themeColor="background1" w:val="FFFFFF"/>
       </w:rPr>
       <w:tblPr/>
@@ -7280,6 +7559,7 @@
         <w:spacing w:after="0" w:before="0" w:line="240" w:lineRule="auto"/>
       </w:pPr>
       <w:rPr>
+        <w:rFonts w:eastAsia="黑体"/>
         <w:b/>
         <w:bCs/>
         <w:color w:themeColor="background1" w:val="FFFFFF"/>
@@ -7302,6 +7582,7 @@
         <w:spacing w:after="0" w:before="0" w:line="240" w:lineRule="auto"/>
       </w:pPr>
       <w:rPr>
+        <w:rFonts w:eastAsia="黑体"/>
         <w:color w:val="auto"/>
       </w:rPr>
       <w:tblPr/>
@@ -7319,6 +7600,7 @@
     </w:tblStylePr>
     <w:tblStylePr w:type="firstCol">
       <w:rPr>
+        <w:rFonts w:eastAsia="黑体"/>
         <w:b/>
         <w:bCs/>
         <w:color w:themeColor="background1" w:val="FFFFFF"/>
@@ -7338,6 +7620,7 @@
     </w:tblStylePr>
     <w:tblStylePr w:type="lastCol">
       <w:rPr>
+        <w:rFonts w:eastAsia="黑体"/>
         <w:b/>
         <w:bCs/>
         <w:color w:themeColor="background1" w:val="FFFFFF"/>
@@ -7386,6 +7669,7 @@
     </w:tblStylePr>
     <w:tblStylePr w:type="nwCell">
       <w:rPr>
+        <w:rFonts w:eastAsia="黑体"/>
         <w:color w:themeColor="background1" w:val="FFFFFF"/>
       </w:rPr>
       <w:tblPr/>
@@ -7429,6 +7713,7 @@
         <w:spacing w:after="0" w:before="0" w:line="240" w:lineRule="auto"/>
       </w:pPr>
       <w:rPr>
+        <w:rFonts w:eastAsia="黑体"/>
         <w:b/>
         <w:bCs/>
         <w:color w:themeColor="background1" w:val="FFFFFF"/>
@@ -7451,6 +7736,7 @@
         <w:spacing w:after="0" w:before="0" w:line="240" w:lineRule="auto"/>
       </w:pPr>
       <w:rPr>
+        <w:rFonts w:eastAsia="黑体"/>
         <w:color w:val="auto"/>
       </w:rPr>
       <w:tblPr/>
@@ -7468,6 +7754,7 @@
     </w:tblStylePr>
     <w:tblStylePr w:type="firstCol">
       <w:rPr>
+        <w:rFonts w:eastAsia="黑体"/>
         <w:b/>
         <w:bCs/>
         <w:color w:themeColor="background1" w:val="FFFFFF"/>
@@ -7487,6 +7774,7 @@
     </w:tblStylePr>
     <w:tblStylePr w:type="lastCol">
       <w:rPr>
+        <w:rFonts w:eastAsia="黑体"/>
         <w:b/>
         <w:bCs/>
         <w:color w:themeColor="background1" w:val="FFFFFF"/>
@@ -7535,6 +7823,7 @@
     </w:tblStylePr>
     <w:tblStylePr w:type="nwCell">
       <w:rPr>
+        <w:rFonts w:eastAsia="黑体"/>
         <w:color w:themeColor="background1" w:val="FFFFFF"/>
       </w:rPr>
       <w:tblPr/>
@@ -7578,6 +7867,7 @@
         <w:spacing w:after="0" w:before="0" w:line="240" w:lineRule="auto"/>
       </w:pPr>
       <w:rPr>
+        <w:rFonts w:eastAsia="黑体"/>
         <w:b/>
         <w:bCs/>
         <w:color w:themeColor="background1" w:val="FFFFFF"/>
@@ -7600,6 +7890,7 @@
         <w:spacing w:after="0" w:before="0" w:line="240" w:lineRule="auto"/>
       </w:pPr>
       <w:rPr>
+        <w:rFonts w:eastAsia="黑体"/>
         <w:color w:val="auto"/>
       </w:rPr>
       <w:tblPr/>
@@ -7617,6 +7908,7 @@
     </w:tblStylePr>
     <w:tblStylePr w:type="firstCol">
       <w:rPr>
+        <w:rFonts w:eastAsia="黑体"/>
         <w:b/>
         <w:bCs/>
         <w:color w:themeColor="background1" w:val="FFFFFF"/>
@@ -7636,6 +7928,7 @@
     </w:tblStylePr>
     <w:tblStylePr w:type="lastCol">
       <w:rPr>
+        <w:rFonts w:eastAsia="黑体"/>
         <w:b/>
         <w:bCs/>
         <w:color w:themeColor="background1" w:val="FFFFFF"/>
@@ -7684,6 +7977,7 @@
     </w:tblStylePr>
     <w:tblStylePr w:type="nwCell">
       <w:rPr>
+        <w:rFonts w:eastAsia="黑体"/>
         <w:color w:themeColor="background1" w:val="FFFFFF"/>
       </w:rPr>
       <w:tblPr/>
@@ -7727,6 +8021,7 @@
         <w:spacing w:after="0" w:before="0" w:line="240" w:lineRule="auto"/>
       </w:pPr>
       <w:rPr>
+        <w:rFonts w:eastAsia="黑体"/>
         <w:b/>
         <w:bCs/>
         <w:color w:themeColor="background1" w:val="FFFFFF"/>
@@ -7749,6 +8044,7 @@
         <w:spacing w:after="0" w:before="0" w:line="240" w:lineRule="auto"/>
       </w:pPr>
       <w:rPr>
+        <w:rFonts w:eastAsia="黑体"/>
         <w:color w:val="auto"/>
       </w:rPr>
       <w:tblPr/>
@@ -7766,6 +8062,7 @@
     </w:tblStylePr>
     <w:tblStylePr w:type="firstCol">
       <w:rPr>
+        <w:rFonts w:eastAsia="黑体"/>
         <w:b/>
         <w:bCs/>
         <w:color w:themeColor="background1" w:val="FFFFFF"/>
@@ -7785,6 +8082,7 @@
     </w:tblStylePr>
     <w:tblStylePr w:type="lastCol">
       <w:rPr>
+        <w:rFonts w:eastAsia="黑体"/>
         <w:b/>
         <w:bCs/>
         <w:color w:themeColor="background1" w:val="FFFFFF"/>
@@ -7833,6 +8131,7 @@
     </w:tblStylePr>
     <w:tblStylePr w:type="nwCell">
       <w:rPr>
+        <w:rFonts w:eastAsia="黑体"/>
         <w:color w:themeColor="background1" w:val="FFFFFF"/>
       </w:rPr>
       <w:tblPr/>
@@ -7857,6 +8156,7 @@
       <w:spacing w:after="0" w:line="240" w:lineRule="auto"/>
     </w:pPr>
     <w:rPr>
+      <w:rFonts w:eastAsia="黑体"/>
       <w:color w:themeColor="text1" w:val="000000"/>
     </w:rPr>
     <w:tblPr>
@@ -7876,7 +8176,7 @@
     </w:tblPr>
     <w:tblStylePr w:type="firstRow">
       <w:rPr>
-        <w:rFonts w:asciiTheme="majorHAnsi" w:cstheme="majorBidi" w:eastAsiaTheme="majorEastAsia" w:hAnsiTheme="majorHAnsi"/>
+        <w:rFonts w:asciiTheme="majorHAnsi" w:cstheme="majorBidi" w:hAnsiTheme="majorHAnsi" w:eastAsia="黑体"/>
       </w:rPr>
       <w:tblPr/>
       <w:tcPr>
@@ -7888,6 +8188,7 @@
     </w:tblStylePr>
     <w:tblStylePr w:type="lastRow">
       <w:rPr>
+        <w:rFonts w:eastAsia="黑体"/>
         <w:b/>
         <w:bCs/>
         <w:color w:themeColor="text2" w:val="1F497D"/>
@@ -7902,12 +8203,14 @@
     </w:tblStylePr>
     <w:tblStylePr w:type="firstCol">
       <w:rPr>
+        <w:rFonts w:eastAsia="黑体"/>
         <w:b/>
         <w:bCs/>
       </w:rPr>
     </w:tblStylePr>
     <w:tblStylePr w:type="lastCol">
       <w:rPr>
+        <w:rFonts w:eastAsia="黑体"/>
         <w:b/>
         <w:bCs/>
       </w:rPr>
@@ -7941,6 +8244,7 @@
       <w:spacing w:after="0" w:line="240" w:lineRule="auto"/>
     </w:pPr>
     <w:rPr>
+      <w:rFonts w:eastAsia="黑体"/>
       <w:color w:themeColor="text1" w:val="000000"/>
     </w:rPr>
     <w:tblPr>
@@ -7960,7 +8264,7 @@
     </w:tblPr>
     <w:tblStylePr w:type="firstRow">
       <w:rPr>
-        <w:rFonts w:asciiTheme="majorHAnsi" w:cstheme="majorBidi" w:eastAsiaTheme="majorEastAsia" w:hAnsiTheme="majorHAnsi"/>
+        <w:rFonts w:asciiTheme="majorHAnsi" w:cstheme="majorBidi" w:hAnsiTheme="majorHAnsi" w:eastAsia="黑体"/>
       </w:rPr>
       <w:tblPr/>
       <w:tcPr>
@@ -7972,6 +8276,7 @@
     </w:tblStylePr>
     <w:tblStylePr w:type="lastRow">
       <w:rPr>
+        <w:rFonts w:eastAsia="黑体"/>
         <w:b/>
         <w:bCs/>
         <w:color w:themeColor="text2" w:val="1F497D"/>
@@ -7986,12 +8291,14 @@
     </w:tblStylePr>
     <w:tblStylePr w:type="firstCol">
       <w:rPr>
+        <w:rFonts w:eastAsia="黑体"/>
         <w:b/>
         <w:bCs/>
       </w:rPr>
     </w:tblStylePr>
     <w:tblStylePr w:type="lastCol">
       <w:rPr>
+        <w:rFonts w:eastAsia="黑体"/>
         <w:b/>
         <w:bCs/>
       </w:rPr>
@@ -8025,6 +8332,7 @@
       <w:spacing w:after="0" w:line="240" w:lineRule="auto"/>
     </w:pPr>
     <w:rPr>
+      <w:rFonts w:eastAsia="黑体"/>
       <w:color w:themeColor="text1" w:val="000000"/>
     </w:rPr>
     <w:tblPr>
@@ -8044,7 +8352,7 @@
     </w:tblPr>
     <w:tblStylePr w:type="firstRow">
       <w:rPr>
-        <w:rFonts w:asciiTheme="majorHAnsi" w:cstheme="majorBidi" w:eastAsiaTheme="majorEastAsia" w:hAnsiTheme="majorHAnsi"/>
+        <w:rFonts w:asciiTheme="majorHAnsi" w:cstheme="majorBidi" w:hAnsiTheme="majorHAnsi" w:eastAsia="黑体"/>
       </w:rPr>
       <w:tblPr/>
       <w:tcPr>
@@ -8056,6 +8364,7 @@
     </w:tblStylePr>
     <w:tblStylePr w:type="lastRow">
       <w:rPr>
+        <w:rFonts w:eastAsia="黑体"/>
         <w:b/>
         <w:bCs/>
         <w:color w:themeColor="text2" w:val="1F497D"/>
@@ -8070,12 +8379,14 @@
     </w:tblStylePr>
     <w:tblStylePr w:type="firstCol">
       <w:rPr>
+        <w:rFonts w:eastAsia="黑体"/>
         <w:b/>
         <w:bCs/>
       </w:rPr>
     </w:tblStylePr>
     <w:tblStylePr w:type="lastCol">
       <w:rPr>
+        <w:rFonts w:eastAsia="黑体"/>
         <w:b/>
         <w:bCs/>
       </w:rPr>
@@ -8109,6 +8420,7 @@
       <w:spacing w:after="0" w:line="240" w:lineRule="auto"/>
     </w:pPr>
     <w:rPr>
+      <w:rFonts w:eastAsia="黑体"/>
       <w:color w:themeColor="text1" w:val="000000"/>
     </w:rPr>
     <w:tblPr>
@@ -8128,7 +8440,7 @@
     </w:tblPr>
     <w:tblStylePr w:type="firstRow">
       <w:rPr>
-        <w:rFonts w:asciiTheme="majorHAnsi" w:cstheme="majorBidi" w:eastAsiaTheme="majorEastAsia" w:hAnsiTheme="majorHAnsi"/>
+        <w:rFonts w:asciiTheme="majorHAnsi" w:cstheme="majorBidi" w:hAnsiTheme="majorHAnsi" w:eastAsia="黑体"/>
       </w:rPr>
       <w:tblPr/>
       <w:tcPr>
@@ -8140,6 +8452,7 @@
     </w:tblStylePr>
     <w:tblStylePr w:type="lastRow">
       <w:rPr>
+        <w:rFonts w:eastAsia="黑体"/>
         <w:b/>
         <w:bCs/>
         <w:color w:themeColor="text2" w:val="1F497D"/>
@@ -8154,12 +8467,14 @@
     </w:tblStylePr>
     <w:tblStylePr w:type="firstCol">
       <w:rPr>
+        <w:rFonts w:eastAsia="黑体"/>
         <w:b/>
         <w:bCs/>
       </w:rPr>
     </w:tblStylePr>
     <w:tblStylePr w:type="lastCol">
       <w:rPr>
+        <w:rFonts w:eastAsia="黑体"/>
         <w:b/>
         <w:bCs/>
       </w:rPr>
@@ -8193,6 +8508,7 @@
       <w:spacing w:after="0" w:line="240" w:lineRule="auto"/>
     </w:pPr>
     <w:rPr>
+      <w:rFonts w:eastAsia="黑体"/>
       <w:color w:themeColor="text1" w:val="000000"/>
     </w:rPr>
     <w:tblPr>
@@ -8212,7 +8528,7 @@
     </w:tblPr>
     <w:tblStylePr w:type="firstRow">
       <w:rPr>
-        <w:rFonts w:asciiTheme="majorHAnsi" w:cstheme="majorBidi" w:eastAsiaTheme="majorEastAsia" w:hAnsiTheme="majorHAnsi"/>
+        <w:rFonts w:asciiTheme="majorHAnsi" w:cstheme="majorBidi" w:hAnsiTheme="majorHAnsi" w:eastAsia="黑体"/>
       </w:rPr>
       <w:tblPr/>
       <w:tcPr>
@@ -8224,6 +8540,7 @@
     </w:tblStylePr>
     <w:tblStylePr w:type="lastRow">
       <w:rPr>
+        <w:rFonts w:eastAsia="黑体"/>
         <w:b/>
         <w:bCs/>
         <w:color w:themeColor="text2" w:val="1F497D"/>
@@ -8238,12 +8555,14 @@
     </w:tblStylePr>
     <w:tblStylePr w:type="firstCol">
       <w:rPr>
+        <w:rFonts w:eastAsia="黑体"/>
         <w:b/>
         <w:bCs/>
       </w:rPr>
     </w:tblStylePr>
     <w:tblStylePr w:type="lastCol">
       <w:rPr>
+        <w:rFonts w:eastAsia="黑体"/>
         <w:b/>
         <w:bCs/>
       </w:rPr>
@@ -8277,6 +8596,7 @@
       <w:spacing w:after="0" w:line="240" w:lineRule="auto"/>
     </w:pPr>
     <w:rPr>
+      <w:rFonts w:eastAsia="黑体"/>
       <w:color w:themeColor="text1" w:val="000000"/>
     </w:rPr>
     <w:tblPr>
@@ -8296,7 +8616,7 @@
     </w:tblPr>
     <w:tblStylePr w:type="firstRow">
       <w:rPr>
-        <w:rFonts w:asciiTheme="majorHAnsi" w:cstheme="majorBidi" w:eastAsiaTheme="majorEastAsia" w:hAnsiTheme="majorHAnsi"/>
+        <w:rFonts w:asciiTheme="majorHAnsi" w:cstheme="majorBidi" w:hAnsiTheme="majorHAnsi" w:eastAsia="黑体"/>
       </w:rPr>
       <w:tblPr/>
       <w:tcPr>
@@ -8308,6 +8628,7 @@
     </w:tblStylePr>
     <w:tblStylePr w:type="lastRow">
       <w:rPr>
+        <w:rFonts w:eastAsia="黑体"/>
         <w:b/>
         <w:bCs/>
         <w:color w:themeColor="text2" w:val="1F497D"/>
@@ -8322,12 +8643,14 @@
     </w:tblStylePr>
     <w:tblStylePr w:type="firstCol">
       <w:rPr>
+        <w:rFonts w:eastAsia="黑体"/>
         <w:b/>
         <w:bCs/>
       </w:rPr>
     </w:tblStylePr>
     <w:tblStylePr w:type="lastCol">
       <w:rPr>
+        <w:rFonts w:eastAsia="黑体"/>
         <w:b/>
         <w:bCs/>
       </w:rPr>
@@ -8361,6 +8684,7 @@
       <w:spacing w:after="0" w:line="240" w:lineRule="auto"/>
     </w:pPr>
     <w:rPr>
+      <w:rFonts w:eastAsia="黑体"/>
       <w:color w:themeColor="text1" w:val="000000"/>
     </w:rPr>
     <w:tblPr>
@@ -8380,7 +8704,7 @@
     </w:tblPr>
     <w:tblStylePr w:type="firstRow">
       <w:rPr>
-        <w:rFonts w:asciiTheme="majorHAnsi" w:cstheme="majorBidi" w:eastAsiaTheme="majorEastAsia" w:hAnsiTheme="majorHAnsi"/>
+        <w:rFonts w:asciiTheme="majorHAnsi" w:cstheme="majorBidi" w:hAnsiTheme="majorHAnsi" w:eastAsia="黑体"/>
       </w:rPr>
       <w:tblPr/>
       <w:tcPr>
@@ -8392,6 +8716,7 @@
     </w:tblStylePr>
     <w:tblStylePr w:type="lastRow">
       <w:rPr>
+        <w:rFonts w:eastAsia="黑体"/>
         <w:b/>
         <w:bCs/>
         <w:color w:themeColor="text2" w:val="1F497D"/>
@@ -8406,12 +8731,14 @@
     </w:tblStylePr>
     <w:tblStylePr w:type="firstCol">
       <w:rPr>
+        <w:rFonts w:eastAsia="黑体"/>
         <w:b/>
         <w:bCs/>
       </w:rPr>
     </w:tblStylePr>
     <w:tblStylePr w:type="lastCol">
       <w:rPr>
+        <w:rFonts w:eastAsia="黑体"/>
         <w:b/>
         <w:bCs/>
       </w:rPr>
@@ -8445,7 +8772,7 @@
       <w:spacing w:after="0" w:line="240" w:lineRule="auto"/>
     </w:pPr>
     <w:rPr>
-      <w:rFonts w:asciiTheme="majorHAnsi" w:cstheme="majorBidi" w:eastAsiaTheme="majorEastAsia" w:hAnsiTheme="majorHAnsi"/>
+      <w:rFonts w:asciiTheme="majorHAnsi" w:cstheme="majorBidi" w:hAnsiTheme="majorHAnsi" w:eastAsia="黑体"/>
       <w:color w:themeColor="text1" w:val="000000"/>
     </w:rPr>
     <w:tblPr>
@@ -8467,6 +8794,7 @@
     </w:tblPr>
     <w:tblStylePr w:type="firstRow">
       <w:rPr>
+        <w:rFonts w:eastAsia="黑体"/>
         <w:sz w:val="24"/>
         <w:szCs w:val="24"/>
       </w:rPr>
@@ -8573,7 +8901,7 @@
       <w:spacing w:after="0" w:line="240" w:lineRule="auto"/>
     </w:pPr>
     <w:rPr>
-      <w:rFonts w:asciiTheme="majorHAnsi" w:cstheme="majorBidi" w:eastAsiaTheme="majorEastAsia" w:hAnsiTheme="majorHAnsi"/>
+      <w:rFonts w:asciiTheme="majorHAnsi" w:cstheme="majorBidi" w:hAnsiTheme="majorHAnsi" w:eastAsia="黑体"/>
       <w:color w:themeColor="text1" w:val="000000"/>
     </w:rPr>
     <w:tblPr>
@@ -8595,6 +8923,7 @@
     </w:tblPr>
     <w:tblStylePr w:type="firstRow">
       <w:rPr>
+        <w:rFonts w:eastAsia="黑体"/>
         <w:sz w:val="24"/>
         <w:szCs w:val="24"/>
       </w:rPr>
@@ -8701,7 +9030,7 @@
       <w:spacing w:after="0" w:line="240" w:lineRule="auto"/>
     </w:pPr>
     <w:rPr>
-      <w:rFonts w:asciiTheme="majorHAnsi" w:cstheme="majorBidi" w:eastAsiaTheme="majorEastAsia" w:hAnsiTheme="majorHAnsi"/>
+      <w:rFonts w:asciiTheme="majorHAnsi" w:cstheme="majorBidi" w:hAnsiTheme="majorHAnsi" w:eastAsia="黑体"/>
       <w:color w:themeColor="text1" w:val="000000"/>
     </w:rPr>
     <w:tblPr>
@@ -8723,6 +9052,7 @@
     </w:tblPr>
     <w:tblStylePr w:type="firstRow">
       <w:rPr>
+        <w:rFonts w:eastAsia="黑体"/>
         <w:sz w:val="24"/>
         <w:szCs w:val="24"/>
       </w:rPr>
@@ -8829,7 +9159,7 @@
       <w:spacing w:after="0" w:line="240" w:lineRule="auto"/>
     </w:pPr>
     <w:rPr>
-      <w:rFonts w:asciiTheme="majorHAnsi" w:cstheme="majorBidi" w:eastAsiaTheme="majorEastAsia" w:hAnsiTheme="majorHAnsi"/>
+      <w:rFonts w:asciiTheme="majorHAnsi" w:cstheme="majorBidi" w:hAnsiTheme="majorHAnsi" w:eastAsia="黑体"/>
       <w:color w:themeColor="text1" w:val="000000"/>
     </w:rPr>
     <w:tblPr>
@@ -8851,6 +9181,7 @@
     </w:tblPr>
     <w:tblStylePr w:type="firstRow">
       <w:rPr>
+        <w:rFonts w:eastAsia="黑体"/>
         <w:sz w:val="24"/>
         <w:szCs w:val="24"/>
       </w:rPr>
@@ -8957,7 +9288,7 @@
       <w:spacing w:after="0" w:line="240" w:lineRule="auto"/>
     </w:pPr>
     <w:rPr>
-      <w:rFonts w:asciiTheme="majorHAnsi" w:cstheme="majorBidi" w:eastAsiaTheme="majorEastAsia" w:hAnsiTheme="majorHAnsi"/>
+      <w:rFonts w:asciiTheme="majorHAnsi" w:cstheme="majorBidi" w:hAnsiTheme="majorHAnsi" w:eastAsia="黑体"/>
       <w:color w:themeColor="text1" w:val="000000"/>
     </w:rPr>
     <w:tblPr>
@@ -8979,6 +9310,7 @@
     </w:tblPr>
     <w:tblStylePr w:type="firstRow">
       <w:rPr>
+        <w:rFonts w:eastAsia="黑体"/>
         <w:sz w:val="24"/>
         <w:szCs w:val="24"/>
       </w:rPr>
@@ -9085,7 +9417,7 @@
       <w:spacing w:after="0" w:line="240" w:lineRule="auto"/>
     </w:pPr>
     <w:rPr>
-      <w:rFonts w:asciiTheme="majorHAnsi" w:cstheme="majorBidi" w:eastAsiaTheme="majorEastAsia" w:hAnsiTheme="majorHAnsi"/>
+      <w:rFonts w:asciiTheme="majorHAnsi" w:cstheme="majorBidi" w:hAnsiTheme="majorHAnsi" w:eastAsia="黑体"/>
       <w:color w:themeColor="text1" w:val="000000"/>
     </w:rPr>
     <w:tblPr>
@@ -9107,6 +9439,7 @@
     </w:tblPr>
     <w:tblStylePr w:type="firstRow">
       <w:rPr>
+        <w:rFonts w:eastAsia="黑体"/>
         <w:sz w:val="24"/>
         <w:szCs w:val="24"/>
       </w:rPr>
@@ -9213,7 +9546,7 @@
       <w:spacing w:after="0" w:line="240" w:lineRule="auto"/>
     </w:pPr>
     <w:rPr>
-      <w:rFonts w:asciiTheme="majorHAnsi" w:cstheme="majorBidi" w:eastAsiaTheme="majorEastAsia" w:hAnsiTheme="majorHAnsi"/>
+      <w:rFonts w:asciiTheme="majorHAnsi" w:cstheme="majorBidi" w:hAnsiTheme="majorHAnsi" w:eastAsia="黑体"/>
       <w:color w:themeColor="text1" w:val="000000"/>
     </w:rPr>
     <w:tblPr>
@@ -9235,6 +9568,7 @@
     </w:tblPr>
     <w:tblStylePr w:type="firstRow">
       <w:rPr>
+        <w:rFonts w:eastAsia="黑体"/>
         <w:sz w:val="24"/>
         <w:szCs w:val="24"/>
       </w:rPr>
@@ -9364,12 +9698,14 @@
     </w:tcPr>
     <w:tblStylePr w:type="firstRow">
       <w:rPr>
+        <w:rFonts w:eastAsia="黑体"/>
         <w:b/>
         <w:bCs/>
       </w:rPr>
     </w:tblStylePr>
     <w:tblStylePr w:type="lastRow">
       <w:rPr>
+        <w:rFonts w:eastAsia="黑体"/>
         <w:b/>
         <w:bCs/>
       </w:rPr>
@@ -9382,12 +9718,14 @@
     </w:tblStylePr>
     <w:tblStylePr w:type="firstCol">
       <w:rPr>
+        <w:rFonts w:eastAsia="黑体"/>
         <w:b/>
         <w:bCs/>
       </w:rPr>
     </w:tblStylePr>
     <w:tblStylePr w:type="lastCol">
       <w:rPr>
+        <w:rFonts w:eastAsia="黑体"/>
         <w:b/>
         <w:bCs/>
       </w:rPr>
@@ -9437,12 +9775,14 @@
     </w:tcPr>
     <w:tblStylePr w:type="firstRow">
       <w:rPr>
+        <w:rFonts w:eastAsia="黑体"/>
         <w:b/>
         <w:bCs/>
       </w:rPr>
     </w:tblStylePr>
     <w:tblStylePr w:type="lastRow">
       <w:rPr>
+        <w:rFonts w:eastAsia="黑体"/>
         <w:b/>
         <w:bCs/>
       </w:rPr>
@@ -9455,12 +9795,14 @@
     </w:tblStylePr>
     <w:tblStylePr w:type="firstCol">
       <w:rPr>
+        <w:rFonts w:eastAsia="黑体"/>
         <w:b/>
         <w:bCs/>
       </w:rPr>
     </w:tblStylePr>
     <w:tblStylePr w:type="lastCol">
       <w:rPr>
+        <w:rFonts w:eastAsia="黑体"/>
         <w:b/>
         <w:bCs/>
       </w:rPr>
@@ -9510,12 +9852,14 @@
     </w:tcPr>
     <w:tblStylePr w:type="firstRow">
       <w:rPr>
+        <w:rFonts w:eastAsia="黑体"/>
         <w:b/>
         <w:bCs/>
       </w:rPr>
     </w:tblStylePr>
     <w:tblStylePr w:type="lastRow">
       <w:rPr>
+        <w:rFonts w:eastAsia="黑体"/>
         <w:b/>
         <w:bCs/>
       </w:rPr>
@@ -9528,12 +9872,14 @@
     </w:tblStylePr>
     <w:tblStylePr w:type="firstCol">
       <w:rPr>
+        <w:rFonts w:eastAsia="黑体"/>
         <w:b/>
         <w:bCs/>
       </w:rPr>
     </w:tblStylePr>
     <w:tblStylePr w:type="lastCol">
       <w:rPr>
+        <w:rFonts w:eastAsia="黑体"/>
         <w:b/>
         <w:bCs/>
       </w:rPr>
@@ -9583,12 +9929,14 @@
     </w:tcPr>
     <w:tblStylePr w:type="firstRow">
       <w:rPr>
+        <w:rFonts w:eastAsia="黑体"/>
         <w:b/>
         <w:bCs/>
       </w:rPr>
     </w:tblStylePr>
     <w:tblStylePr w:type="lastRow">
       <w:rPr>
+        <w:rFonts w:eastAsia="黑体"/>
         <w:b/>
         <w:bCs/>
       </w:rPr>
@@ -9601,12 +9949,14 @@
     </w:tblStylePr>
     <w:tblStylePr w:type="firstCol">
       <w:rPr>
+        <w:rFonts w:eastAsia="黑体"/>
         <w:b/>
         <w:bCs/>
       </w:rPr>
     </w:tblStylePr>
     <w:tblStylePr w:type="lastCol">
       <w:rPr>
+        <w:rFonts w:eastAsia="黑体"/>
         <w:b/>
         <w:bCs/>
       </w:rPr>
@@ -9656,12 +10006,14 @@
     </w:tcPr>
     <w:tblStylePr w:type="firstRow">
       <w:rPr>
+        <w:rFonts w:eastAsia="黑体"/>
         <w:b/>
         <w:bCs/>
       </w:rPr>
     </w:tblStylePr>
     <w:tblStylePr w:type="lastRow">
       <w:rPr>
+        <w:rFonts w:eastAsia="黑体"/>
         <w:b/>
         <w:bCs/>
       </w:rPr>
@@ -9674,12 +10026,14 @@
     </w:tblStylePr>
     <w:tblStylePr w:type="firstCol">
       <w:rPr>
+        <w:rFonts w:eastAsia="黑体"/>
         <w:b/>
         <w:bCs/>
       </w:rPr>
     </w:tblStylePr>
     <w:tblStylePr w:type="lastCol">
       <w:rPr>
+        <w:rFonts w:eastAsia="黑体"/>
         <w:b/>
         <w:bCs/>
       </w:rPr>
@@ -9729,12 +10083,14 @@
     </w:tcPr>
     <w:tblStylePr w:type="firstRow">
       <w:rPr>
+        <w:rFonts w:eastAsia="黑体"/>
         <w:b/>
         <w:bCs/>
       </w:rPr>
     </w:tblStylePr>
     <w:tblStylePr w:type="lastRow">
       <w:rPr>
+        <w:rFonts w:eastAsia="黑体"/>
         <w:b/>
         <w:bCs/>
       </w:rPr>
@@ -9747,12 +10103,14 @@
     </w:tblStylePr>
     <w:tblStylePr w:type="firstCol">
       <w:rPr>
+        <w:rFonts w:eastAsia="黑体"/>
         <w:b/>
         <w:bCs/>
       </w:rPr>
     </w:tblStylePr>
     <w:tblStylePr w:type="lastCol">
       <w:rPr>
+        <w:rFonts w:eastAsia="黑体"/>
         <w:b/>
         <w:bCs/>
       </w:rPr>
@@ -9802,12 +10160,14 @@
     </w:tcPr>
     <w:tblStylePr w:type="firstRow">
       <w:rPr>
+        <w:rFonts w:eastAsia="黑体"/>
         <w:b/>
         <w:bCs/>
       </w:rPr>
     </w:tblStylePr>
     <w:tblStylePr w:type="lastRow">
       <w:rPr>
+        <w:rFonts w:eastAsia="黑体"/>
         <w:b/>
         <w:bCs/>
       </w:rPr>
@@ -9820,12 +10180,14 @@
     </w:tblStylePr>
     <w:tblStylePr w:type="firstCol">
       <w:rPr>
+        <w:rFonts w:eastAsia="黑体"/>
         <w:b/>
         <w:bCs/>
       </w:rPr>
     </w:tblStylePr>
     <w:tblStylePr w:type="lastCol">
       <w:rPr>
+        <w:rFonts w:eastAsia="黑体"/>
         <w:b/>
         <w:bCs/>
       </w:rPr>
@@ -9852,7 +10214,7 @@
       <w:spacing w:after="0" w:line="240" w:lineRule="auto"/>
     </w:pPr>
     <w:rPr>
-      <w:rFonts w:asciiTheme="majorHAnsi" w:cstheme="majorBidi" w:eastAsiaTheme="majorEastAsia" w:hAnsiTheme="majorHAnsi"/>
+      <w:rFonts w:asciiTheme="majorHAnsi" w:cstheme="majorBidi" w:hAnsiTheme="majorHAnsi" w:eastAsia="黑体"/>
       <w:color w:themeColor="text1" w:val="000000"/>
     </w:rPr>
     <w:tblPr>
@@ -9879,6 +10241,7 @@
     </w:tcPr>
     <w:tblStylePr w:type="firstRow">
       <w:rPr>
+        <w:rFonts w:eastAsia="黑体"/>
         <w:b/>
         <w:bCs/>
         <w:color w:themeColor="text1" w:val="000000"/>
@@ -9890,6 +10253,7 @@
     </w:tblStylePr>
     <w:tblStylePr w:type="lastRow">
       <w:rPr>
+        <w:rFonts w:eastAsia="黑体"/>
         <w:b/>
         <w:bCs/>
         <w:color w:themeColor="text1" w:val="000000"/>
@@ -9909,6 +10273,7 @@
     </w:tblStylePr>
     <w:tblStylePr w:type="firstCol">
       <w:rPr>
+        <w:rFonts w:eastAsia="黑体"/>
         <w:b/>
         <w:bCs/>
         <w:color w:themeColor="text1" w:val="000000"/>
@@ -9928,6 +10293,7 @@
     </w:tblStylePr>
     <w:tblStylePr w:type="lastCol">
       <w:rPr>
+        <w:rFonts w:eastAsia="黑体"/>
         <w:b w:val="0"/>
         <w:bCs w:val="0"/>
         <w:color w:themeColor="text1" w:val="000000"/>
@@ -9977,7 +10343,7 @@
       <w:spacing w:after="0" w:line="240" w:lineRule="auto"/>
     </w:pPr>
     <w:rPr>
-      <w:rFonts w:asciiTheme="majorHAnsi" w:cstheme="majorBidi" w:eastAsiaTheme="majorEastAsia" w:hAnsiTheme="majorHAnsi"/>
+      <w:rFonts w:asciiTheme="majorHAnsi" w:cstheme="majorBidi" w:hAnsiTheme="majorHAnsi" w:eastAsia="黑体"/>
       <w:color w:themeColor="text1" w:val="000000"/>
     </w:rPr>
     <w:tblPr>
@@ -10004,6 +10370,7 @@
     </w:tcPr>
     <w:tblStylePr w:type="firstRow">
       <w:rPr>
+        <w:rFonts w:eastAsia="黑体"/>
         <w:b/>
         <w:bCs/>
         <w:color w:themeColor="text1" w:val="000000"/>
@@ -10015,6 +10382,7 @@
     </w:tblStylePr>
     <w:tblStylePr w:type="lastRow">
       <w:rPr>
+        <w:rFonts w:eastAsia="黑体"/>
         <w:b/>
         <w:bCs/>
         <w:color w:themeColor="text1" w:val="000000"/>
@@ -10034,6 +10402,7 @@
     </w:tblStylePr>
     <w:tblStylePr w:type="firstCol">
       <w:rPr>
+        <w:rFonts w:eastAsia="黑体"/>
         <w:b/>
         <w:bCs/>
         <w:color w:themeColor="text1" w:val="000000"/>
@@ -10053,6 +10422,7 @@
     </w:tblStylePr>
     <w:tblStylePr w:type="lastCol">
       <w:rPr>
+        <w:rFonts w:eastAsia="黑体"/>
         <w:b w:val="0"/>
         <w:bCs w:val="0"/>
         <w:color w:themeColor="text1" w:val="000000"/>
@@ -10102,7 +10472,7 @@
       <w:spacing w:after="0" w:line="240" w:lineRule="auto"/>
     </w:pPr>
     <w:rPr>
-      <w:rFonts w:asciiTheme="majorHAnsi" w:cstheme="majorBidi" w:eastAsiaTheme="majorEastAsia" w:hAnsiTheme="majorHAnsi"/>
+      <w:rFonts w:asciiTheme="majorHAnsi" w:cstheme="majorBidi" w:hAnsiTheme="majorHAnsi" w:eastAsia="黑体"/>
       <w:color w:themeColor="text1" w:val="000000"/>
     </w:rPr>
     <w:tblPr>
@@ -10129,6 +10499,7 @@
     </w:tcPr>
     <w:tblStylePr w:type="firstRow">
       <w:rPr>
+        <w:rFonts w:eastAsia="黑体"/>
         <w:b/>
         <w:bCs/>
         <w:color w:themeColor="text1" w:val="000000"/>
@@ -10140,6 +10511,7 @@
     </w:tblStylePr>
     <w:tblStylePr w:type="lastRow">
       <w:rPr>
+        <w:rFonts w:eastAsia="黑体"/>
         <w:b/>
         <w:bCs/>
         <w:color w:themeColor="text1" w:val="000000"/>
@@ -10159,6 +10531,7 @@
     </w:tblStylePr>
     <w:tblStylePr w:type="firstCol">
       <w:rPr>
+        <w:rFonts w:eastAsia="黑体"/>
         <w:b/>
         <w:bCs/>
         <w:color w:themeColor="text1" w:val="000000"/>
@@ -10178,6 +10551,7 @@
     </w:tblStylePr>
     <w:tblStylePr w:type="lastCol">
       <w:rPr>
+        <w:rFonts w:eastAsia="黑体"/>
         <w:b w:val="0"/>
         <w:bCs w:val="0"/>
         <w:color w:themeColor="text1" w:val="000000"/>
@@ -10227,7 +10601,7 @@
       <w:spacing w:after="0" w:line="240" w:lineRule="auto"/>
     </w:pPr>
     <w:rPr>
-      <w:rFonts w:asciiTheme="majorHAnsi" w:cstheme="majorBidi" w:eastAsiaTheme="majorEastAsia" w:hAnsiTheme="majorHAnsi"/>
+      <w:rFonts w:asciiTheme="majorHAnsi" w:cstheme="majorBidi" w:hAnsiTheme="majorHAnsi" w:eastAsia="黑体"/>
       <w:color w:themeColor="text1" w:val="000000"/>
     </w:rPr>
     <w:tblPr>
@@ -10254,6 +10628,7 @@
     </w:tcPr>
     <w:tblStylePr w:type="firstRow">
       <w:rPr>
+        <w:rFonts w:eastAsia="黑体"/>
         <w:b/>
         <w:bCs/>
         <w:color w:themeColor="text1" w:val="000000"/>
@@ -10265,6 +10640,7 @@
     </w:tblStylePr>
     <w:tblStylePr w:type="lastRow">
       <w:rPr>
+        <w:rFonts w:eastAsia="黑体"/>
         <w:b/>
         <w:bCs/>
         <w:color w:themeColor="text1" w:val="000000"/>
@@ -10284,6 +10660,7 @@
     </w:tblStylePr>
     <w:tblStylePr w:type="firstCol">
       <w:rPr>
+        <w:rFonts w:eastAsia="黑体"/>
         <w:b/>
         <w:bCs/>
         <w:color w:themeColor="text1" w:val="000000"/>
@@ -10303,6 +10680,7 @@
     </w:tblStylePr>
     <w:tblStylePr w:type="lastCol">
       <w:rPr>
+        <w:rFonts w:eastAsia="黑体"/>
         <w:b w:val="0"/>
         <w:bCs w:val="0"/>
         <w:color w:themeColor="text1" w:val="000000"/>
@@ -10352,7 +10730,7 @@
       <w:spacing w:after="0" w:line="240" w:lineRule="auto"/>
     </w:pPr>
     <w:rPr>
-      <w:rFonts w:asciiTheme="majorHAnsi" w:cstheme="majorBidi" w:eastAsiaTheme="majorEastAsia" w:hAnsiTheme="majorHAnsi"/>
+      <w:rFonts w:asciiTheme="majorHAnsi" w:cstheme="majorBidi" w:hAnsiTheme="majorHAnsi" w:eastAsia="黑体"/>
       <w:color w:themeColor="text1" w:val="000000"/>
     </w:rPr>
     <w:tblPr>
@@ -10379,6 +10757,7 @@
     </w:tcPr>
     <w:tblStylePr w:type="firstRow">
       <w:rPr>
+        <w:rFonts w:eastAsia="黑体"/>
         <w:b/>
         <w:bCs/>
         <w:color w:themeColor="text1" w:val="000000"/>
@@ -10390,6 +10769,7 @@
     </w:tblStylePr>
     <w:tblStylePr w:type="lastRow">
       <w:rPr>
+        <w:rFonts w:eastAsia="黑体"/>
         <w:b/>
         <w:bCs/>
         <w:color w:themeColor="text1" w:val="000000"/>
@@ -10409,6 +10789,7 @@
     </w:tblStylePr>
     <w:tblStylePr w:type="firstCol">
       <w:rPr>
+        <w:rFonts w:eastAsia="黑体"/>
         <w:b/>
         <w:bCs/>
         <w:color w:themeColor="text1" w:val="000000"/>
@@ -10428,6 +10809,7 @@
     </w:tblStylePr>
     <w:tblStylePr w:type="lastCol">
       <w:rPr>
+        <w:rFonts w:eastAsia="黑体"/>
         <w:b w:val="0"/>
         <w:bCs w:val="0"/>
         <w:color w:themeColor="text1" w:val="000000"/>
@@ -10477,7 +10859,7 @@
       <w:spacing w:after="0" w:line="240" w:lineRule="auto"/>
     </w:pPr>
     <w:rPr>
-      <w:rFonts w:asciiTheme="majorHAnsi" w:cstheme="majorBidi" w:eastAsiaTheme="majorEastAsia" w:hAnsiTheme="majorHAnsi"/>
+      <w:rFonts w:asciiTheme="majorHAnsi" w:cstheme="majorBidi" w:hAnsiTheme="majorHAnsi" w:eastAsia="黑体"/>
       <w:color w:themeColor="text1" w:val="000000"/>
     </w:rPr>
     <w:tblPr>
@@ -10504,6 +10886,7 @@
     </w:tcPr>
     <w:tblStylePr w:type="firstRow">
       <w:rPr>
+        <w:rFonts w:eastAsia="黑体"/>
         <w:b/>
         <w:bCs/>
         <w:color w:themeColor="text1" w:val="000000"/>
@@ -10515,6 +10898,7 @@
     </w:tblStylePr>
     <w:tblStylePr w:type="lastRow">
       <w:rPr>
+        <w:rFonts w:eastAsia="黑体"/>
         <w:b/>
         <w:bCs/>
         <w:color w:themeColor="text1" w:val="000000"/>
@@ -10534,6 +10918,7 @@
     </w:tblStylePr>
     <w:tblStylePr w:type="firstCol">
       <w:rPr>
+        <w:rFonts w:eastAsia="黑体"/>
         <w:b/>
         <w:bCs/>
         <w:color w:themeColor="text1" w:val="000000"/>
@@ -10553,6 +10938,7 @@
     </w:tblStylePr>
     <w:tblStylePr w:type="lastCol">
       <w:rPr>
+        <w:rFonts w:eastAsia="黑体"/>
         <w:b w:val="0"/>
         <w:bCs w:val="0"/>
         <w:color w:themeColor="text1" w:val="000000"/>
@@ -10602,7 +10988,7 @@
       <w:spacing w:after="0" w:line="240" w:lineRule="auto"/>
     </w:pPr>
     <w:rPr>
-      <w:rFonts w:asciiTheme="majorHAnsi" w:cstheme="majorBidi" w:eastAsiaTheme="majorEastAsia" w:hAnsiTheme="majorHAnsi"/>
+      <w:rFonts w:asciiTheme="majorHAnsi" w:cstheme="majorBidi" w:hAnsiTheme="majorHAnsi" w:eastAsia="黑体"/>
       <w:color w:themeColor="text1" w:val="000000"/>
     </w:rPr>
     <w:tblPr>
@@ -10629,6 +11015,7 @@
     </w:tcPr>
     <w:tblStylePr w:type="firstRow">
       <w:rPr>
+        <w:rFonts w:eastAsia="黑体"/>
         <w:b/>
         <w:bCs/>
         <w:color w:themeColor="text1" w:val="000000"/>
@@ -10640,6 +11027,7 @@
     </w:tblStylePr>
     <w:tblStylePr w:type="lastRow">
       <w:rPr>
+        <w:rFonts w:eastAsia="黑体"/>
         <w:b/>
         <w:bCs/>
         <w:color w:themeColor="text1" w:val="000000"/>
@@ -10659,6 +11047,7 @@
     </w:tblStylePr>
     <w:tblStylePr w:type="firstCol">
       <w:rPr>
+        <w:rFonts w:eastAsia="黑体"/>
         <w:b/>
         <w:bCs/>
         <w:color w:themeColor="text1" w:val="000000"/>
@@ -10678,6 +11067,7 @@
     </w:tblStylePr>
     <w:tblStylePr w:type="lastCol">
       <w:rPr>
+        <w:rFonts w:eastAsia="黑体"/>
         <w:b w:val="0"/>
         <w:bCs w:val="0"/>
         <w:color w:themeColor="text1" w:val="000000"/>
@@ -10750,6 +11140,7 @@
     </w:tcPr>
     <w:tblStylePr w:type="firstRow">
       <w:rPr>
+        <w:rFonts w:eastAsia="黑体"/>
         <w:b/>
         <w:bCs/>
         <w:i w:val="0"/>
@@ -10771,6 +11162,7 @@
     </w:tblStylePr>
     <w:tblStylePr w:type="lastRow">
       <w:rPr>
+        <w:rFonts w:eastAsia="黑体"/>
         <w:b/>
         <w:bCs/>
         <w:i w:val="0"/>
@@ -10792,6 +11184,7 @@
     </w:tblStylePr>
     <w:tblStylePr w:type="firstCol">
       <w:rPr>
+        <w:rFonts w:eastAsia="黑体"/>
         <w:b/>
         <w:bCs/>
         <w:i w:val="0"/>
@@ -10811,6 +11204,7 @@
     </w:tblStylePr>
     <w:tblStylePr w:type="lastCol">
       <w:rPr>
+        <w:rFonts w:eastAsia="黑体"/>
         <w:b/>
         <w:bCs/>
         <w:i w:val="0"/>
@@ -10891,6 +11285,7 @@
     </w:tcPr>
     <w:tblStylePr w:type="firstRow">
       <w:rPr>
+        <w:rFonts w:eastAsia="黑体"/>
         <w:b/>
         <w:bCs/>
         <w:i w:val="0"/>
@@ -10912,6 +11307,7 @@
     </w:tblStylePr>
     <w:tblStylePr w:type="lastRow">
       <w:rPr>
+        <w:rFonts w:eastAsia="黑体"/>
         <w:b/>
         <w:bCs/>
         <w:i w:val="0"/>
@@ -10933,6 +11329,7 @@
     </w:tblStylePr>
     <w:tblStylePr w:type="firstCol">
       <w:rPr>
+        <w:rFonts w:eastAsia="黑体"/>
         <w:b/>
         <w:bCs/>
         <w:i w:val="0"/>
@@ -10952,6 +11349,7 @@
     </w:tblStylePr>
     <w:tblStylePr w:type="lastCol">
       <w:rPr>
+        <w:rFonts w:eastAsia="黑体"/>
         <w:b/>
         <w:bCs/>
         <w:i w:val="0"/>
@@ -11032,6 +11430,7 @@
     </w:tcPr>
     <w:tblStylePr w:type="firstRow">
       <w:rPr>
+        <w:rFonts w:eastAsia="黑体"/>
         <w:b/>
         <w:bCs/>
         <w:i w:val="0"/>
@@ -11053,6 +11452,7 @@
     </w:tblStylePr>
     <w:tblStylePr w:type="lastRow">
       <w:rPr>
+        <w:rFonts w:eastAsia="黑体"/>
         <w:b/>
         <w:bCs/>
         <w:i w:val="0"/>
@@ -11074,6 +11474,7 @@
     </w:tblStylePr>
     <w:tblStylePr w:type="firstCol">
       <w:rPr>
+        <w:rFonts w:eastAsia="黑体"/>
         <w:b/>
         <w:bCs/>
         <w:i w:val="0"/>
@@ -11093,6 +11494,7 @@
     </w:tblStylePr>
     <w:tblStylePr w:type="lastCol">
       <w:rPr>
+        <w:rFonts w:eastAsia="黑体"/>
         <w:b/>
         <w:bCs/>
         <w:i w:val="0"/>
@@ -11173,6 +11575,7 @@
     </w:tcPr>
     <w:tblStylePr w:type="firstRow">
       <w:rPr>
+        <w:rFonts w:eastAsia="黑体"/>
         <w:b/>
         <w:bCs/>
         <w:i w:val="0"/>
@@ -11194,6 +11597,7 @@
     </w:tblStylePr>
     <w:tblStylePr w:type="lastRow">
       <w:rPr>
+        <w:rFonts w:eastAsia="黑体"/>
         <w:b/>
         <w:bCs/>
         <w:i w:val="0"/>
@@ -11215,6 +11619,7 @@
     </w:tblStylePr>
     <w:tblStylePr w:type="firstCol">
       <w:rPr>
+        <w:rFonts w:eastAsia="黑体"/>
         <w:b/>
         <w:bCs/>
         <w:i w:val="0"/>
@@ -11234,6 +11639,7 @@
     </w:tblStylePr>
     <w:tblStylePr w:type="lastCol">
       <w:rPr>
+        <w:rFonts w:eastAsia="黑体"/>
         <w:b/>
         <w:bCs/>
         <w:i w:val="0"/>
@@ -11314,6 +11720,7 @@
     </w:tcPr>
     <w:tblStylePr w:type="firstRow">
       <w:rPr>
+        <w:rFonts w:eastAsia="黑体"/>
         <w:b/>
         <w:bCs/>
         <w:i w:val="0"/>
@@ -11335,6 +11742,7 @@
     </w:tblStylePr>
     <w:tblStylePr w:type="lastRow">
       <w:rPr>
+        <w:rFonts w:eastAsia="黑体"/>
         <w:b/>
         <w:bCs/>
         <w:i w:val="0"/>
@@ -11356,6 +11764,7 @@
     </w:tblStylePr>
     <w:tblStylePr w:type="firstCol">
       <w:rPr>
+        <w:rFonts w:eastAsia="黑体"/>
         <w:b/>
         <w:bCs/>
         <w:i w:val="0"/>
@@ -11375,6 +11784,7 @@
     </w:tblStylePr>
     <w:tblStylePr w:type="lastCol">
       <w:rPr>
+        <w:rFonts w:eastAsia="黑体"/>
         <w:b/>
         <w:bCs/>
         <w:i w:val="0"/>
@@ -11455,6 +11865,7 @@
     </w:tcPr>
     <w:tblStylePr w:type="firstRow">
       <w:rPr>
+        <w:rFonts w:eastAsia="黑体"/>
         <w:b/>
         <w:bCs/>
         <w:i w:val="0"/>
@@ -11476,6 +11887,7 @@
     </w:tblStylePr>
     <w:tblStylePr w:type="lastRow">
       <w:rPr>
+        <w:rFonts w:eastAsia="黑体"/>
         <w:b/>
         <w:bCs/>
         <w:i w:val="0"/>
@@ -11497,6 +11909,7 @@
     </w:tblStylePr>
     <w:tblStylePr w:type="firstCol">
       <w:rPr>
+        <w:rFonts w:eastAsia="黑体"/>
         <w:b/>
         <w:bCs/>
         <w:i w:val="0"/>
@@ -11516,6 +11929,7 @@
     </w:tblStylePr>
     <w:tblStylePr w:type="lastCol">
       <w:rPr>
+        <w:rFonts w:eastAsia="黑体"/>
         <w:b/>
         <w:bCs/>
         <w:i w:val="0"/>
@@ -11596,6 +12010,7 @@
     </w:tcPr>
     <w:tblStylePr w:type="firstRow">
       <w:rPr>
+        <w:rFonts w:eastAsia="黑体"/>
         <w:b/>
         <w:bCs/>
         <w:i w:val="0"/>
@@ -11617,6 +12032,7 @@
     </w:tblStylePr>
     <w:tblStylePr w:type="lastRow">
       <w:rPr>
+        <w:rFonts w:eastAsia="黑体"/>
         <w:b/>
         <w:bCs/>
         <w:i w:val="0"/>
@@ -11638,6 +12054,7 @@
     </w:tblStylePr>
     <w:tblStylePr w:type="firstCol">
       <w:rPr>
+        <w:rFonts w:eastAsia="黑体"/>
         <w:b/>
         <w:bCs/>
         <w:i w:val="0"/>
@@ -11657,6 +12074,7 @@
     </w:tblStylePr>
     <w:tblStylePr w:type="lastCol">
       <w:rPr>
+        <w:rFonts w:eastAsia="黑体"/>
         <w:b/>
         <w:bCs/>
         <w:i w:val="0"/>
@@ -11714,6 +12132,7 @@
       <w:spacing w:after="0" w:line="240" w:lineRule="auto"/>
     </w:pPr>
     <w:rPr>
+      <w:rFonts w:eastAsia="黑体"/>
       <w:color w:themeColor="background1" w:val="FFFFFF"/>
     </w:rPr>
     <w:tblPr>
@@ -11732,6 +12151,7 @@
     </w:tcPr>
     <w:tblStylePr w:type="firstRow">
       <w:rPr>
+        <w:rFonts w:eastAsia="黑体"/>
         <w:b/>
         <w:bCs/>
       </w:rPr>
@@ -11828,6 +12248,7 @@
       <w:spacing w:after="0" w:line="240" w:lineRule="auto"/>
     </w:pPr>
     <w:rPr>
+      <w:rFonts w:eastAsia="黑体"/>
       <w:color w:themeColor="background1" w:val="FFFFFF"/>
     </w:rPr>
     <w:tblPr>
@@ -11846,6 +12267,7 @@
     </w:tcPr>
     <w:tblStylePr w:type="firstRow">
       <w:rPr>
+        <w:rFonts w:eastAsia="黑体"/>
         <w:b/>
         <w:bCs/>
       </w:rPr>
@@ -11942,6 +12364,7 @@
       <w:spacing w:after="0" w:line="240" w:lineRule="auto"/>
     </w:pPr>
     <w:rPr>
+      <w:rFonts w:eastAsia="黑体"/>
       <w:color w:themeColor="background1" w:val="FFFFFF"/>
     </w:rPr>
     <w:tblPr>
@@ -11960,6 +12383,7 @@
     </w:tcPr>
     <w:tblStylePr w:type="firstRow">
       <w:rPr>
+        <w:rFonts w:eastAsia="黑体"/>
         <w:b/>
         <w:bCs/>
       </w:rPr>
@@ -12056,6 +12480,7 @@
       <w:spacing w:after="0" w:line="240" w:lineRule="auto"/>
     </w:pPr>
     <w:rPr>
+      <w:rFonts w:eastAsia="黑体"/>
       <w:color w:themeColor="background1" w:val="FFFFFF"/>
     </w:rPr>
     <w:tblPr>
@@ -12074,6 +12499,7 @@
     </w:tcPr>
     <w:tblStylePr w:type="firstRow">
       <w:rPr>
+        <w:rFonts w:eastAsia="黑体"/>
         <w:b/>
         <w:bCs/>
       </w:rPr>
@@ -12170,6 +12596,7 @@
       <w:spacing w:after="0" w:line="240" w:lineRule="auto"/>
     </w:pPr>
     <w:rPr>
+      <w:rFonts w:eastAsia="黑体"/>
       <w:color w:themeColor="background1" w:val="FFFFFF"/>
     </w:rPr>
     <w:tblPr>
@@ -12188,6 +12615,7 @@
     </w:tcPr>
     <w:tblStylePr w:type="firstRow">
       <w:rPr>
+        <w:rFonts w:eastAsia="黑体"/>
         <w:b/>
         <w:bCs/>
       </w:rPr>
@@ -12284,6 +12712,7 @@
       <w:spacing w:after="0" w:line="240" w:lineRule="auto"/>
     </w:pPr>
     <w:rPr>
+      <w:rFonts w:eastAsia="黑体"/>
       <w:color w:themeColor="background1" w:val="FFFFFF"/>
     </w:rPr>
     <w:tblPr>
@@ -12302,6 +12731,7 @@
     </w:tcPr>
     <w:tblStylePr w:type="firstRow">
       <w:rPr>
+        <w:rFonts w:eastAsia="黑体"/>
         <w:b/>
         <w:bCs/>
       </w:rPr>
@@ -12398,6 +12828,7 @@
       <w:spacing w:after="0" w:line="240" w:lineRule="auto"/>
     </w:pPr>
     <w:rPr>
+      <w:rFonts w:eastAsia="黑体"/>
       <w:color w:themeColor="background1" w:val="FFFFFF"/>
     </w:rPr>
     <w:tblPr>
@@ -12416,6 +12847,7 @@
     </w:tcPr>
     <w:tblStylePr w:type="firstRow">
       <w:rPr>
+        <w:rFonts w:eastAsia="黑体"/>
         <w:b/>
         <w:bCs/>
       </w:rPr>
@@ -12512,6 +12944,7 @@
       <w:spacing w:after="0" w:line="240" w:lineRule="auto"/>
     </w:pPr>
     <w:rPr>
+      <w:rFonts w:eastAsia="黑体"/>
       <w:color w:themeColor="text1" w:val="000000"/>
     </w:rPr>
     <w:tblPr>
@@ -12538,6 +12971,7 @@
     </w:tcPr>
     <w:tblStylePr w:type="firstRow">
       <w:rPr>
+        <w:rFonts w:eastAsia="黑体"/>
         <w:b/>
         <w:bCs/>
       </w:rPr>
@@ -12556,6 +12990,7 @@
     </w:tblStylePr>
     <w:tblStylePr w:type="lastRow">
       <w:rPr>
+        <w:rFonts w:eastAsia="黑体"/>
         <w:b/>
         <w:bCs/>
         <w:color w:themeColor="background1" w:val="FFFFFF"/>
@@ -12570,6 +13005,7 @@
     </w:tblStylePr>
     <w:tblStylePr w:type="firstCol">
       <w:rPr>
+        <w:rFonts w:eastAsia="黑体"/>
         <w:color w:themeColor="background1" w:val="FFFFFF"/>
       </w:rPr>
       <w:tblPr/>
@@ -12587,6 +13023,7 @@
     </w:tblStylePr>
     <w:tblStylePr w:type="lastCol">
       <w:rPr>
+        <w:rFonts w:eastAsia="黑体"/>
         <w:color w:themeColor="background1" w:val="FFFFFF"/>
       </w:rPr>
       <w:tblPr/>
@@ -12616,11 +13053,13 @@
     </w:tblStylePr>
     <w:tblStylePr w:type="neCell">
       <w:rPr>
+        <w:rFonts w:eastAsia="黑体"/>
         <w:color w:themeColor="text1" w:val="000000"/>
       </w:rPr>
     </w:tblStylePr>
     <w:tblStylePr w:type="nwCell">
       <w:rPr>
+        <w:rFonts w:eastAsia="黑体"/>
         <w:color w:themeColor="text1" w:val="000000"/>
       </w:rPr>
     </w:tblStylePr>
@@ -12634,6 +13073,7 @@
       <w:spacing w:after="0" w:line="240" w:lineRule="auto"/>
     </w:pPr>
     <w:rPr>
+      <w:rFonts w:eastAsia="黑体"/>
       <w:color w:themeColor="text1" w:val="000000"/>
     </w:rPr>
     <w:tblPr>
@@ -12660,6 +13100,7 @@
     </w:tcPr>
     <w:tblStylePr w:type="firstRow">
       <w:rPr>
+        <w:rFonts w:eastAsia="黑体"/>
         <w:b/>
         <w:bCs/>
       </w:rPr>
@@ -12678,6 +13119,7 @@
     </w:tblStylePr>
     <w:tblStylePr w:type="lastRow">
       <w:rPr>
+        <w:rFonts w:eastAsia="黑体"/>
         <w:b/>
         <w:bCs/>
         <w:color w:themeColor="background1" w:val="FFFFFF"/>
@@ -12692,6 +13134,7 @@
     </w:tblStylePr>
     <w:tblStylePr w:type="firstCol">
       <w:rPr>
+        <w:rFonts w:eastAsia="黑体"/>
         <w:color w:themeColor="background1" w:val="FFFFFF"/>
       </w:rPr>
       <w:tblPr/>
@@ -12709,6 +13152,7 @@
     </w:tblStylePr>
     <w:tblStylePr w:type="lastCol">
       <w:rPr>
+        <w:rFonts w:eastAsia="黑体"/>
         <w:color w:themeColor="background1" w:val="FFFFFF"/>
       </w:rPr>
       <w:tblPr/>
@@ -12738,11 +13182,13 @@
     </w:tblStylePr>
     <w:tblStylePr w:type="neCell">
       <w:rPr>
+        <w:rFonts w:eastAsia="黑体"/>
         <w:color w:themeColor="text1" w:val="000000"/>
       </w:rPr>
     </w:tblStylePr>
     <w:tblStylePr w:type="nwCell">
       <w:rPr>
+        <w:rFonts w:eastAsia="黑体"/>
         <w:color w:themeColor="text1" w:val="000000"/>
       </w:rPr>
     </w:tblStylePr>
@@ -12756,6 +13202,7 @@
       <w:spacing w:after="0" w:line="240" w:lineRule="auto"/>
     </w:pPr>
     <w:rPr>
+      <w:rFonts w:eastAsia="黑体"/>
       <w:color w:themeColor="text1" w:val="000000"/>
     </w:rPr>
     <w:tblPr>
@@ -12782,6 +13229,7 @@
     </w:tcPr>
     <w:tblStylePr w:type="firstRow">
       <w:rPr>
+        <w:rFonts w:eastAsia="黑体"/>
         <w:b/>
         <w:bCs/>
       </w:rPr>
@@ -12800,6 +13248,7 @@
     </w:tblStylePr>
     <w:tblStylePr w:type="lastRow">
       <w:rPr>
+        <w:rFonts w:eastAsia="黑体"/>
         <w:b/>
         <w:bCs/>
         <w:color w:themeColor="background1" w:val="FFFFFF"/>
@@ -12814,6 +13263,7 @@
     </w:tblStylePr>
     <w:tblStylePr w:type="firstCol">
       <w:rPr>
+        <w:rFonts w:eastAsia="黑体"/>
         <w:color w:themeColor="background1" w:val="FFFFFF"/>
       </w:rPr>
       <w:tblPr/>
@@ -12831,6 +13281,7 @@
     </w:tblStylePr>
     <w:tblStylePr w:type="lastCol">
       <w:rPr>
+        <w:rFonts w:eastAsia="黑体"/>
         <w:color w:themeColor="background1" w:val="FFFFFF"/>
       </w:rPr>
       <w:tblPr/>
@@ -12860,11 +13311,13 @@
     </w:tblStylePr>
     <w:tblStylePr w:type="neCell">
       <w:rPr>
+        <w:rFonts w:eastAsia="黑体"/>
         <w:color w:themeColor="text1" w:val="000000"/>
       </w:rPr>
     </w:tblStylePr>
     <w:tblStylePr w:type="nwCell">
       <w:rPr>
+        <w:rFonts w:eastAsia="黑体"/>
         <w:color w:themeColor="text1" w:val="000000"/>
       </w:rPr>
     </w:tblStylePr>
@@ -12878,6 +13331,7 @@
       <w:spacing w:after="0" w:line="240" w:lineRule="auto"/>
     </w:pPr>
     <w:rPr>
+      <w:rFonts w:eastAsia="黑体"/>
       <w:color w:themeColor="text1" w:val="000000"/>
     </w:rPr>
     <w:tblPr>
@@ -12904,6 +13358,7 @@
     </w:tcPr>
     <w:tblStylePr w:type="firstRow">
       <w:rPr>
+        <w:rFonts w:eastAsia="黑体"/>
         <w:b/>
         <w:bCs/>
       </w:rPr>
@@ -12922,6 +13377,7 @@
     </w:tblStylePr>
     <w:tblStylePr w:type="lastRow">
       <w:rPr>
+        <w:rFonts w:eastAsia="黑体"/>
         <w:b/>
         <w:bCs/>
         <w:color w:themeColor="background1" w:val="FFFFFF"/>
@@ -12936,6 +13392,7 @@
     </w:tblStylePr>
     <w:tblStylePr w:type="firstCol">
       <w:rPr>
+        <w:rFonts w:eastAsia="黑体"/>
         <w:color w:themeColor="background1" w:val="FFFFFF"/>
       </w:rPr>
       <w:tblPr/>
@@ -12953,6 +13410,7 @@
     </w:tblStylePr>
     <w:tblStylePr w:type="lastCol">
       <w:rPr>
+        <w:rFonts w:eastAsia="黑体"/>
         <w:color w:themeColor="background1" w:val="FFFFFF"/>
       </w:rPr>
       <w:tblPr/>
@@ -12990,6 +13448,7 @@
       <w:spacing w:after="0" w:line="240" w:lineRule="auto"/>
     </w:pPr>
     <w:rPr>
+      <w:rFonts w:eastAsia="黑体"/>
       <w:color w:themeColor="text1" w:val="000000"/>
     </w:rPr>
     <w:tblPr>
@@ -13016,6 +13475,7 @@
     </w:tcPr>
     <w:tblStylePr w:type="firstRow">
       <w:rPr>
+        <w:rFonts w:eastAsia="黑体"/>
         <w:b/>
         <w:bCs/>
       </w:rPr>
@@ -13034,6 +13494,7 @@
     </w:tblStylePr>
     <w:tblStylePr w:type="lastRow">
       <w:rPr>
+        <w:rFonts w:eastAsia="黑体"/>
         <w:b/>
         <w:bCs/>
         <w:color w:themeColor="background1" w:val="FFFFFF"/>
@@ -13048,6 +13509,7 @@
     </w:tblStylePr>
     <w:tblStylePr w:type="firstCol">
       <w:rPr>
+        <w:rFonts w:eastAsia="黑体"/>
         <w:color w:themeColor="background1" w:val="FFFFFF"/>
       </w:rPr>
       <w:tblPr/>
@@ -13065,6 +13527,7 @@
     </w:tblStylePr>
     <w:tblStylePr w:type="lastCol">
       <w:rPr>
+        <w:rFonts w:eastAsia="黑体"/>
         <w:color w:themeColor="background1" w:val="FFFFFF"/>
       </w:rPr>
       <w:tblPr/>
@@ -13094,11 +13557,13 @@
     </w:tblStylePr>
     <w:tblStylePr w:type="neCell">
       <w:rPr>
+        <w:rFonts w:eastAsia="黑体"/>
         <w:color w:themeColor="text1" w:val="000000"/>
       </w:rPr>
     </w:tblStylePr>
     <w:tblStylePr w:type="nwCell">
       <w:rPr>
+        <w:rFonts w:eastAsia="黑体"/>
         <w:color w:themeColor="text1" w:val="000000"/>
       </w:rPr>
     </w:tblStylePr>
@@ -13112,6 +13577,7 @@
       <w:spacing w:after="0" w:line="240" w:lineRule="auto"/>
     </w:pPr>
     <w:rPr>
+      <w:rFonts w:eastAsia="黑体"/>
       <w:color w:themeColor="text1" w:val="000000"/>
     </w:rPr>
     <w:tblPr>
@@ -13138,6 +13604,7 @@
     </w:tcPr>
     <w:tblStylePr w:type="firstRow">
       <w:rPr>
+        <w:rFonts w:eastAsia="黑体"/>
         <w:b/>
         <w:bCs/>
       </w:rPr>
@@ -13156,6 +13623,7 @@
     </w:tblStylePr>
     <w:tblStylePr w:type="lastRow">
       <w:rPr>
+        <w:rFonts w:eastAsia="黑体"/>
         <w:b/>
         <w:bCs/>
         <w:color w:themeColor="background1" w:val="FFFFFF"/>
@@ -13170,6 +13638,7 @@
     </w:tblStylePr>
     <w:tblStylePr w:type="firstCol">
       <w:rPr>
+        <w:rFonts w:eastAsia="黑体"/>
         <w:color w:themeColor="background1" w:val="FFFFFF"/>
       </w:rPr>
       <w:tblPr/>
@@ -13187,6 +13656,7 @@
     </w:tblStylePr>
     <w:tblStylePr w:type="lastCol">
       <w:rPr>
+        <w:rFonts w:eastAsia="黑体"/>
         <w:color w:themeColor="background1" w:val="FFFFFF"/>
       </w:rPr>
       <w:tblPr/>
@@ -13216,11 +13686,13 @@
     </w:tblStylePr>
     <w:tblStylePr w:type="neCell">
       <w:rPr>
+        <w:rFonts w:eastAsia="黑体"/>
         <w:color w:themeColor="text1" w:val="000000"/>
       </w:rPr>
     </w:tblStylePr>
     <w:tblStylePr w:type="nwCell">
       <w:rPr>
+        <w:rFonts w:eastAsia="黑体"/>
         <w:color w:themeColor="text1" w:val="000000"/>
       </w:rPr>
     </w:tblStylePr>
@@ -13234,6 +13706,7 @@
       <w:spacing w:after="0" w:line="240" w:lineRule="auto"/>
     </w:pPr>
     <w:rPr>
+      <w:rFonts w:eastAsia="黑体"/>
       <w:color w:themeColor="text1" w:val="000000"/>
     </w:rPr>
     <w:tblPr>
@@ -13260,6 +13733,7 @@
     </w:tcPr>
     <w:tblStylePr w:type="firstRow">
       <w:rPr>
+        <w:rFonts w:eastAsia="黑体"/>
         <w:b/>
         <w:bCs/>
       </w:rPr>
@@ -13278,6 +13752,7 @@
     </w:tblStylePr>
     <w:tblStylePr w:type="lastRow">
       <w:rPr>
+        <w:rFonts w:eastAsia="黑体"/>
         <w:b/>
         <w:bCs/>
         <w:color w:themeColor="background1" w:val="FFFFFF"/>
@@ -13292,6 +13767,7 @@
     </w:tblStylePr>
     <w:tblStylePr w:type="firstCol">
       <w:rPr>
+        <w:rFonts w:eastAsia="黑体"/>
         <w:color w:themeColor="background1" w:val="FFFFFF"/>
       </w:rPr>
       <w:tblPr/>
@@ -13309,6 +13785,7 @@
     </w:tblStylePr>
     <w:tblStylePr w:type="lastCol">
       <w:rPr>
+        <w:rFonts w:eastAsia="黑体"/>
         <w:color w:themeColor="background1" w:val="FFFFFF"/>
       </w:rPr>
       <w:tblPr/>
@@ -13338,11 +13815,13 @@
     </w:tblStylePr>
     <w:tblStylePr w:type="neCell">
       <w:rPr>
+        <w:rFonts w:eastAsia="黑体"/>
         <w:color w:themeColor="text1" w:val="000000"/>
       </w:rPr>
     </w:tblStylePr>
     <w:tblStylePr w:type="nwCell">
       <w:rPr>
+        <w:rFonts w:eastAsia="黑体"/>
         <w:color w:themeColor="text1" w:val="000000"/>
       </w:rPr>
     </w:tblStylePr>
@@ -13356,6 +13835,7 @@
       <w:spacing w:after="0" w:line="240" w:lineRule="auto"/>
     </w:pPr>
     <w:rPr>
+      <w:rFonts w:eastAsia="黑体"/>
       <w:color w:themeColor="text1" w:val="000000"/>
     </w:rPr>
     <w:tblPr>
@@ -13374,6 +13854,7 @@
     </w:tcPr>
     <w:tblStylePr w:type="firstRow">
       <w:rPr>
+        <w:rFonts w:eastAsia="黑体"/>
         <w:b/>
         <w:bCs/>
         <w:color w:themeColor="background1" w:val="FFFFFF"/>
@@ -13388,6 +13869,7 @@
     </w:tblStylePr>
     <w:tblStylePr w:type="lastRow">
       <w:rPr>
+        <w:rFonts w:eastAsia="黑体"/>
         <w:b/>
         <w:bCs/>
         <w:color w:themeColor="accent2" w:themeShade="CC" w:val="9E3A38"/>
@@ -13402,12 +13884,14 @@
     </w:tblStylePr>
     <w:tblStylePr w:type="firstCol">
       <w:rPr>
+        <w:rFonts w:eastAsia="黑体"/>
         <w:b/>
         <w:bCs/>
       </w:rPr>
     </w:tblStylePr>
     <w:tblStylePr w:type="lastCol">
       <w:rPr>
+        <w:rFonts w:eastAsia="黑体"/>
         <w:b/>
         <w:bCs/>
       </w:rPr>
@@ -13442,6 +13926,7 @@
       <w:spacing w:after="0" w:line="240" w:lineRule="auto"/>
     </w:pPr>
     <w:rPr>
+      <w:rFonts w:eastAsia="黑体"/>
       <w:color w:themeColor="text1" w:val="000000"/>
     </w:rPr>
     <w:tblPr>
@@ -13460,6 +13945,7 @@
     </w:tcPr>
     <w:tblStylePr w:type="firstRow">
       <w:rPr>
+        <w:rFonts w:eastAsia="黑体"/>
         <w:b/>
         <w:bCs/>
         <w:color w:themeColor="background1" w:val="FFFFFF"/>
@@ -13474,6 +13960,7 @@
     </w:tblStylePr>
     <w:tblStylePr w:type="lastRow">
       <w:rPr>
+        <w:rFonts w:eastAsia="黑体"/>
         <w:b/>
         <w:bCs/>
         <w:color w:themeColor="accent2" w:themeShade="CC" w:val="9E3A38"/>
@@ -13488,12 +13975,14 @@
     </w:tblStylePr>
     <w:tblStylePr w:type="firstCol">
       <w:rPr>
+        <w:rFonts w:eastAsia="黑体"/>
         <w:b/>
         <w:bCs/>
       </w:rPr>
     </w:tblStylePr>
     <w:tblStylePr w:type="lastCol">
       <w:rPr>
+        <w:rFonts w:eastAsia="黑体"/>
         <w:b/>
         <w:bCs/>
       </w:rPr>
@@ -13528,6 +14017,7 @@
       <w:spacing w:after="0" w:line="240" w:lineRule="auto"/>
     </w:pPr>
     <w:rPr>
+      <w:rFonts w:eastAsia="黑体"/>
       <w:color w:themeColor="text1" w:val="000000"/>
     </w:rPr>
     <w:tblPr>
@@ -13546,6 +14036,7 @@
     </w:tcPr>
     <w:tblStylePr w:type="firstRow">
       <w:rPr>
+        <w:rFonts w:eastAsia="黑体"/>
         <w:b/>
         <w:bCs/>
         <w:color w:themeColor="background1" w:val="FFFFFF"/>
@@ -13560,6 +14051,7 @@
     </w:tblStylePr>
     <w:tblStylePr w:type="lastRow">
       <w:rPr>
+        <w:rFonts w:eastAsia="黑体"/>
         <w:b/>
         <w:bCs/>
         <w:color w:themeColor="accent2" w:themeShade="CC" w:val="9E3A38"/>
@@ -13574,12 +14066,14 @@
     </w:tblStylePr>
     <w:tblStylePr w:type="firstCol">
       <w:rPr>
+        <w:rFonts w:eastAsia="黑体"/>
         <w:b/>
         <w:bCs/>
       </w:rPr>
     </w:tblStylePr>
     <w:tblStylePr w:type="lastCol">
       <w:rPr>
+        <w:rFonts w:eastAsia="黑体"/>
         <w:b/>
         <w:bCs/>
       </w:rPr>
@@ -13614,6 +14108,7 @@
       <w:spacing w:after="0" w:line="240" w:lineRule="auto"/>
     </w:pPr>
     <w:rPr>
+      <w:rFonts w:eastAsia="黑体"/>
       <w:color w:themeColor="text1" w:val="000000"/>
     </w:rPr>
     <w:tblPr>
@@ -13632,6 +14127,7 @@
     </w:tcPr>
     <w:tblStylePr w:type="firstRow">
       <w:rPr>
+        <w:rFonts w:eastAsia="黑体"/>
         <w:b/>
         <w:bCs/>
         <w:color w:themeColor="background1" w:val="FFFFFF"/>
@@ -13646,6 +14142,7 @@
     </w:tblStylePr>
     <w:tblStylePr w:type="lastRow">
       <w:rPr>
+        <w:rFonts w:eastAsia="黑体"/>
         <w:b/>
         <w:bCs/>
         <w:color w:themeColor="accent4" w:themeShade="CC" w:val="664E82"/>
@@ -13660,12 +14157,14 @@
     </w:tblStylePr>
     <w:tblStylePr w:type="firstCol">
       <w:rPr>
+        <w:rFonts w:eastAsia="黑体"/>
         <w:b/>
         <w:bCs/>
       </w:rPr>
     </w:tblStylePr>
     <w:tblStylePr w:type="lastCol">
       <w:rPr>
+        <w:rFonts w:eastAsia="黑体"/>
         <w:b/>
         <w:bCs/>
       </w:rPr>
@@ -13700,6 +14199,7 @@
       <w:spacing w:after="0" w:line="240" w:lineRule="auto"/>
     </w:pPr>
     <w:rPr>
+      <w:rFonts w:eastAsia="黑体"/>
       <w:color w:themeColor="text1" w:val="000000"/>
     </w:rPr>
     <w:tblPr>
@@ -13718,6 +14218,7 @@
     </w:tcPr>
     <w:tblStylePr w:type="firstRow">
       <w:rPr>
+        <w:rFonts w:eastAsia="黑体"/>
         <w:b/>
         <w:bCs/>
         <w:color w:themeColor="background1" w:val="FFFFFF"/>
@@ -13732,6 +14233,7 @@
     </w:tblStylePr>
     <w:tblStylePr w:type="lastRow">
       <w:rPr>
+        <w:rFonts w:eastAsia="黑体"/>
         <w:b/>
         <w:bCs/>
         <w:color w:themeColor="accent3" w:themeShade="CC" w:val="7E9C40"/>
@@ -13746,12 +14248,14 @@
     </w:tblStylePr>
     <w:tblStylePr w:type="firstCol">
       <w:rPr>
+        <w:rFonts w:eastAsia="黑体"/>
         <w:b/>
         <w:bCs/>
       </w:rPr>
     </w:tblStylePr>
     <w:tblStylePr w:type="lastCol">
       <w:rPr>
+        <w:rFonts w:eastAsia="黑体"/>
         <w:b/>
         <w:bCs/>
       </w:rPr>
@@ -13786,6 +14290,7 @@
       <w:spacing w:after="0" w:line="240" w:lineRule="auto"/>
     </w:pPr>
     <w:rPr>
+      <w:rFonts w:eastAsia="黑体"/>
       <w:color w:themeColor="text1" w:val="000000"/>
     </w:rPr>
     <w:tblPr>
@@ -13804,6 +14309,7 @@
     </w:tcPr>
     <w:tblStylePr w:type="firstRow">
       <w:rPr>
+        <w:rFonts w:eastAsia="黑体"/>
         <w:b/>
         <w:bCs/>
         <w:color w:themeColor="background1" w:val="FFFFFF"/>
@@ -13818,6 +14324,7 @@
     </w:tblStylePr>
     <w:tblStylePr w:type="lastRow">
       <w:rPr>
+        <w:rFonts w:eastAsia="黑体"/>
         <w:b/>
         <w:bCs/>
         <w:color w:themeColor="accent6" w:themeShade="CC" w:val="F2730A"/>
@@ -13832,12 +14339,14 @@
     </w:tblStylePr>
     <w:tblStylePr w:type="firstCol">
       <w:rPr>
+        <w:rFonts w:eastAsia="黑体"/>
         <w:b/>
         <w:bCs/>
       </w:rPr>
     </w:tblStylePr>
     <w:tblStylePr w:type="lastCol">
       <w:rPr>
+        <w:rFonts w:eastAsia="黑体"/>
         <w:b/>
         <w:bCs/>
       </w:rPr>
@@ -13872,6 +14381,7 @@
       <w:spacing w:after="0" w:line="240" w:lineRule="auto"/>
     </w:pPr>
     <w:rPr>
+      <w:rFonts w:eastAsia="黑体"/>
       <w:color w:themeColor="text1" w:val="000000"/>
     </w:rPr>
     <w:tblPr>
@@ -13890,6 +14400,7 @@
     </w:tcPr>
     <w:tblStylePr w:type="firstRow">
       <w:rPr>
+        <w:rFonts w:eastAsia="黑体"/>
         <w:b/>
         <w:bCs/>
         <w:color w:themeColor="background1" w:val="FFFFFF"/>
@@ -13904,6 +14415,7 @@
     </w:tblStylePr>
     <w:tblStylePr w:type="lastRow">
       <w:rPr>
+        <w:rFonts w:eastAsia="黑体"/>
         <w:b/>
         <w:bCs/>
         <w:color w:themeColor="accent5" w:themeShade="CC" w:val="348DA5"/>
@@ -13918,12 +14430,14 @@
     </w:tblStylePr>
     <w:tblStylePr w:type="firstCol">
       <w:rPr>
+        <w:rFonts w:eastAsia="黑体"/>
         <w:b/>
         <w:bCs/>
       </w:rPr>
     </w:tblStylePr>
     <w:tblStylePr w:type="lastCol">
       <w:rPr>
+        <w:rFonts w:eastAsia="黑体"/>
         <w:b/>
         <w:bCs/>
       </w:rPr>
@@ -13958,6 +14472,7 @@
       <w:spacing w:after="0" w:line="240" w:lineRule="auto"/>
     </w:pPr>
     <w:rPr>
+      <w:rFonts w:eastAsia="黑体"/>
       <w:color w:themeColor="text1" w:val="000000"/>
     </w:rPr>
     <w:tblPr>
@@ -13979,6 +14494,7 @@
     </w:tcPr>
     <w:tblStylePr w:type="firstRow">
       <w:rPr>
+        <w:rFonts w:eastAsia="黑体"/>
         <w:b/>
         <w:bCs/>
       </w:rPr>
@@ -13989,6 +14505,7 @@
     </w:tblStylePr>
     <w:tblStylePr w:type="lastRow">
       <w:rPr>
+        <w:rFonts w:eastAsia="黑体"/>
         <w:b/>
         <w:bCs/>
         <w:color w:themeColor="text1" w:val="000000"/>
@@ -14000,6 +14517,7 @@
     </w:tblStylePr>
     <w:tblStylePr w:type="firstCol">
       <w:rPr>
+        <w:rFonts w:eastAsia="黑体"/>
         <w:color w:themeColor="background1" w:val="FFFFFF"/>
       </w:rPr>
       <w:tblPr/>
@@ -14009,6 +14527,7 @@
     </w:tblStylePr>
     <w:tblStylePr w:type="lastCol">
       <w:rPr>
+        <w:rFonts w:eastAsia="黑体"/>
         <w:color w:themeColor="background1" w:val="FFFFFF"/>
       </w:rPr>
       <w:tblPr/>
@@ -14038,6 +14557,7 @@
       <w:spacing w:after="0" w:line="240" w:lineRule="auto"/>
     </w:pPr>
     <w:rPr>
+      <w:rFonts w:eastAsia="黑体"/>
       <w:color w:themeColor="text1" w:val="000000"/>
     </w:rPr>
     <w:tblPr>
@@ -14059,6 +14579,7 @@
     </w:tcPr>
     <w:tblStylePr w:type="firstRow">
       <w:rPr>
+        <w:rFonts w:eastAsia="黑体"/>
         <w:b/>
         <w:bCs/>
       </w:rPr>
@@ -14069,6 +14590,7 @@
     </w:tblStylePr>
     <w:tblStylePr w:type="lastRow">
       <w:rPr>
+        <w:rFonts w:eastAsia="黑体"/>
         <w:b/>
         <w:bCs/>
         <w:color w:themeColor="text1" w:val="000000"/>
@@ -14080,6 +14602,7 @@
     </w:tblStylePr>
     <w:tblStylePr w:type="firstCol">
       <w:rPr>
+        <w:rFonts w:eastAsia="黑体"/>
         <w:color w:themeColor="background1" w:val="FFFFFF"/>
       </w:rPr>
       <w:tblPr/>
@@ -14089,6 +14612,7 @@
     </w:tblStylePr>
     <w:tblStylePr w:type="lastCol">
       <w:rPr>
+        <w:rFonts w:eastAsia="黑体"/>
         <w:color w:themeColor="background1" w:val="FFFFFF"/>
       </w:rPr>
       <w:tblPr/>
@@ -14118,6 +14642,7 @@
       <w:spacing w:after="0" w:line="240" w:lineRule="auto"/>
     </w:pPr>
     <w:rPr>
+      <w:rFonts w:eastAsia="黑体"/>
       <w:color w:themeColor="text1" w:val="000000"/>
     </w:rPr>
     <w:tblPr>
@@ -14139,6 +14664,7 @@
     </w:tcPr>
     <w:tblStylePr w:type="firstRow">
       <w:rPr>
+        <w:rFonts w:eastAsia="黑体"/>
         <w:b/>
         <w:bCs/>
       </w:rPr>
@@ -14149,6 +14675,7 @@
     </w:tblStylePr>
     <w:tblStylePr w:type="lastRow">
       <w:rPr>
+        <w:rFonts w:eastAsia="黑体"/>
         <w:b/>
         <w:bCs/>
         <w:color w:themeColor="text1" w:val="000000"/>
@@ -14160,6 +14687,7 @@
     </w:tblStylePr>
     <w:tblStylePr w:type="firstCol">
       <w:rPr>
+        <w:rFonts w:eastAsia="黑体"/>
         <w:color w:themeColor="background1" w:val="FFFFFF"/>
       </w:rPr>
       <w:tblPr/>
@@ -14169,6 +14697,7 @@
     </w:tblStylePr>
     <w:tblStylePr w:type="lastCol">
       <w:rPr>
+        <w:rFonts w:eastAsia="黑体"/>
         <w:color w:themeColor="background1" w:val="FFFFFF"/>
       </w:rPr>
       <w:tblPr/>
@@ -14198,6 +14727,7 @@
       <w:spacing w:after="0" w:line="240" w:lineRule="auto"/>
     </w:pPr>
     <w:rPr>
+      <w:rFonts w:eastAsia="黑体"/>
       <w:color w:themeColor="text1" w:val="000000"/>
     </w:rPr>
     <w:tblPr>
@@ -14219,6 +14749,7 @@
     </w:tcPr>
     <w:tblStylePr w:type="firstRow">
       <w:rPr>
+        <w:rFonts w:eastAsia="黑体"/>
         <w:b/>
         <w:bCs/>
       </w:rPr>
@@ -14229,6 +14760,7 @@
     </w:tblStylePr>
     <w:tblStylePr w:type="lastRow">
       <w:rPr>
+        <w:rFonts w:eastAsia="黑体"/>
         <w:b/>
         <w:bCs/>
         <w:color w:themeColor="text1" w:val="000000"/>
@@ -14240,6 +14772,7 @@
     </w:tblStylePr>
     <w:tblStylePr w:type="firstCol">
       <w:rPr>
+        <w:rFonts w:eastAsia="黑体"/>
         <w:color w:themeColor="background1" w:val="FFFFFF"/>
       </w:rPr>
       <w:tblPr/>
@@ -14249,6 +14782,7 @@
     </w:tblStylePr>
     <w:tblStylePr w:type="lastCol">
       <w:rPr>
+        <w:rFonts w:eastAsia="黑体"/>
         <w:color w:themeColor="background1" w:val="FFFFFF"/>
       </w:rPr>
       <w:tblPr/>
@@ -14278,6 +14812,7 @@
       <w:spacing w:after="0" w:line="240" w:lineRule="auto"/>
     </w:pPr>
     <w:rPr>
+      <w:rFonts w:eastAsia="黑体"/>
       <w:color w:themeColor="text1" w:val="000000"/>
     </w:rPr>
     <w:tblPr>
@@ -14299,6 +14834,7 @@
     </w:tcPr>
     <w:tblStylePr w:type="firstRow">
       <w:rPr>
+        <w:rFonts w:eastAsia="黑体"/>
         <w:b/>
         <w:bCs/>
       </w:rPr>
@@ -14309,6 +14845,7 @@
     </w:tblStylePr>
     <w:tblStylePr w:type="lastRow">
       <w:rPr>
+        <w:rFonts w:eastAsia="黑体"/>
         <w:b/>
         <w:bCs/>
         <w:color w:themeColor="text1" w:val="000000"/>
@@ -14320,6 +14857,7 @@
     </w:tblStylePr>
     <w:tblStylePr w:type="firstCol">
       <w:rPr>
+        <w:rFonts w:eastAsia="黑体"/>
         <w:color w:themeColor="background1" w:val="FFFFFF"/>
       </w:rPr>
       <w:tblPr/>
@@ -14329,6 +14867,7 @@
     </w:tblStylePr>
     <w:tblStylePr w:type="lastCol">
       <w:rPr>
+        <w:rFonts w:eastAsia="黑体"/>
         <w:color w:themeColor="background1" w:val="FFFFFF"/>
       </w:rPr>
       <w:tblPr/>
@@ -14358,6 +14897,7 @@
       <w:spacing w:after="0" w:line="240" w:lineRule="auto"/>
     </w:pPr>
     <w:rPr>
+      <w:rFonts w:eastAsia="黑体"/>
       <w:color w:themeColor="text1" w:val="000000"/>
     </w:rPr>
     <w:tblPr>
@@ -14379,6 +14919,7 @@
     </w:tcPr>
     <w:tblStylePr w:type="firstRow">
       <w:rPr>
+        <w:rFonts w:eastAsia="黑体"/>
         <w:b/>
         <w:bCs/>
       </w:rPr>
@@ -14389,6 +14930,7 @@
     </w:tblStylePr>
     <w:tblStylePr w:type="lastRow">
       <w:rPr>
+        <w:rFonts w:eastAsia="黑体"/>
         <w:b/>
         <w:bCs/>
         <w:color w:themeColor="text1" w:val="000000"/>
@@ -14400,6 +14942,7 @@
     </w:tblStylePr>
     <w:tblStylePr w:type="firstCol">
       <w:rPr>
+        <w:rFonts w:eastAsia="黑体"/>
         <w:color w:themeColor="background1" w:val="FFFFFF"/>
       </w:rPr>
       <w:tblPr/>
@@ -14409,6 +14952,7 @@
     </w:tblStylePr>
     <w:tblStylePr w:type="lastCol">
       <w:rPr>
+        <w:rFonts w:eastAsia="黑体"/>
         <w:color w:themeColor="background1" w:val="FFFFFF"/>
       </w:rPr>
       <w:tblPr/>
@@ -14438,6 +14982,7 @@
       <w:spacing w:after="0" w:line="240" w:lineRule="auto"/>
     </w:pPr>
     <w:rPr>
+      <w:rFonts w:eastAsia="黑体"/>
       <w:color w:themeColor="text1" w:val="000000"/>
     </w:rPr>
     <w:tblPr>
@@ -14459,6 +15004,7 @@
     </w:tcPr>
     <w:tblStylePr w:type="firstRow">
       <w:rPr>
+        <w:rFonts w:eastAsia="黑体"/>
         <w:b/>
         <w:bCs/>
       </w:rPr>
@@ -14469,6 +15015,7 @@
     </w:tblStylePr>
     <w:tblStylePr w:type="lastRow">
       <w:rPr>
+        <w:rFonts w:eastAsia="黑体"/>
         <w:b/>
         <w:bCs/>
         <w:color w:themeColor="text1" w:val="000000"/>
@@ -14480,6 +15027,7 @@
     </w:tblStylePr>
     <w:tblStylePr w:type="firstCol">
       <w:rPr>
+        <w:rFonts w:eastAsia="黑体"/>
         <w:color w:themeColor="background1" w:val="FFFFFF"/>
       </w:rPr>
       <w:tblPr/>
@@ -14489,6 +15037,7 @@
     </w:tblStylePr>
     <w:tblStylePr w:type="lastCol">
       <w:rPr>
+        <w:rFonts w:eastAsia="黑体"/>
         <w:color w:themeColor="background1" w:val="FFFFFF"/>
       </w:rPr>
       <w:tblPr/>
@@ -14521,6 +15070,7 @@
     <w:name w:val="KeywordTok"/>
     <w:basedOn w:val="VerbatimChar"/>
     <w:rPr>
+      <w:rFonts w:eastAsia="黑体"/>
       <w:b/>
       <w:color w:val="007020"/>
     </w:rPr>
@@ -14529,6 +15079,7 @@
     <w:name w:val="DataTypeTok"/>
     <w:basedOn w:val="VerbatimChar"/>
     <w:rPr>
+      <w:rFonts w:eastAsia="黑体"/>
       <w:color w:val="902000"/>
     </w:rPr>
   </w:style>
@@ -14536,6 +15087,7 @@
     <w:name w:val="DecValTok"/>
     <w:basedOn w:val="VerbatimChar"/>
     <w:rPr>
+      <w:rFonts w:eastAsia="黑体"/>
       <w:color w:val="40a070"/>
     </w:rPr>
   </w:style>
@@ -14543,6 +15095,7 @@
     <w:name w:val="BaseNTok"/>
     <w:basedOn w:val="VerbatimChar"/>
     <w:rPr>
+      <w:rFonts w:eastAsia="黑体"/>
       <w:color w:val="40a070"/>
     </w:rPr>
   </w:style>
@@ -14550,6 +15103,7 @@
     <w:name w:val="FloatTok"/>
     <w:basedOn w:val="VerbatimChar"/>
     <w:rPr>
+      <w:rFonts w:eastAsia="黑体"/>
       <w:color w:val="40a070"/>
     </w:rPr>
   </w:style>
@@ -14557,6 +15111,7 @@
     <w:name w:val="ConstantTok"/>
     <w:basedOn w:val="VerbatimChar"/>
     <w:rPr>
+      <w:rFonts w:eastAsia="黑体"/>
       <w:color w:val="880000"/>
     </w:rPr>
   </w:style>
@@ -14564,6 +15119,7 @@
     <w:name w:val="CharTok"/>
     <w:basedOn w:val="VerbatimChar"/>
     <w:rPr>
+      <w:rFonts w:eastAsia="黑体"/>
       <w:color w:val="4070a0"/>
     </w:rPr>
   </w:style>
@@ -14571,6 +15127,7 @@
     <w:name w:val="SpecialCharTok"/>
     <w:basedOn w:val="VerbatimChar"/>
     <w:rPr>
+      <w:rFonts w:eastAsia="黑体"/>
       <w:color w:val="4070a0"/>
     </w:rPr>
   </w:style>
@@ -14578,6 +15135,7 @@
     <w:name w:val="StringTok"/>
     <w:basedOn w:val="VerbatimChar"/>
     <w:rPr>
+      <w:rFonts w:eastAsia="黑体"/>
       <w:color w:val="4070a0"/>
     </w:rPr>
   </w:style>
@@ -14585,6 +15143,7 @@
     <w:name w:val="VerbatimStringTok"/>
     <w:basedOn w:val="VerbatimChar"/>
     <w:rPr>
+      <w:rFonts w:eastAsia="黑体"/>
       <w:color w:val="4070a0"/>
     </w:rPr>
   </w:style>
@@ -14592,6 +15151,7 @@
     <w:name w:val="SpecialStringTok"/>
     <w:basedOn w:val="VerbatimChar"/>
     <w:rPr>
+      <w:rFonts w:eastAsia="黑体"/>
       <w:color w:val="bb6688"/>
     </w:rPr>
   </w:style>
@@ -14599,6 +15159,7 @@
     <w:name w:val="ImportTok"/>
     <w:basedOn w:val="VerbatimChar"/>
     <w:rPr>
+      <w:rFonts w:eastAsia="黑体"/>
       <w:b/>
       <w:color w:val="008000"/>
     </w:rPr>
@@ -14607,6 +15168,7 @@
     <w:name w:val="CommentTok"/>
     <w:basedOn w:val="VerbatimChar"/>
     <w:rPr>
+      <w:rFonts w:eastAsia="黑体"/>
       <w:i/>
       <w:color w:val="60a0b0"/>
     </w:rPr>
@@ -14615,6 +15177,7 @@
     <w:name w:val="DocumentationTok"/>
     <w:basedOn w:val="VerbatimChar"/>
     <w:rPr>
+      <w:rFonts w:eastAsia="黑体"/>
       <w:i/>
       <w:color w:val="ba2121"/>
     </w:rPr>
@@ -14623,6 +15186,7 @@
     <w:name w:val="AnnotationTok"/>
     <w:basedOn w:val="VerbatimChar"/>
     <w:rPr>
+      <w:rFonts w:eastAsia="黑体"/>
       <w:b/>
       <w:i/>
       <w:color w:val="60a0b0"/>
@@ -14632,6 +15196,7 @@
     <w:name w:val="CommentVarTok"/>
     <w:basedOn w:val="VerbatimChar"/>
     <w:rPr>
+      <w:rFonts w:eastAsia="黑体"/>
       <w:b/>
       <w:i/>
       <w:color w:val="60a0b0"/>
@@ -14641,6 +15206,7 @@
     <w:name w:val="OtherTok"/>
     <w:basedOn w:val="VerbatimChar"/>
     <w:rPr>
+      <w:rFonts w:eastAsia="黑体"/>
       <w:color w:val="007020"/>
     </w:rPr>
   </w:style>
@@ -14648,6 +15214,7 @@
     <w:name w:val="FunctionTok"/>
     <w:basedOn w:val="VerbatimChar"/>
     <w:rPr>
+      <w:rFonts w:eastAsia="黑体"/>
       <w:color w:val="06287e"/>
     </w:rPr>
   </w:style>
@@ -14655,6 +15222,7 @@
     <w:name w:val="VariableTok"/>
     <w:basedOn w:val="VerbatimChar"/>
     <w:rPr>
+      <w:rFonts w:eastAsia="黑体"/>
       <w:color w:val="19177c"/>
     </w:rPr>
   </w:style>
@@ -14662,6 +15230,7 @@
     <w:name w:val="ControlFlowTok"/>
     <w:basedOn w:val="VerbatimChar"/>
     <w:rPr>
+      <w:rFonts w:eastAsia="黑体"/>
       <w:b/>
       <w:color w:val="007020"/>
     </w:rPr>
@@ -14670,6 +15239,7 @@
     <w:name w:val="OperatorTok"/>
     <w:basedOn w:val="VerbatimChar"/>
     <w:rPr>
+      <w:rFonts w:eastAsia="黑体"/>
       <w:color w:val="666666"/>
     </w:rPr>
   </w:style>
@@ -14677,18 +15247,22 @@
     <w:name w:val="BuiltInTok"/>
     <w:basedOn w:val="VerbatimChar"/>
     <w:rPr>
+      <w:rFonts w:eastAsia="黑体"/>
       <w:color w:val="008000"/>
     </w:rPr>
   </w:style>
   <w:style w:type="character" w:customStyle="1" w:styleId="ExtensionTok">
     <w:name w:val="ExtensionTok"/>
     <w:basedOn w:val="VerbatimChar"/>
-    <w:rPr/>
+    <w:rPr>
+      <w:rFonts w:eastAsia="黑体"/>
+    </w:rPr>
   </w:style>
   <w:style w:type="character" w:customStyle="1" w:styleId="PreprocessorTok">
     <w:name w:val="PreprocessorTok"/>
     <w:basedOn w:val="VerbatimChar"/>
     <w:rPr>
+      <w:rFonts w:eastAsia="黑体"/>
       <w:color w:val="bc7a00"/>
     </w:rPr>
   </w:style>
@@ -14696,18 +15270,22 @@
     <w:name w:val="AttributeTok"/>
     <w:basedOn w:val="VerbatimChar"/>
     <w:rPr>
+      <w:rFonts w:eastAsia="黑体"/>
       <w:color w:val="7d9029"/>
     </w:rPr>
   </w:style>
   <w:style w:type="character" w:customStyle="1" w:styleId="RegionMarkerTok">
     <w:name w:val="RegionMarkerTok"/>
     <w:basedOn w:val="VerbatimChar"/>
-    <w:rPr/>
+    <w:rPr>
+      <w:rFonts w:eastAsia="黑体"/>
+    </w:rPr>
   </w:style>
   <w:style w:type="character" w:customStyle="1" w:styleId="InformationTok">
     <w:name w:val="InformationTok"/>
     <w:basedOn w:val="VerbatimChar"/>
     <w:rPr>
+      <w:rFonts w:eastAsia="黑体"/>
       <w:b/>
       <w:i/>
       <w:color w:val="60a0b0"/>
@@ -14717,6 +15295,7 @@
     <w:name w:val="WarningTok"/>
     <w:basedOn w:val="VerbatimChar"/>
     <w:rPr>
+      <w:rFonts w:eastAsia="黑体"/>
       <w:b/>
       <w:i/>
       <w:color w:val="60a0b0"/>
@@ -14726,6 +15305,7 @@
     <w:name w:val="AlertTok"/>
     <w:basedOn w:val="VerbatimChar"/>
     <w:rPr>
+      <w:rFonts w:eastAsia="黑体"/>
       <w:b/>
       <w:color w:val="ff0000"/>
     </w:rPr>
@@ -14734,6 +15314,7 @@
     <w:name w:val="ErrorTok"/>
     <w:basedOn w:val="VerbatimChar"/>
     <w:rPr>
+      <w:rFonts w:eastAsia="黑体"/>
       <w:b/>
       <w:color w:val="ff0000"/>
     </w:rPr>
@@ -14741,7 +15322,9 @@
   <w:style w:type="character" w:customStyle="1" w:styleId="NormalTok">
     <w:name w:val="NormalTok"/>
     <w:basedOn w:val="VerbatimChar"/>
-    <w:rPr/>
+    <w:rPr>
+      <w:rFonts w:eastAsia="黑体"/>
+    </w:rPr>
   </w:style>
 </w:styles>
 </file>
@@ -14790,12 +15373,12 @@
     <a:fontScheme name="Office">
       <a:majorFont>
         <a:latin typeface="Calibri"/>
-        <a:ea typeface=""/>
+        <a:ea typeface="黑体"/>
         <a:cs typeface=""/>
         <a:font script="Jpan" typeface="ＭＳ ゴシック"/>
         <a:font script="Hang" typeface="맑은 고딕"/>
-        <a:font script="Hans" typeface="宋体"/>
-        <a:font script="Hant" typeface="新細明體"/>
+        <a:font script="Hans" typeface="黑体"/>
+        <a:font script="Hant" typeface="黑体"/>
         <a:font script="Arab" typeface="Times New Roman"/>
         <a:font script="Hebr" typeface="Times New Roman"/>
         <a:font script="Thai" typeface="Angsana New"/>
@@ -14825,12 +15408,12 @@
       </a:majorFont>
       <a:minorFont>
         <a:latin typeface="Cambria"/>
-        <a:ea typeface=""/>
+        <a:ea typeface="黑体"/>
         <a:cs typeface=""/>
         <a:font script="Jpan" typeface="ＭＳ 明朝"/>
         <a:font script="Hang" typeface="맑은 고딕"/>
-        <a:font script="Hans" typeface="宋体"/>
-        <a:font script="Hant" typeface="新細明體"/>
+        <a:font script="Hans" typeface="黑体"/>
+        <a:font script="Hant" typeface="黑体"/>
         <a:font script="Arab" typeface="Arial"/>
         <a:font script="Hebr" typeface="Arial"/>
         <a:font script="Thai" typeface="Cordia New"/>

--- a/06-转换电路/03-电平转换/逻辑电平匹配电路/逻辑电平匹配电路.docx
+++ b/06-转换电路/03-电平转换/逻辑电平匹配电路/逻辑电平匹配电路.docx
@@ -2302,7 +2302,7 @@
           <w:color w:val="555555"/>
           <w:sz w:val="21"/>
         </w:rPr>
-        <w:t>材料收集者：杜文杰，WX手机：19519196569，QQ:3478827729</w:t>
+        <w:t>材料收集者：杜文杰，微信/手机：19519196569，QQ:3478827729</w:t>
       </w:r>
     </w:p>
     <w:sectPr>
